--- a/Методичка_Физика_лазеров_для_3D-технологий.docx
+++ b/Методичка_Физика_лазеров_для_3D-технологий.docx
@@ -971,7 +971,7 @@
           <w:i w:val="0"/>
           <w:sz w:val="22"/>
         </w:rPr>
-        <w:t xml:space="preserve">    6. СПЕКТРАЛЬНАЯ ПОГЛОЩАТЕЛЬНАЯ СПОСОБНОСТЬ</w:t>
+        <w:t xml:space="preserve">    6. СПЕКТРАЛЬНАЯ ПОГЛОЩАТЕЛЬНАЯ СПОСОБНОСТЬ И СЦЕНАРИИ</w:t>
       </w:r>
     </w:p>
     <w:p>
@@ -4498,7 +4498,7 @@
           <w:i w:val="0"/>
           <w:sz w:val="24"/>
         </w:rPr>
-        <w:t>Рассмотрим график пороговой плотности энергии. По горизонтальной оси (логарифмическая шкала!) отложена длительность лазерного импульса или время воздействия τ - от фемтосекунд (10⁻¹⁵ с) до миллисекунд (10⁻³ с). По вертикальной оси - пороговая плотность энергии E_th в Дж/см², необходимая для начала плавления или испарения материала.</w:t>
+        <w:t>Посмотрите на этот график. По горизонтальной оси (логарифмическая шкала!) отложена длительность лазерного импульса или время воздействия τ - от фемтосекунд (10⁻¹⁵ с) до миллисекунд (10⁻³ с). По вертикальной оси - пороговая плотность энергии E_th в Дж/см², необходимая для начала плавления или испарения материала.</w:t>
       </w:r>
     </w:p>
     <w:p>
@@ -4525,7 +4525,7 @@
       <w:r>
         <w:drawing>
           <wp:inline xmlns:a="http://schemas.openxmlformats.org/drawingml/2006/main" xmlns:pic="http://schemas.openxmlformats.org/drawingml/2006/picture">
-            <wp:extent cx="5040000" cy="2984211"/>
+            <wp:extent cx="5760000" cy="3410526"/>
             <wp:docPr id="7" name="Picture 7"/>
             <wp:cNvGraphicFramePr>
               <a:graphicFrameLocks noChangeAspect="1"/>
@@ -4546,7 +4546,7 @@
                   <pic:spPr>
                     <a:xfrm>
                       <a:off x="0" y="0"/>
-                      <a:ext cx="5040000" cy="2984211"/>
+                      <a:ext cx="5760000" cy="3410526"/>
                     </a:xfrm>
                     <a:prstGeom prst="rect"/>
                   </pic:spPr>
@@ -7234,7 +7234,7 @@
           <w:i w:val="0"/>
           <w:sz w:val="24"/>
         </w:rPr>
-        <w:t>В предыдущих главах мы разобрали строение атома, двойственную природу света и устройство лазера: за счёт чего излучение становится когерентным, направленным и узкополосным.</w:t>
+        <w:t>В предыдущих главах разобраны строение атома, двойственная природа света и устройство лазера: за счёт чего излучение становится когерентным, направленным и узкополосным.</w:t>
       </w:r>
     </w:p>
     <w:p>
@@ -7250,7 +7250,7 @@
           <w:i w:val="0"/>
           <w:sz w:val="24"/>
         </w:rPr>
-        <w:t>Сегодня — мост от физики источника к технологическому решению: как длина волны определяет, с какими материалами лазер работает эффективно, а с какими почти бесполезен.</w:t>
+        <w:t>Эта глава — переход от физики источника к технологическому решению: как длина волны определяет, с какими материалами лазер взаимодействует эффективно, а с какими — практически неэффективно.</w:t>
       </w:r>
     </w:p>
     <w:p>
@@ -7282,7 +7282,7 @@
           <w:i w:val="0"/>
           <w:sz w:val="24"/>
         </w:rPr>
-        <w:t>Мы перейдём к цифрам из спецификаций станков и режимов печати. Разберём, почему алюминий и сталь часто требуют разной стратегии и почему стереолитография физически не сводится к «тому же плавлению, только пластика», в отличие от селективного лазерного плавления (далее — СЛП).</w:t>
+        <w:t>Мы перейдём к величинам из спецификаций станков и режимов печати. Разберём, почему алюминий и сталь часто требуют разной стратегии и почему стереолитография физически не сводится к «тому же плавлению, только пластика», в отличие от селективного лазерного плавления (далее — СЛП).</w:t>
       </w:r>
     </w:p>
     <w:p>
@@ -7313,7 +7313,7 @@
           <w:i w:val="0"/>
           <w:sz w:val="24"/>
         </w:rPr>
-        <w:t>План главы — пять связанных шагов. Каждый следующий опирается на предыдущий, без пропусков.</w:t>
+        <w:t>План главы — пять связанных шагов. Каждый следующий опирается на предыдущий.</w:t>
       </w:r>
     </w:p>
     <w:p>
@@ -7329,7 +7329,7 @@
           <w:i w:val="0"/>
           <w:sz w:val="24"/>
         </w:rPr>
-        <w:t>Первое. Фотон как квант электромагнитного поля: связь энергии с частотой и длиной волны. Формулы короткие, но жёсткие по смыслу.</w:t>
+        <w:t>Первое. Фотон как квант электромагнитного поля: связь энергии с частотой и длиной волны.</w:t>
       </w:r>
     </w:p>
     <w:p>
@@ -7345,7 +7345,7 @@
           <w:i w:val="0"/>
           <w:sz w:val="24"/>
         </w:rPr>
-        <w:t>Второе. Шкала электромагнитных излучений как карта окон: что для процесса значат ультрафиолет, видимый диапазон и инфракрасный, включая разницу ближнего и дальнего ИК.</w:t>
+        <w:t>Второе. Шкала электромагнитных излучений как карта технологических окон: ультрафиолет, видимый диапазон и инфракрасный, включая различие ближнего и дальнего ИК.</w:t>
       </w:r>
     </w:p>
     <w:p>
@@ -7361,7 +7361,7 @@
           <w:i w:val="0"/>
           <w:sz w:val="24"/>
         </w:rPr>
-        <w:t>Третье. Два механизма взаимодействия фотона с веществом — фотохимический и тепловой. Это центр лекции: отсюда развилка стереолитографии и селективного лазерного плавления (далее — СЛП).</w:t>
+        <w:t>Третье. Два механизма взаимодействия фотона с веществом — фотохимический и тепловой. Это центр главы: отсюда развилка стереолитографии и селективного лазерного плавления (далее — СЛП).</w:t>
       </w:r>
     </w:p>
     <w:p>
@@ -7377,7 +7377,7 @@
           <w:i w:val="0"/>
           <w:sz w:val="24"/>
         </w:rPr>
-        <w:t>Четвёртое. Спектральная поглощательная способность A(λ): почему один металл принимает излучение, а другой отражает почти всё.</w:t>
+        <w:t>Четвёртое. Спектральная поглощательная способность A(λ) и четыре сценария «лазер → материал».</w:t>
       </w:r>
     </w:p>
     <w:p>
@@ -7424,7 +7424,7 @@
           <w:i w:val="0"/>
           <w:sz w:val="24"/>
         </w:rPr>
-        <w:t>Начнём с базы, но под углом технологии: нужна не «формула для галочки», а критерий, насколько агрессивен свет по отношению к веществу.</w:t>
+        <w:t>Начнём с базового соотношения, но сразу в технологическом контексте: нужна не формальная запись, а критерий, насколько энергия кванта достаточна для данного электронного или молекулярного процесса.</w:t>
       </w:r>
     </w:p>
     <w:p>
@@ -7440,7 +7440,7 @@
           <w:i w:val="0"/>
           <w:sz w:val="24"/>
         </w:rPr>
-        <w:t>Фотон — порция энергии электромагнитного поля. Энергия задаётся соотношением Планка–Эйнштейна: E = h·ν, где h ≈ 6,63×10⁻³⁴ Дж·с — постоянная Планка, ν — частота волны. Постоянная мала, частоты огромны, поэтому энергия одного фотона крошечная в бытовых джоулях — но именно она разрешает или запрещает квантовый акт: возбуждение уровня, разрыв связи, ионизацию.</w:t>
+        <w:t>Фотон — порция энергии электромагнитного поля. Энергия задаётся соотношением Планка–Эйнштейна: E = h·ν, где h ≈ 6,63×10⁻³⁴ Дж·с — постоянная Планка, ν — частота. Постоянная мала, частоты велики, поэтому энергия одного фотона мала в бытовых джоулях — но именно она разрешает или запрещает квантовый акт: возбуждение уровня, разрыв связи, ионизацию.</w:t>
       </w:r>
     </w:p>
     <w:p>
@@ -7511,7 +7511,7 @@
           <w:i w:val="0"/>
           <w:sz w:val="24"/>
         </w:rPr>
-        <w:t>Исторически это разделило классическую волновую картину и квантовую: интенсивность сама по себе не заменяет недостающую энергию кванта. Для технологии следствием будет фраза, которую стоит запомнить дословно: миллиард «слабых» фотонов не имитирует один «сильный», если речь о пороговом электронном процессе.</w:t>
+        <w:t>Исторически это разделило классическую волновую картину и квантовую: интенсивность сама по себе не восполняет недостающую энергию кванта. Для технологии следствие формулируется так: большое число «слабых» фотонов не эквивалентно одному «сильному», если речь о пороговом электронном процессе.</w:t>
       </w:r>
     </w:p>
     <w:p>
@@ -7527,7 +7527,7 @@
           <w:i w:val="0"/>
           <w:sz w:val="24"/>
         </w:rPr>
-        <w:t>В паспортах лазеров указывают длину волны λ, реже частоту. Связь через скорость света в вакууме: λ·ν = c. Подставляя, получаем рабочую формулу инженера: E = h·c / λ. Смысл однозначен: чем короче длина волны, тем больше энергия одного фотона. Увеличили λ в два раза — уменьшили E в два раза. Мощность источника при этом может быть любой — это уже поток фотонов в единицу времени, а не энергия каждого.</w:t>
+        <w:t>В паспортах лазеров указывают длину волны λ, реже частоту. Связь через скорость света в вакууме: λ·ν = c. Отсюда рабочая формула: E = h·c / λ. Чем короче длина волны, тем больше энергия одного фотона. Увеличение λ вдвое уменьшает E вдвое. Мощность источника при этом независима: это поток фотонов в единицу времени, а не энергия каждого кванта.</w:t>
       </w:r>
     </w:p>
     <w:p>
@@ -7543,7 +7543,7 @@
           <w:i w:val="0"/>
           <w:sz w:val="24"/>
         </w:rPr>
-        <w:t>Для атомов, молекул и твёрдого тела удобен электрон-вольт: 1 эВ ≈ 1,6×10⁻¹⁹ Дж. Это энергия, которую приобретает электрон при разности потенциалов 1 В. В электрон-вольтах удобно сравнивать лазерный квант с энергиями связей и работой выхода.</w:t>
+        <w:t>Для атомов, молекул и твёрдого тела удобен электрон-вольт: 1 эВ ≈ 1,6×10⁻¹⁹ Дж — энергия, которую приобретает электрон при разности потенциалов 1 В. В электрон-вольтах удобно сравнивать лазерный квант с энергиями связей и работой выхода.</w:t>
       </w:r>
     </w:p>
     <w:p>
@@ -7559,7 +7559,7 @@
           <w:i w:val="0"/>
           <w:sz w:val="24"/>
         </w:rPr>
-        <w:t>Практическое правило без калькулятора: E(эВ) ≈ 1240 / λ(нм). Проверим: для 1070 нм — примерно 1,16 эВ; для 532 нм — примерно 2,33 эВ; для 355 нм — примерно 3,49 эВ, то есть около 3,5 эВ. Разница между ближним ИК и УФ — почти втрое. Это не «чуть другая настройка», а смена класса взаимодействия.</w:t>
+        <w:t>Практическое правило: E(эВ) ≈ 1240 / λ(нм). Для 1070 нм — примерно 1,16 эВ; для 532 нм — примерно 2,33 эВ; для 355 нм — примерно 3,49 эВ, то есть около 3,5 эВ. Разница между ближним ИК и УФ — почти втрое. Это смена класса взаимодействия, а не малая перестройка режима.</w:t>
       </w:r>
     </w:p>
     <w:p>
@@ -7575,7 +7575,7 @@
           <w:i w:val="0"/>
           <w:sz w:val="24"/>
         </w:rPr>
-        <w:t>Ориентиры по энергиям. Типичная одинарная связь C–C лежит около 3,6 эВ, C–H — около 4,3 эВ. Слабые связи в молекулах промышленных фотоинициаторов часто рассчитаны на разрыв уже в районе 3–4 эВ при поглощении УФ. Работа выхода многих металлов — порядка нескольких электрон-вольт; поэтому фотоэффект «на глазок» тоже сидит в УФ/фиолетовой области, а не в дальнем ИК.</w:t>
+        <w:t>Ориентиры по энергиям. Типичная одинарная связь C–C лежит около 3,6 эВ, C–H — около 4,3 эВ. Слабые связи в молекулах промышленных фотоинициаторов часто рассчитаны на разрыв в районе 3–4 эВ при поглощении УФ. Работа выхода многих металлов — порядка нескольких электрон-вольт; поэтому порог фотоэффекта лежит в УФ/фиолетовой области, а не в дальнем ИК.</w:t>
       </w:r>
     </w:p>
     <w:p>
@@ -7591,7 +7591,7 @@
           <w:i w:val="0"/>
           <w:sz w:val="24"/>
         </w:rPr>
-        <w:t>Сравните: фотон волоконного лазера 1,16 эВ не разрывает связь C–C «одним ударом». Фотон 3,5 эВ — может, если молекула его поглотила и канал диссоциации открыт. Отсюда технологический вывод: выбирая λ, вы заранее выбираете потолок энергии каждого «кирпичика» света. Регулятором мощности вы меняете число кирпичей в секунду, но не вес одного кирпича — пока не смените длину волны или не используете нелинейную генерацию гармоник.</w:t>
+        <w:t>Фотон волоконного лазера с энергией 1,16 эВ не разрывает связь C–C в одном акте. Фотон с энергией 3,5 эВ может это сделать, если молекула его поглотила и канал диссоциации открыт. Выбор λ задаёт верхний предел энергии одного кванта. Регулятором мощности изменяют число квантов в единицу времени, но не энергия одного кванта — пока не сменена длина волны или не использована генерация гармоник.</w:t>
       </w:r>
     </w:p>
     <w:p>
@@ -7607,7 +7607,7 @@
           <w:i w:val="0"/>
           <w:sz w:val="24"/>
         </w:rPr>
-        <w:t>Ещё один практический акцент: в станке можно поставить два источника одной λ разной мощности — это масштабирование потока. Но нельзя «программно» превратить 1070 нм в 355 нм. Поэтому длина волны — архитектурное решение машины, сопоставимое по важности с кинематикой сканатора.</w:t>
+        <w:t>В станке можно установить два источника одной λ разной мощности — это масштабирование потока. Превратить 1070 нм в 355 нм программно нельзя. Поэтому длина волны — архитектурное решение машины, сопоставимое по важности с кинематикой сканатора.</w:t>
       </w:r>
     </w:p>
     <w:p>
@@ -7623,7 +7623,7 @@
           <w:i w:val="0"/>
           <w:sz w:val="24"/>
         </w:rPr>
-        <w:t>Отделим также мощность источника от энергии фотона ещё раз на бытовом образе. Мощность — сколько ведер воды в минуту выливаете на крышу. Энергия фотона — размер каждой капли и то, пробивает ли капля плёнку загрязнения. Можно увеличить поток вёдер, но если капля слишком лёгкая для нужного эффекта, результат будет иным: нагрев вместо «пробоя» порога. В лазерной технологии этот образ спасает от путаницы в спецификациях.</w:t>
+        <w:t>Отделим мощность источника от энергии фотона ещё одним сравнением. Мощность — скорость подвода энергии (сколько энергии в единицу времени). Энергия фотона — величина одной порции и её достаточность для порогового акта. Увеличение мощности при недостаточной энергии кванта меняет скорость нагрева, но не открывает запрещённый однофотонный канал. Это различие снимает типичную путаницу в спецификациях.</w:t>
       </w:r>
     </w:p>
     <w:p>
@@ -7639,7 +7639,7 @@
           <w:i w:val="0"/>
           <w:sz w:val="24"/>
         </w:rPr>
-        <w:t>Свяжем это с выбором машины одним примером. Если процесс требует разрыва связей инициатора около 3,5 эВ, источник на 1070 нм не подходит как носитель нужного кванта — даже при киловаттах. Если процесс — плавление стали, УФ с высокой энергией кванта не обязан быть лучшим нагревателем: важны поглощение, мощность и теплоотвод. Энергия фотона — фильтр допустимости сценария, а не единственный параметр режима.</w:t>
+        <w:t>Пример выбора машины. Если процесс требует разрыва связей инициатора около 3,5 эВ, источник на 1070 нм не является носителем нужного кванта — даже при киловаттной мощности. Если процесс — плавление стали, УФ с высокой энергией кванта не обязан быть наилучшим нагревателем: важны поглощение, мощность и теплоотвод. Энергия фотона — фильтр допустимости сценария, а не единственный параметр режима.</w:t>
       </w:r>
     </w:p>
     <w:p>
@@ -7670,7 +7670,7 @@
           <w:i w:val="0"/>
           <w:sz w:val="24"/>
         </w:rPr>
-        <w:t>Перенесём формулу на шкалу длин волн — как на карту технологических окон, а не как на декоративный спектр из учебника.</w:t>
+        <w:t>Перенесём формулу на шкалу длин волн — как на карту технологических окон.</w:t>
       </w:r>
     </w:p>
     <w:p>
@@ -7686,7 +7686,7 @@
           <w:i w:val="0"/>
           <w:sz w:val="24"/>
         </w:rPr>
-        <w:t>Условно выделим три полосы, важные для аддитивных процессов. Инфракрасная: длиннее примерно 700 нм, вплоть до десятков и сотен микрометров. Глаз её не видит; кожа воспринимает как тепло. Видимая: примерно 380–700 нм — узкая щель, к которой эволюционно приспособлен глаз. Ультрафиолетовая: короче примерно 380 нм. УФ инициирует фотохимию и повреждает биомолекулы — отсюда и польза в стереолитографии, и жёсткие требования к защитным очкам, кожухам и блокировкам.</w:t>
+        <w:t>Условно выделим три полосы, важные для аддитивных процессов. Инфракрасная: длиннее примерно 700 нм, вплоть до десятков и сотен микрометров. Глаз её не воспринимает; тепловое ощущение кожи соответствует именно этому диапазону. Видимая: примерно 380–700 нм. Ультрафиолетовая: короче примерно 380 нм. УФ инициирует фотохимию и повреждает биомолекулы — отсюда и применение в стереолитографии, и требования к защите глаз, кожухам и блокировкам.</w:t>
       </w:r>
     </w:p>
     <w:p>
@@ -7757,7 +7757,7 @@
           <w:i w:val="0"/>
           <w:sz w:val="24"/>
         </w:rPr>
-        <w:t>Внутри ИК полезно не сваливать всё в одну кучу. Ближний ИК около 1 мкм и дальний ИК 10,6 мкм — разные партнёры по взаимодействию с веществом. Около 1 мкм излучение часто стыкуется с электронной подсистемой металлов. На 10,6 мкм сильнее проявляются взаимодействия с колебательными модами многих молекул — поэтому CO₂-лазер исторически силён на органике, дереве, тканях, оргстекле.</w:t>
+        <w:t>Внутри ИК нельзя смешивать ближний и дальний диапазоны. Ближний ИК около 1 мкм и дальний ИК 10,6 мкм взаимодействуют с веществом по-разному. Около 1 мкм излучение часто связано с электронной подсистемой металлов. На 10,6 мкм сильнее проявляются взаимодействия с колебательными модами многих молекул — поэтому CO₂-лазер эффективен на органике, дереве, тканях, оргстекле.</w:t>
       </w:r>
     </w:p>
     <w:p>
@@ -7773,7 +7773,7 @@
           <w:i w:val="0"/>
           <w:sz w:val="24"/>
         </w:rPr>
-        <w:t>Куда сели промышленные источники? Волоконные лазеры на иттербии: типично 1030–1080 нм, чаще говорят «около 1070 нм». Это рабочая лошадка селективного лазерного плавления металлов по сталям, титану, никелевым и кобальт-хромовым сплавам: есть генерация с высоким КПД, доставка волокном, приемлемое поглощение у широкого класса порошков. CO₂: 10,6 мкм — мощный инструмент резки и обработки неметаллов и ряда сталей, но почти тупиковый путь для плавления алюминия и меди в логике селективного лазерного плавления (далее — СЛП).</w:t>
+        <w:t>Промышленные источники. Волоконные лазеры на иттербии: типично 1030–1080 нм, чаще около 1070 нм. Это основной класс источников для селективного лазерного плавления металлов по сталям, титану, никелевым и кобальт-хромовым сплавам: высокий КПД генерации, доставка волокном, приемлемое поглощение у широкого класса порошков. CO₂: 10,6 мкм — инструмент резки и обработки неметаллов и ряда сталей, но практически непригоден для плавления алюминия и меди в логике СЛП.</w:t>
       </w:r>
     </w:p>
     <w:p>
@@ -7789,7 +7789,7 @@
           <w:i w:val="0"/>
           <w:sz w:val="24"/>
         </w:rPr>
-        <w:t>УФ для фотополимеров: часто около 355 нм в лазерной стереолитографии (третья гармоника твердотельных систем). В проекционных, жидкокристаллических и некоторых светодиодных системах источник другой по устройству, но логика та же — попасть в спектр поглощения фотоинициатора в ближнем УФ/фиолетовой области. Если инициатор «не видит» ваш спектр, слой не отольётся корректно, даже если ваттметр показывает большую мощность.</w:t>
+        <w:t>УФ для фотополимеров: часто около 355 нм в лазерной стереолитографии (третья гармоника твердотельных систем). В проекционных, жидкокристаллических и светодиодных системах устройство источника иное, но требование то же — попадание в спектр поглощения фотоинициатора в ближнем УФ/фиолетовой области. Если спектр источника не совпадает со спектром инициатора, слой не отверждается корректно, даже при высокой измеренной мощности.</w:t>
       </w:r>
     </w:p>
     <w:p>
@@ -7805,7 +7805,7 @@
           <w:i w:val="0"/>
           <w:sz w:val="24"/>
         </w:rPr>
-        <w:t>Отметьте на шкале и видимые «новые» точки: зелёный 515–532 нм и синий около 450 нм. Они нужны не ради красоты луча, а потому что у алюминия и меди поглощение там заметно выше, чем в ближнем ИК. Пока зелёные и синие системы дороже и реже как дефолт каждого металлического принтера, но направление прямо следует из физики A(λ).</w:t>
+        <w:t>На шкале отметим также зелёный 515–532 нм и синий около 450 нм. Они нужны потому, что у алюминия и меди поглощение там заметно выше, чем в ближнем ИК. Такие системы пока дороже и реже как стандарт каждой металлической установки, но направление следует из физики A(λ).</w:t>
       </w:r>
     </w:p>
     <w:p>
@@ -7821,7 +7821,7 @@
           <w:i w:val="0"/>
           <w:sz w:val="24"/>
         </w:rPr>
-        <w:t>Ещё один слой карты — безопасность и сопутствующие эффекты. УФ опасен для глаз и кожи даже при скромной средней мощности. Ближний ИК коварен тем, что плохо виден, а отражение от металла может бить в оптику и стены камеры. Дальний ИК CO₂ сильно поглощается многими материалами оптики видимого диапазона — поэтому там другие окна, другие линзы, другая культура юстировки.</w:t>
+        <w:t>Безопасность и сопутствующие эффекты. УФ опасен для глаз и кожи даже при умеренной средней мощности. Ближний ИК почти невидим, а отражение от металла может повреждать оптику и стенки камеры. Дальний ИК CO₂ сильно поглощается многими материалами оптики видимого диапазона — поэтому там иные окна, линзы и практика юстировки.</w:t>
       </w:r>
     </w:p>
     <w:p>
@@ -7837,7 +7837,7 @@
           <w:i w:val="0"/>
           <w:sz w:val="24"/>
         </w:rPr>
-        <w:t>Зафиксируем мини-таблицу в голове. 355 нм — окно фотохимии полимеров. 450 и 515–532 нм — окна повышенного поглощения для Cu/Al. Около 1070 нм — массовое окно селективного лазерного плавления металлов. 10,6 мкм — окно многих неметаллов и отдельных задач по сталям. Если задача не попадает в окно, сначала меняют λ или материал, и только потом бесконечно крутят мощность.</w:t>
+        <w:t>Сводка окон. 355 нм — окно фотохимии полимеров. 450 и 515–532 нм — окна повышенного поглощения для Cu/Al. Около 1070 нм — основное окно СЛП металлов. 10,6 мкм — окно многих неметаллов и отдельных задач по сталям. Если задача не попадает в окно, сначала меняют λ или материал, и только затем наращивают мощность.</w:t>
       </w:r>
     </w:p>
     <w:p>
@@ -7853,7 +7853,7 @@
           <w:i w:val="0"/>
           <w:sz w:val="24"/>
         </w:rPr>
-        <w:t>Итого по шкале: индустриальные λ — компромисс «что умеем надёжно генерировать» и «что материал реально принимает». Дальше — два механизма, которыми принятая энергия распоряжается внутри вещества.</w:t>
+        <w:t>Итого: промышленные λ — компромисс между тем, что надёжно генерируется, и тем, что материал реально поглощает. Далее — два механизма, которыми поглощённая энергия распоряжается внутри вещества.</w:t>
       </w:r>
     </w:p>
     <w:p>
@@ -7884,7 +7884,7 @@
           <w:i w:val="0"/>
           <w:sz w:val="24"/>
         </w:rPr>
-        <w:t>Центральный раздел главы. Фотон поглощён — дальше энергия может пойти качественно разными путями. Развилка задаётся сравнением энергии кванта с порогами вещества: энергией активации или диссоциации для фотохимии и, в родственных случаях, работой выхода для фотоэффекта. Если порог не взят одним квантом, тепловой канал всё равно возможен — но это уже другая физика и другие рычаги управления.</w:t>
+        <w:t>Центральный раздел главы. После поглощения фотона энергия может пойти качественно разными путями. Развилка задаётся сравнением энергии кванта с порогами вещества: энергией активации или диссоциации для фотохимии и, в родственных случаях, работой выхода для фотоэффекта. Если порог одним квантом не достигается, тепловой канал всё равно возможен — но это уже другая физика и другие параметры управления.</w:t>
       </w:r>
     </w:p>
     <w:p>
@@ -7900,7 +7900,7 @@
           <w:i w:val="0"/>
           <w:sz w:val="24"/>
         </w:rPr>
-        <w:t>Механизм №1 — фотохимический, квантовый. Он доминирует, когда одного фотона достаточно, чтобы изменить электронную структуру молекулы: перевести её на возбуждённый терм, разорвать слабую связь, открыть канал образования радикала или иона. Учебный эталон порога — фотоэффект: ниже работы выхода электрон не вылетает, выше — вылетает. Интенсивность ниже порога «не добивает» недостающие электрон-вольты.</w:t>
+        <w:t>На приведённом рисунке слева показан качественный профиль потенциальной энергии вдоль координаты реакции: исходное состояние, барьер активации E_акт и продукты. Стрелка «один УФ-фотон» означает условие E_ph ≥ E_акт: одного кванта достаточно, чтобы система перешла через барьер. На правой части того же рисунка — зависимость температуры от времени T(t) при тепловом нагреве; горизонталь T_пл — температура плавления. Кривая растёт за счёт накопления энергии многих слабых ИК-фотонов; при пересечении T_пл появляется расплав.</w:t>
       </w:r>
     </w:p>
     <w:p>
@@ -7911,7 +7911,7 @@
       <w:r>
         <w:drawing>
           <wp:inline xmlns:a="http://schemas.openxmlformats.org/drawingml/2006/main" xmlns:pic="http://schemas.openxmlformats.org/drawingml/2006/picture">
-            <wp:extent cx="5040000" cy="3475862"/>
+            <wp:extent cx="5040000" cy="3414194"/>
             <wp:docPr id="16" name="Picture 16"/>
             <wp:cNvGraphicFramePr>
               <a:graphicFrameLocks noChangeAspect="1"/>
@@ -7932,7 +7932,7 @@
                   <pic:spPr>
                     <a:xfrm>
                       <a:off x="0" y="0"/>
-                      <a:ext cx="5040000" cy="3475862"/>
+                      <a:ext cx="5040000" cy="3414194"/>
                     </a:xfrm>
                     <a:prstGeom prst="rect"/>
                   </pic:spPr>
@@ -7955,7 +7955,7 @@
           <w:i/>
           <w:sz w:val="20"/>
         </w:rPr>
-        <w:t>Рис. 4.3. Два механизма: фотохимический (УФ) и тепловой (ИК)</w:t>
+        <w:t>Рис. 4.3. Два механизма: слева — барьер E_акт вдоль координаты реакции (УФ); справа — T(t) и T_пл (ИК)</w:t>
       </w:r>
     </w:p>
     <w:p>
@@ -7971,7 +7971,7 @@
           <w:i w:val="0"/>
           <w:sz w:val="24"/>
         </w:rPr>
-        <w:t>В аддитивном производстве ближайший рабочий аналог — фотоинициация в стереолитографии и родственных процессах. В смолу вводят фотоинициаторы. Они поглощают УФ-кванты порядка 3–3,5 эВ и распадаются с появлением свободных радикалов. Радикал атакует активную связь мономера или олигомера, запускается цепная полимеризация, растёт сетка, жидкость становится твёрдым слоем заданной геометрии.</w:t>
+        <w:t>Механизм №1 — фотохимический. Он доминирует, когда одного фотона достаточно, чтобы изменить электронную структуру молекулы: перевести её на возбуждённый терм, разорвать слабую связь, открыть канал образования радикала или иона. Классический эталон порога — фотоэффект: ниже работы выхода электрон не вылетает, выше — вылетает. Интенсивность ниже порога не восполняет недостающие электрон-вольты.</w:t>
       </w:r>
     </w:p>
     <w:p>
@@ -7987,7 +7987,7 @@
           <w:i w:val="0"/>
           <w:sz w:val="24"/>
         </w:rPr>
-        <w:t>Важная тонкость: полезная работа здесь — химическое превращение, а не доведение ванны до высокой температуры. Рост температуры может сопутствовать, но целью процесса он не является. Если смолу просто греть ИК-источником, вязкость упадёт, возможны кипение, деструкция, увод размеров — однако без фотоинициации «как в стереолитографии» полимерная сетка не появится. Отсюда жёсткая привязка стереолитографии к спектральному совпадению источника и инициатора.</w:t>
+        <w:t>В аддитивном производстве рабочий аналог — фотоинициация в стереолитографии. В смолу вводят фотоинициаторы. Они поглощают УФ-кванты порядка 3–3,5 эВ и распадаются с появлением свободных радикалов. Радикал инициирует цепную полимеризацию мономера или олигомера; растёт сетка, жидкость становится твёрдым слоем заданной геометрии.</w:t>
       </w:r>
     </w:p>
     <w:p>
@@ -8003,7 +8003,7 @@
           <w:i w:val="0"/>
           <w:sz w:val="24"/>
         </w:rPr>
-        <w:t>Ключ фотохимии — порог по энергии кванта плюс учёт числа полезных поглощений. Доза (энергия на площадь), концентрация инициатора, ингибирование кислородом у поверхности, коэффициент ослабления смолы — всё это уже инженерия проявления. Но корень — квантовый допуск: «правильный» фотон либо есть, либо его нет. Отсюда и рабочие кривые стереолитографии: глубина отверждения растет с экспозицией не линейно «как нагрев болванки», а по закону, связанному с порогом гелеобразования и ослаблением потока с глубиной.</w:t>
+        <w:t>Полезная работа здесь — химическое превращение, а не нагрев ванны до высокой температуры. Рост температуры может сопутствовать, но не является целью. Нагрев смолы ИК-источником снижает вязкость и может привести к кипению или деструкции, однако без фотоинициации полимерная сетка стереолитографии не образуется. Отсюда жёсткая привязка процесса к спектральному совпадению источника и инициатора.</w:t>
       </w:r>
     </w:p>
     <w:p>
@@ -8019,7 +8019,7 @@
           <w:i w:val="0"/>
           <w:sz w:val="24"/>
         </w:rPr>
-        <w:t>Типовые ошибки настройки в фотохимии: подобрать λ «примерно УФ», но мимо пика инициатора; гнать избыточную дозу и ловить «пропечатывание насквозь» и огрубление тонких элементов; недодержать дозу и получить недоотверждённый слой с плохими механикой и точностью. Рычаги — спектр, доза, состав смолы, стратегия штриховки/экспозиции кадра — не путать с тепловым P/v металлопечати.</w:t>
+        <w:t>Ключ фотохимии — порог по энергии кванта и число полезных поглощений. Доза (энергия на площадь), концентрация инициатора, ингибирование кислородом у поверхности, коэффициент ослабления смолы — уже инженерия проявления. Корень же — квантовое условие: фотон нужной энергии либо есть, либо его нет. Глубина отверждения растёт с экспозицией не как простой нагрев объёма, а по закону, связанному с порогом гелеобразования и ослаблением потока с глубиной.</w:t>
       </w:r>
     </w:p>
     <w:p>
@@ -8035,7 +8035,7 @@
           <w:i w:val="0"/>
           <w:sz w:val="24"/>
         </w:rPr>
-        <w:t>Механизм №2 — тепловой. Для ближнего ИК волоконного лазера E ≈ 1,16 эВ. Этого мало, чтобы одним актом рвать типичные связи порядка 3–4 эВ. Энергия уходит в возбуждение электронов и далее в колебания кристаллической решётки. Коллективные колебания атомов — фононы — макроскопически есть температура. Нагрели выше солидуса/ликвидуса — получили расплав.</w:t>
+        <w:t>Типовые ошибки: выбрать λ «примерно в УФ», но вне пика инициатора; завысить дозу и получить пропечатывание насквозь и огрубление тонких элементов; занизить дозу и получить недоотверждённый слой. Рычаги — спектр, доза, состав смолы, стратегия экспозиции; их не следует смешивать с тепловым языком P/v металлопечати.</w:t>
       </w:r>
     </w:p>
     <w:p>
@@ -8051,7 +8051,7 @@
           <w:i w:val="0"/>
           <w:sz w:val="24"/>
         </w:rPr>
-        <w:t>В металлах даже качественно полезна двухступенчатая картина: сначала излучение взаимодействует со свободными электронами проводимости, электроны быстро обмениваются энергией, затем передают её ионной решётке. На фемто- и пикосекундах это отдельная богатая область; в типичном селективном лазерном плавлении с непрерывным или модулированным волоконным лазером на масштабах микро- и миллисекунд мы видим уже тепловую задачу с движущейся ванной расплава, конвекцией, поверхностным натяжением и треками.</w:t>
+        <w:t>Механизм №2 — тепловой. Для ближнего ИК волоконного лазера E ≈ 1,16 эВ. Этого недостаточно, чтобы одним актом разорвать типичные связи порядка 3–4 эВ. Энергия уходит в возбуждение электронов и далее в колебания кристаллической решётки. Коллективные колебания атомов — фононы — макроскопически соответствуют температуре. При нагреве выше солидуса/ликвидуса образуется расплав — это соответствует пересечению кривой T(t) и изотермы T_пл на правой части рисунка.</w:t>
       </w:r>
     </w:p>
     <w:p>
@@ -8067,7 +8067,7 @@
           <w:i w:val="0"/>
           <w:sz w:val="24"/>
         </w:rPr>
-        <w:t>Ключ теплового процесса — мощность, время, доля поглощения и теплоотвод. Сколько ватт пришло в пятно, какая часть вошла в материал, как быстро тепло ушло в порошок, подложку и уже напечатанные стенки. Поэтому язык селективного лазерного плавления — линейная энергия P/v, объёмная плотность энергии, диаметр пятна, шаг штриховки, толщина слоя, температура платформы, атмосфера камеры. Здесь «ещё чуть добавим мощности» иногда лечит несплавление, а иногда рождает поры режима глубокого проплавления: знак эффекта не универсален.</w:t>
+        <w:t>В металлах полезна двухступенчатая картина: сначала излучение взаимодействует со свободными электронами проводимости, электроны обмениваются энергией, затем передают её ионной решётке. На фемто- и пикосекундах это отдельная область; в типичном СЛП с непрерывным или модулированным волоконным лазером на масштабах микро- и миллисекунд мы имеем тепловую задачу с движущейся ванной расплава.</w:t>
       </w:r>
     </w:p>
     <w:p>
@@ -8083,7 +8083,7 @@
           <w:i w:val="0"/>
           <w:sz w:val="24"/>
         </w:rPr>
-        <w:t>Сравните отказные сценарии — они диагностируют механизм. В стереолитографии: недоотверждение, избыточная глубина, усадка и коробление, липкость поверхности из-за кислородного ингибирования. В селективном лазерном плавлении: несплавление, сферические поры, режим глубокого проплавления, сильные остаточные напряжения, баллистический вынос частиц, нестабильность ванны. Разные диагнозы — разные лекарства; путать их опасно.</w:t>
+        <w:t>Параметры теплового процесса — мощность, время воздействия, доля поглощения и теплоотвод: сколько мощности пришло в пятно, какая часть вошла в материал, как быстро тепло ушло в порошок, подложку и уже построенные стенки. Отсюда язык СЛП: линейная энергия P/v, объёмная плотность энергии, диаметр пятна, шаг штриховки, толщина слоя, температура платформы, атмосфера камеры. Увеличение мощности иногда устраняет несплавление, а иногда приводит к порам режима глубокого проплавления: знак эффекта не универсален.</w:t>
       </w:r>
     </w:p>
     <w:p>
@@ -8099,7 +8099,7 @@
           <w:i w:val="0"/>
           <w:sz w:val="24"/>
         </w:rPr>
-        <w:t>Сведём практический вывод. Для стереолитографии нужен УФ (или иной спектр под инициатор), чтобы инициировать химию, а не кипятить смолу. Для селективного лазерного плавления нужен источник, который эффективно греет металл до расплава и удерживает ванну — чаще всего ближний ИК волоконный лазер — потому что задача сообщить решётке энтальпию фазового перехода и управлять тепловым полем. На доске: слева барьер, который берёт один УФ-фотон; справа кривая T(t) от потока ИК-фотонов; подписи «стереолитография» и «селективное лазерное плавление».</w:t>
+        <w:t>Отказные сценарии диагностируют механизм. В стереолитографии: недоотверждение, избыточная глубина, усадка и коробление, липкость поверхности из-за кислородного ингибирования. В СЛП: несплавление, сферические поры, режим глубокого проплавления, остаточные напряжения, вынос частиц, нестабильность ванны. Разные дефекты требуют разных корректировок.</w:t>
       </w:r>
     </w:p>
     <w:p>
@@ -8115,7 +8115,7 @@
           <w:i w:val="0"/>
           <w:sz w:val="24"/>
         </w:rPr>
-        <w:t>Добавим количественный язык, которым реально пользуются технологи. В стереолитографии оперируют экспозицией и глубиной отверждения: сколько энергии на площадь нужно, чтобы слой перешёл порог гелеобразования на заданной толщине. В селективном лазерном плавлении чаще говорят о линейной энергии P/v и объёмной плотности энергии, связывая мощность, скорость, шаг и толщину слоя. Формулы разные, потому что объекты управления разные: химическая конверсия против теплового поля ванны.</w:t>
+        <w:t>Практический вывод. Для стереолитографии нужен УФ (или иной спектр под инициатор), чтобы инициировать химию. Для СЛП нужен источник, эффективно нагревающий металл до расплава, — чаще ближний ИК волоконный лазер, — поскольку задача состоит в сообщении решётке энтальпии фазового перехода и управлении тепловым полем. На рисунке слева — барьерный профиль и один УФ-фотон; справа — T(t) от потока ИК-фотонов.</w:t>
       </w:r>
     </w:p>
     <w:p>
@@ -8131,7 +8131,7 @@
           <w:i w:val="0"/>
           <w:sz w:val="24"/>
         </w:rPr>
-        <w:t>Ещё один контраст — роль атмосферы. В стереолитографии кислород у поверхности смолы может ингибировать радикальную полимеризацию и оставлять липкий слой; с этим борются стратегией экспозиции, составом и пост-обработкой. В селективном лазерном плавлении металлов атмосфера — аргон или азот — нужна, чтобы ограничить окисление порошка и ванны; для титана и ряда сплавов чистота газа критична. Снова: похожие слова «среда процесса», разная физика.</w:t>
+        <w:t>Количественный язык технологов. В стереолитографии оперируют экспозицией и глубиной отверждения. В СЛП — линейной энергией P/v и объёмной плотностью энергии, связывая мощность, скорость, шаг и толщину слоя. Формулы различны, потому что различны объекты управления: химическая конверсия против теплового поля ванны.</w:t>
       </w:r>
     </w:p>
     <w:p>
@@ -8147,7 +8147,7 @@
           <w:i w:val="0"/>
           <w:sz w:val="24"/>
         </w:rPr>
-        <w:t>Наконец, масштаб времени. Фотохимический акт и первичная термализация электронов — быстрые микроскопические стадии. Макроскопическая полимеризация слоя и движение ванны расплава — уже миллисекунды и секунды процесса сканирования. Инженер на пульте не управляет фемтосекундами напрямую, но обязан понимать, какой канал он открыл выбором λ, иначе настройка превращается в слепой перебор.</w:t>
+        <w:t>Роль атмосферы. В стереолитографии кислород у поверхности может ингибировать радикальную полимеризацию. В СЛП металлов атмосфера (аргон или азот) ограничивает окисление порошка и ванны; для титана чистота газа критична. Одинаковые слова «среда процесса» — разная физика.</w:t>
       </w:r>
     </w:p>
     <w:p>
@@ -8163,7 +8163,7 @@
           <w:i w:val="0"/>
           <w:sz w:val="24"/>
         </w:rPr>
-        <w:t>И последнее замечание перед шкалой дефектов. Одинаковые слова «мощность», «скорость», «фокус» звучат и в разговоре о стереолитографии, и в разговоре о селективном лазерном плавлении, но переводчики смысла разные. В фотохимии мощность — путь к дозе и скорости построения при уже выбранном спектре. В тепловом процессе мощность — член энергобаланса против теплоотвода. Не переносите интуицию одного процесса на другой без смены словаря.</w:t>
+        <w:t>Масштаб времени. Фотохимический акт и первичная термализация электронов — быстрые микроскопические стадии. Макроскопическая полимеризация слоя и движение ванны — миллисекунды и секунды сканирования. Оператор не управляет фемтосекундами напрямую, но обязан понимать, какой канал открыт выбором λ, иначе настройка сводится к несистематическому перебору параметров.</w:t>
       </w:r>
     </w:p>
     <w:p>
@@ -8179,7 +8179,23 @@
           <w:i w:val="0"/>
           <w:sz w:val="24"/>
         </w:rPr>
-        <w:t>Если коротко одной фразой для конспекта: в фотохимии решает качество кванта и число успешных актов; в тепловом процессе — бюджет мощности против теплоотвода. Дальше добавим третий обязательный множитель: какую долю мощности материал вообще согласен поглотить на выбранной λ.</w:t>
+        <w:t>Одинаковые слова «мощность», «скорость», «фокус» в стереолитографии и в СЛП имеют разный смысл. В фотохимии мощность — путь к дозе при уже выбранном спектре. В тепловом процессе мощность — член энергобаланса против теплоотвода. Интуицию одного процесса нельзя переносить на другой без смены словаря.</w:t>
+      </w:r>
+    </w:p>
+    <w:p>
+      <w:pPr>
+        <w:spacing w:after="160" w:before="0" w:lineRule="auto" w:line="276"/>
+        <w:ind w:firstLine="709"/>
+        <w:jc w:val="both"/>
+      </w:pPr>
+      <w:r>
+        <w:rPr>
+          <w:rFonts w:ascii="Times New Roman" w:hAnsi="Times New Roman" w:eastAsia="Times New Roman"/>
+          <w:b w:val="0"/>
+          <w:i w:val="0"/>
+          <w:sz w:val="24"/>
+        </w:rPr>
+        <w:t>Краткий вывод: в фотохимии решают энергия кванта и число успешных актов; в тепловом процессе — баланс мощности и теплоотвода. Далее — третий множитель: какую долю мощности материал поглощает на выбранной λ.</w:t>
       </w:r>
     </w:p>
     <w:p>
@@ -8194,7 +8210,7 @@
           <w:i w:val="0"/>
           <w:sz w:val="26"/>
         </w:rPr>
-        <w:t>6. СПЕКТРАЛЬНАЯ ПОГЛОЩАТЕЛЬНАЯ СПОСОБНОСТЬ</w:t>
+        <w:t>6. СПЕКТРАЛЬНАЯ ПОГЛОЩАТЕЛЬНАЯ СПОСОБНОСТЬ И СЦЕНАРИИ</w:t>
       </w:r>
     </w:p>
     <w:p>
@@ -8210,7 +8226,7 @@
           <w:i w:val="0"/>
           <w:sz w:val="24"/>
         </w:rPr>
-        <w:t>Даже идеально выбранный механизм бессилен, если материал почти не поглощает вашу длину волны. Отсюда практический парадокс цеха: на одном и том же волоконном лазере сталь ведёт себя относительно покладисто, алюминий — капризно, а CO₂, великолепно режущий оргстекло, для плавления алюминия почти бесполезен.</w:t>
+        <w:t>Даже при правильно выбранном механизме процесс неэффективен, если материал почти не поглощает данную длину волны. На одном волоконном лазере сталь обрабатывается относительно устойчиво, алюминий — значительно труднее, а CO₂, эффективно режущий оргстекло, для плавления стали в логике СЛП практически непригоден. Поэтому следующий параметр — спектральная поглощательная способность A(λ).</w:t>
       </w:r>
     </w:p>
     <w:p>
@@ -8226,7 +8242,7 @@
           <w:i w:val="0"/>
           <w:sz w:val="24"/>
         </w:rPr>
-        <w:t>Определение. Спектральная поглощательная способность A(λ) — доля падающей мощности, которая поглощается материалом на данной длине волны. Для непрозрачных металлов на толщинах, больших глубины проникновения, основная конкуренция — между поглощением и отражением у поверхности. Высокое отражение означает, что станок «светит в зеркало»: энергия не работает в ванне, зато гуляет по камере.</w:t>
+        <w:t>Определение. Спектральная поглощательная способность A(λ) — безразмерная величина от 0 до 1 (или от 0% до 100%), равная доле мощности, упавшей на поверхность и реально вошедшей в материал, где она может быть использована для нагрева или фотохимии: A(λ) = P_поглощённая / P_падающая. Величина 1 − A(λ) для металлов соответствует в основном отражению, для прозрачных сред — также пропусканию.</w:t>
       </w:r>
     </w:p>
     <w:p>
@@ -8235,369 +8251,9 @@
         <w:jc w:val="center"/>
       </w:pPr>
       <w:r>
-        <w:rPr>
-          <w:rFonts w:ascii="Times New Roman" w:hAnsi="Times New Roman" w:eastAsia="Times New Roman"/>
-          <w:b w:val="0"/>
-          <w:i/>
-          <w:sz w:val="20"/>
-        </w:rPr>
-        <w:t>Таблица 4.1. Оценки поглощательной способности металлов на ключевых длинах волн</w:t>
-      </w:r>
-    </w:p>
-    <w:tbl>
-      <w:tblPr>
-        <w:tblStyle w:val="TableGrid"/>
-        <w:tblW w:type="auto" w:w="0"/>
-        <w:jc w:val="center"/>
-        <w:tblLook w:firstColumn="1" w:firstRow="1" w:lastColumn="0" w:lastRow="0" w:noHBand="0" w:noVBand="1" w:val="04A0"/>
-      </w:tblPr>
-      <w:tblGrid>
-        <w:gridCol w:w="2422"/>
-        <w:gridCol w:w="2422"/>
-        <w:gridCol w:w="2422"/>
-        <w:gridCol w:w="2422"/>
-      </w:tblGrid>
-      <w:tr>
-        <w:tc>
-          <w:tcPr>
-            <w:tcW w:type="dxa" w:w="2422"/>
-          </w:tcPr>
-          <w:p>
-            <w:r>
-              <w:rPr>
-                <w:rFonts w:ascii="Times New Roman" w:hAnsi="Times New Roman" w:eastAsia="Times New Roman"/>
-                <w:b/>
-                <w:i w:val="0"/>
-                <w:sz w:val="18"/>
-              </w:rPr>
-              <w:t>Материал</w:t>
-            </w:r>
-          </w:p>
-        </w:tc>
-        <w:tc>
-          <w:tcPr>
-            <w:tcW w:type="dxa" w:w="2422"/>
-          </w:tcPr>
-          <w:p>
-            <w:r>
-              <w:rPr>
-                <w:rFonts w:ascii="Times New Roman" w:hAnsi="Times New Roman" w:eastAsia="Times New Roman"/>
-                <w:b/>
-                <w:i w:val="0"/>
-                <w:sz w:val="18"/>
-              </w:rPr>
-              <w:t>A @ ≈1,07 мкм</w:t>
-            </w:r>
-          </w:p>
-        </w:tc>
-        <w:tc>
-          <w:tcPr>
-            <w:tcW w:type="dxa" w:w="2422"/>
-          </w:tcPr>
-          <w:p>
-            <w:r>
-              <w:rPr>
-                <w:rFonts w:ascii="Times New Roman" w:hAnsi="Times New Roman" w:eastAsia="Times New Roman"/>
-                <w:b/>
-                <w:i w:val="0"/>
-                <w:sz w:val="18"/>
-              </w:rPr>
-              <w:t>A @ 10,6 мкм</w:t>
-            </w:r>
-          </w:p>
-        </w:tc>
-        <w:tc>
-          <w:tcPr>
-            <w:tcW w:type="dxa" w:w="2422"/>
-          </w:tcPr>
-          <w:p>
-            <w:r>
-              <w:rPr>
-                <w:rFonts w:ascii="Times New Roman" w:hAnsi="Times New Roman" w:eastAsia="Times New Roman"/>
-                <w:b/>
-                <w:i w:val="0"/>
-                <w:sz w:val="18"/>
-              </w:rPr>
-              <w:t>Комментарий</w:t>
-            </w:r>
-          </w:p>
-        </w:tc>
-      </w:tr>
-      <w:tr>
-        <w:tc>
-          <w:tcPr>
-            <w:tcW w:type="dxa" w:w="2422"/>
-          </w:tcPr>
-          <w:p>
-            <w:r>
-              <w:rPr>
-                <w:rFonts w:ascii="Times New Roman" w:hAnsi="Times New Roman" w:eastAsia="Times New Roman"/>
-                <w:b w:val="0"/>
-                <w:i w:val="0"/>
-                <w:sz w:val="18"/>
-              </w:rPr>
-              <w:t>Сталь</w:t>
-            </w:r>
-          </w:p>
-        </w:tc>
-        <w:tc>
-          <w:tcPr>
-            <w:tcW w:type="dxa" w:w="2422"/>
-          </w:tcPr>
-          <w:p>
-            <w:r>
-              <w:rPr>
-                <w:rFonts w:ascii="Times New Roman" w:hAnsi="Times New Roman" w:eastAsia="Times New Roman"/>
-                <w:b w:val="0"/>
-                <w:i w:val="0"/>
-                <w:sz w:val="18"/>
-              </w:rPr>
-              <w:t>≈ 30–50 %</w:t>
-            </w:r>
-          </w:p>
-        </w:tc>
-        <w:tc>
-          <w:tcPr>
-            <w:tcW w:type="dxa" w:w="2422"/>
-          </w:tcPr>
-          <w:p>
-            <w:r>
-              <w:rPr>
-                <w:rFonts w:ascii="Times New Roman" w:hAnsi="Times New Roman" w:eastAsia="Times New Roman"/>
-                <w:b w:val="0"/>
-                <w:i w:val="0"/>
-                <w:sz w:val="18"/>
-              </w:rPr>
-              <w:t>приемлемо в ряде задач</w:t>
-            </w:r>
-          </w:p>
-        </w:tc>
-        <w:tc>
-          <w:tcPr>
-            <w:tcW w:type="dxa" w:w="2422"/>
-          </w:tcPr>
-          <w:p>
-            <w:r>
-              <w:rPr>
-                <w:rFonts w:ascii="Times New Roman" w:hAnsi="Times New Roman" w:eastAsia="Times New Roman"/>
-                <w:b w:val="0"/>
-                <w:i w:val="0"/>
-                <w:sz w:val="18"/>
-              </w:rPr>
-              <w:t>Устойчивое СЛП на волоконном лазере</w:t>
-            </w:r>
-          </w:p>
-        </w:tc>
-      </w:tr>
-      <w:tr>
-        <w:tc>
-          <w:tcPr>
-            <w:tcW w:type="dxa" w:w="2422"/>
-          </w:tcPr>
-          <w:p>
-            <w:r>
-              <w:rPr>
-                <w:rFonts w:ascii="Times New Roman" w:hAnsi="Times New Roman" w:eastAsia="Times New Roman"/>
-                <w:b w:val="0"/>
-                <w:i w:val="0"/>
-                <w:sz w:val="18"/>
-              </w:rPr>
-              <w:t>Титан</w:t>
-            </w:r>
-          </w:p>
-        </w:tc>
-        <w:tc>
-          <w:tcPr>
-            <w:tcW w:type="dxa" w:w="2422"/>
-          </w:tcPr>
-          <w:p>
-            <w:r>
-              <w:rPr>
-                <w:rFonts w:ascii="Times New Roman" w:hAnsi="Times New Roman" w:eastAsia="Times New Roman"/>
-                <w:b w:val="0"/>
-                <w:i w:val="0"/>
-                <w:sz w:val="18"/>
-              </w:rPr>
-              <w:t>≈ 40–60 %</w:t>
-            </w:r>
-          </w:p>
-        </w:tc>
-        <w:tc>
-          <w:tcPr>
-            <w:tcW w:type="dxa" w:w="2422"/>
-          </w:tcPr>
-          <w:p>
-            <w:r>
-              <w:rPr>
-                <w:rFonts w:ascii="Times New Roman" w:hAnsi="Times New Roman" w:eastAsia="Times New Roman"/>
-                <w:b w:val="0"/>
-                <w:i w:val="0"/>
-                <w:sz w:val="18"/>
-              </w:rPr>
-              <w:t>—</w:t>
-            </w:r>
-          </w:p>
-        </w:tc>
-        <w:tc>
-          <w:tcPr>
-            <w:tcW w:type="dxa" w:w="2422"/>
-          </w:tcPr>
-          <w:p>
-            <w:r>
-              <w:rPr>
-                <w:rFonts w:ascii="Times New Roman" w:hAnsi="Times New Roman" w:eastAsia="Times New Roman"/>
-                <w:b w:val="0"/>
-                <w:i w:val="0"/>
-                <w:sz w:val="18"/>
-              </w:rPr>
-              <w:t>Высокое A + низкая теплопроводность</w:t>
-            </w:r>
-          </w:p>
-        </w:tc>
-      </w:tr>
-      <w:tr>
-        <w:tc>
-          <w:tcPr>
-            <w:tcW w:type="dxa" w:w="2422"/>
-          </w:tcPr>
-          <w:p>
-            <w:r>
-              <w:rPr>
-                <w:rFonts w:ascii="Times New Roman" w:hAnsi="Times New Roman" w:eastAsia="Times New Roman"/>
-                <w:b w:val="0"/>
-                <w:i w:val="0"/>
-                <w:sz w:val="18"/>
-              </w:rPr>
-              <w:t>Алюминий</w:t>
-            </w:r>
-          </w:p>
-        </w:tc>
-        <w:tc>
-          <w:tcPr>
-            <w:tcW w:type="dxa" w:w="2422"/>
-          </w:tcPr>
-          <w:p>
-            <w:r>
-              <w:rPr>
-                <w:rFonts w:ascii="Times New Roman" w:hAnsi="Times New Roman" w:eastAsia="Times New Roman"/>
-                <w:b w:val="0"/>
-                <w:i w:val="0"/>
-                <w:sz w:val="18"/>
-              </w:rPr>
-              <w:t>≈ 5–10 %</w:t>
-            </w:r>
-          </w:p>
-        </w:tc>
-        <w:tc>
-          <w:tcPr>
-            <w:tcW w:type="dxa" w:w="2422"/>
-          </w:tcPr>
-          <w:p>
-            <w:r>
-              <w:rPr>
-                <w:rFonts w:ascii="Times New Roman" w:hAnsi="Times New Roman" w:eastAsia="Times New Roman"/>
-                <w:b w:val="0"/>
-                <w:i w:val="0"/>
-                <w:sz w:val="18"/>
-              </w:rPr>
-              <w:t>≈ 2–3 %</w:t>
-            </w:r>
-          </w:p>
-        </w:tc>
-        <w:tc>
-          <w:tcPr>
-            <w:tcW w:type="dxa" w:w="2422"/>
-          </w:tcPr>
-          <w:p>
-            <w:r>
-              <w:rPr>
-                <w:rFonts w:ascii="Times New Roman" w:hAnsi="Times New Roman" w:eastAsia="Times New Roman"/>
-                <w:b w:val="0"/>
-                <w:i w:val="0"/>
-                <w:sz w:val="18"/>
-              </w:rPr>
-              <w:t>Низкое A + высокий теплоотвод</w:t>
-            </w:r>
-          </w:p>
-        </w:tc>
-      </w:tr>
-      <w:tr>
-        <w:tc>
-          <w:tcPr>
-            <w:tcW w:type="dxa" w:w="2422"/>
-          </w:tcPr>
-          <w:p>
-            <w:r>
-              <w:rPr>
-                <w:rFonts w:ascii="Times New Roman" w:hAnsi="Times New Roman" w:eastAsia="Times New Roman"/>
-                <w:b w:val="0"/>
-                <w:i w:val="0"/>
-                <w:sz w:val="18"/>
-              </w:rPr>
-              <w:t>Медь</w:t>
-            </w:r>
-          </w:p>
-        </w:tc>
-        <w:tc>
-          <w:tcPr>
-            <w:tcW w:type="dxa" w:w="2422"/>
-          </w:tcPr>
-          <w:p>
-            <w:r>
-              <w:rPr>
-                <w:rFonts w:ascii="Times New Roman" w:hAnsi="Times New Roman" w:eastAsia="Times New Roman"/>
-                <w:b w:val="0"/>
-                <w:i w:val="0"/>
-                <w:sz w:val="18"/>
-              </w:rPr>
-              <w:t>очень низкое</w:t>
-            </w:r>
-          </w:p>
-        </w:tc>
-        <w:tc>
-          <w:tcPr>
-            <w:tcW w:type="dxa" w:w="2422"/>
-          </w:tcPr>
-          <w:p>
-            <w:r>
-              <w:rPr>
-                <w:rFonts w:ascii="Times New Roman" w:hAnsi="Times New Roman" w:eastAsia="Times New Roman"/>
-                <w:b w:val="0"/>
-                <w:i w:val="0"/>
-                <w:sz w:val="18"/>
-              </w:rPr>
-              <w:t>ещё ниже</w:t>
-            </w:r>
-          </w:p>
-        </w:tc>
-        <w:tc>
-          <w:tcPr>
-            <w:tcW w:type="dxa" w:w="2422"/>
-          </w:tcPr>
-          <w:p>
-            <w:r>
-              <w:rPr>
-                <w:rFonts w:ascii="Times New Roman" w:hAnsi="Times New Roman" w:eastAsia="Times New Roman"/>
-                <w:b w:val="0"/>
-                <w:i w:val="0"/>
-                <w:sz w:val="18"/>
-              </w:rPr>
-              <w:t>Часто нужны green/blue лазеры</w:t>
-            </w:r>
-          </w:p>
-        </w:tc>
-      </w:tr>
-    </w:tbl>
-    <w:p/>
-    <w:p>
-      <w:pPr>
-        <w:spacing w:before="160" w:after="80"/>
-        <w:jc w:val="center"/>
-      </w:pPr>
-      <w:r>
         <w:drawing>
           <wp:inline xmlns:a="http://schemas.openxmlformats.org/drawingml/2006/main" xmlns:pic="http://schemas.openxmlformats.org/drawingml/2006/picture">
-            <wp:extent cx="5040000" cy="3475862"/>
+            <wp:extent cx="5760000" cy="3525120"/>
             <wp:docPr id="17" name="Picture 17"/>
             <wp:cNvGraphicFramePr>
               <a:graphicFrameLocks noChangeAspect="1"/>
@@ -8618,7 +8274,7 @@
                   <pic:spPr>
                     <a:xfrm>
                       <a:off x="0" y="0"/>
-                      <a:ext cx="5040000" cy="3475862"/>
+                      <a:ext cx="5760000" cy="3525120"/>
                     </a:xfrm>
                     <a:prstGeom prst="rect"/>
                   </pic:spPr>
@@ -8641,7 +8297,7 @@
           <w:i/>
           <w:sz w:val="20"/>
         </w:rPr>
-        <w:t>Рис. 4.4. Качественные кривые спектральной поглощательной способности A(λ)</w:t>
+        <w:t>Рис. 4.4. A(λ) и четыре сценария: лазер → материал → результат</w:t>
       </w:r>
     </w:p>
     <w:p>
@@ -8657,7 +8313,7 @@
           <w:i w:val="0"/>
           <w:sz w:val="24"/>
         </w:rPr>
-        <w:t>Физическая интуиция без тяжёлой электродинамики. В металле есть свободные электроны — электронная плазма. Падающая волна раскачивает эти электроны. В широком диапазоне условий большая часть энергии переизлучается назад — высокий коэффициент отражения и привычный металлический блеск. Но A(λ) не константа: у разных металлов разные межзонные переходы и разные кривые. Поэтому «металл отражает» — верно лишь как грубый старт; инженер смотрит кривую и точку рабочей λ.</w:t>
+        <w:t>Физический смысл. A(λ) задаёт долю энергии, доступную для полезного взаимодействия в объёме или на поверхности материала. При малом A(λ) даже высокая мощность источника не обеспечивает нужного энергоподвода в зону обработки: значительная часть излучения отражается и может нагружать оптику и стенки камеры, не участвуя в нагреве или химии.</w:t>
       </w:r>
     </w:p>
     <w:p>
@@ -8673,7 +8329,7 @@
           <w:i w:val="0"/>
           <w:sz w:val="24"/>
         </w:rPr>
-        <w:t>Грубая, но полезная шкала для λ ≈ 1,06–1,08 мкм. Многие стали: A порядка 30–50% в зависимости от сплава, шероховатости, окисления и температуры. Этого часто хватает, чтобы при промышленных мощностях держать ванну при селективном лазерном плавлении. Титан и ряд титановых сплавов: A нередко выше, порядка 40–60%, плюс сравнительно низкая теплопроводность — тепло хуже утекает из зоны, стабилизировать проплавление проще. Алюминий и многие его сплавы: A часто всего около 5–10% в ближнем ИК; львиная доля мощности не входит в материал.</w:t>
+        <w:t>Почему A(λ) различна у разных материалов? У металлов основной механизм потерь — отражение: свободные электроны переизлучают падающую волну. Но A(λ) не константа. В ближнем ИК около 1 мкм типичные ориентиры: сталь 30–50%, титан 40–60%, алюминий 5–10%, медь часто ниже 5%. Отсюда относительная пригодность волокна для стали и титана и трудности для Al/Cu.</w:t>
       </w:r>
     </w:p>
     <w:p>
@@ -8689,7 +8345,7 @@
           <w:i w:val="0"/>
           <w:sz w:val="24"/>
         </w:rPr>
-        <w:t>У алюминия удар двойной. Мало поглотить — ещё и теплопроводность высока, в разы выше, чем у многих сталей. Поглощённая энергия быстро расползается по объёму порошка и подложки. Локально набрать и удержать температуру ванны трудно: окно параметров уже, чувствительность к скорости и фокусу выше. Медь в ближнем ИК ещё жёстче: очень высокое отражение и теплопроводность. Именно поэтому для Cu так активно развивают зелёные и синие лазеры.</w:t>
+        <w:t>Отдельный случай — УФ на металле. На ~355 нм энергия фотона сравнима с работой выхода. Вместо устойчивого нагрева усиливаются фотоэффект, ионизация воздуха и образование плазмы у поверхности. Плазма экранирует луч: при высокой мощности источника стабильное плавление может отсутствовать. Для металлов УФ — иной режим взаимодействия с низким КПД полезного нагрева, а не «более сильный нагреватель».</w:t>
       </w:r>
     </w:p>
     <w:p>
@@ -8705,7 +8361,7 @@
           <w:i w:val="0"/>
           <w:sz w:val="24"/>
         </w:rPr>
-        <w:t>Сравните точку 10,6 мкм. У алюминия и меди A на дальнем ИК часто падает до единиц процентов. Пытаться плавить Al «большим CO₂» в логике селективного лазерного плавления — значит отапливать отражённым излучением оптику и кабину и поднимать риски для оборудования. Ниша CO₂ остаётся там, где материал на 10,6 мкм принимает энергию: органика, дерево, полимеры, ткани, отдельные задачи по сталям и другим материалам с приемлемым A.</w:t>
+        <w:t>У неметаллов и полимеров основной канал — резонансное поглощение на колебательных модах молекул. CO₂-лазер на 10,6 мкм попадает в такие окна у органики: A(λ) часто 80–95%. Материал нагревается, плавится, испаряется или горит. Та же λ на стали даёт обратную картину: отражение порядка 90%, и для прецизионного плавления порошка источник практически непригоден без крайне высоких мощностей.</w:t>
       </w:r>
     </w:p>
     <w:p>
@@ -8721,7 +8377,7 @@
           <w:i w:val="0"/>
           <w:sz w:val="24"/>
         </w:rPr>
-        <w:t>Важная поправка к табличным кривым полированного монолита: порошковый слой — не зеркало. Многократные переотражения между частицами повышают эффективное поглощение. Шероховатость, оксидные плёнки, прогрев поверхности по мере появления ванны тоже сдвигают A. Поэтому печать алюминия на 1 мкм вообще возможна на практике — но запас прочности по энергии тонкий, и сравнение со сталью/титаном всё равно не в пользу Al.</w:t>
+        <w:t>Связь с разделом о двух механизмах. Механизм отвечает на вопрос: как распорядиться поглощённой энергией — разорвать связь или нагреть решётку. A(λ) отвечает: какая доля энергии вошла. Совместно они определяют пригодность пары «лазер–материал».</w:t>
       </w:r>
     </w:p>
     <w:p>
@@ -8737,7 +8393,7 @@
           <w:i w:val="0"/>
           <w:sz w:val="24"/>
         </w:rPr>
-        <w:t>Ещё один практический слой: отражённый луч — не только потеря КПД, но и канал повреждения окна камеры, датчиков и стенок. Для высокоотражающих порошков культура экранов, юстировки и контроля мощности в пятне критична. Иногда процесс «не идёт» не потому что физика плавления запрещена, а потому что реальная мощность на поверхности далеко от показаний источника.</w:t>
+        <w:t>Разберём четыре ключевых сценария — опорную таблицу «Лазер → Материал → Результат».</w:t>
       </w:r>
     </w:p>
     <w:p>
@@ -8753,7 +8409,7 @@
           <w:i w:val="0"/>
           <w:sz w:val="24"/>
         </w:rPr>
-        <w:t>Связка с предыдущим слайдом должна стать автоматической. Механизм отвечает на вопрос: что делать с энергией после поглощения — рвать связь или греть решётку. A(λ) отвечает: какая доля энергии вообще вошла. Произведение этих логик даёт пригодность пары «материал–лазер». Для алюминия на 1 мкм тепловой сценарий правильный по механизму, но тяжёлый по входной доле энергии и теплоотводу.</w:t>
+        <w:t>Сценарий 1. УФ 355 нм, энергия фотона около 3,5 эВ, материал — сталь. A(λ) низкая, порядка 10–20%, плюс плазма. Результат: неустойчивое плавление. Поверхность может локально перегреваться, но значительная часть энергии уходит на фотоэффект, ионизацию и экранирование. КПД нагрева низкий. Причина: энергия фотона сравнима с работой выхода.</w:t>
       </w:r>
     </w:p>
     <w:p>
@@ -8769,7 +8425,7 @@
           <w:i w:val="0"/>
           <w:sz w:val="24"/>
         </w:rPr>
-        <w:t>Разберём численный порядок потерь. Если A ≈ 0,4, из 400 Вт в пятне порядка 160 Вт идут в материал — грубо, без учёта многократных отражений порошка. Если A ≈ 0,08, из тех же 400 Вт в материал входит порядка 30 Вт. Разница больше чем впятеро ещё до теплопроводности. Теперь добавьте, что алюминий эти 30 Вт растаскивает быстрее стали: становится ясно, почему «те же 400 Вт», что уверенно ведут сталь, для Al дают нестабильную ванну.</w:t>
+        <w:t>Сценарий 2. Волоконный лазер 1070 нм, около 1,16 эВ, та же сталь. A(λ) средняя, 30–50%. Результат: устойчивое плавление в логике СЛП. Энергия передаётся электронам, затем решётке; нагрев стабилен, без плазменного экрана. Причина: энергия фотона ниже работы выхода — доминирует тепловой канал.</w:t>
       </w:r>
     </w:p>
     <w:p>
@@ -8785,7 +8441,7 @@
           <w:i w:val="0"/>
           <w:sz w:val="24"/>
         </w:rPr>
-        <w:t>Температурная динамика A тоже важна. По мере появления расплава и изменения состояния поверхности поглощение может вырасти относительно холодного блестящего порошка. Это помогает процессу «зацепиться», но старт трека и контуры детали остаются уязвимыми. Поэтому стратегии контур/заполнение, мощность первого прохода и подогрев платформы — не косметика, а борьба за вход энергии в худшей точке цикла.</w:t>
+        <w:t>Сценарий 3. CO₂ 10,6 мкм, около 0,12 эВ, материал — полимер, дерево, ткань. A(λ) высокая, 80–95%. Результат: резка и абляция. Фотоны резонансно возбуждают колебания связей C–O, C–H; энергия передаётся молекулярной решётке.</w:t>
       </w:r>
     </w:p>
     <w:p>
@@ -8801,7 +8457,23 @@
           <w:i w:val="0"/>
           <w:sz w:val="24"/>
         </w:rPr>
-        <w:t>Сравните медь и алюминий как урок обобщения. Оба «трудные» в ближнем ИК, но не идентичны по кривым и по практике сварки/печати. Зелёные и синие лазеры для Cu уже показывают промышленный смысл именно через рост A(λ). Для Al логика та же, хотя парк решений и сплавные нюансы отличаются. Вывод методологический: сначала кривая поглощения, потом мощность.</w:t>
+        <w:t>Сценарий 4. Тот же CO₂ 10,6 мкм, материал — сталь. A(λ) очень низкая, порядка 5–10%. Результат: практически непригодно для СЛП. Сталь отражает около 90% излучения; для плавления объёма потребовались бы десятки киловатт. Причина: свободные электроны эффективно переизлучают медленную волну 10,6 мкм.</w:t>
+      </w:r>
+    </w:p>
+    <w:p>
+      <w:pPr>
+        <w:spacing w:after="160" w:before="0" w:lineRule="auto" w:line="276"/>
+        <w:ind w:firstLine="709"/>
+        <w:jc w:val="both"/>
+      </w:pPr>
+      <w:r>
+        <w:rPr>
+          <w:rFonts w:ascii="Times New Roman" w:hAnsi="Times New Roman" w:eastAsia="Times New Roman"/>
+          <w:b w:val="0"/>
+          <w:i w:val="0"/>
+          <w:sz w:val="24"/>
+        </w:rPr>
+        <w:t>Контрасты. Одна и та же сталь: волокно — рабочий режим СЛП; УФ — режим с плазмой и фотоэффектом; CO₂ — высокое отражение. Один и тот же CO₂: органика — эффективный партнёр, сталь — нет. Сначала оценивают пару «λ + материал» и A(λ), затем мощность и скорость.</w:t>
       </w:r>
     </w:p>
     <w:p>
@@ -8832,7 +8504,7 @@
           <w:i w:val="0"/>
           <w:sz w:val="24"/>
         </w:rPr>
-        <w:t>Соберём правило выбора, которым можно пользоваться у чертежа и у спецификации станка. Сначала класс задачи: нужна фотоинициация полимера или плавление металлического порошка? Если фотохимия — берём спектр под инициатор и проектируем дозу. Если плавление — смотрим A(λ), теплопроводность, доступную мощность, качество пучка, атмосферу и экономику владения источником.</w:t>
+        <w:t>Сформулируем правило выбора. Сначала класс задачи: фотоинициация полимера или плавление металлического порошка? Если фотохимия — выбирают спектр под инициатор и назначают дозу. Если плавление — оценивают A(λ), теплопроводность, доступную мощность, качество пучка, атмосферу и стоимость владения источником.</w:t>
       </w:r>
     </w:p>
     <w:p>
@@ -8848,7 +8520,7 @@
           <w:i w:val="0"/>
           <w:sz w:val="24"/>
         </w:rPr>
-        <w:t>Для большинства платформ селективного лазерного плавления металлов дефолт сегодня — волоконный лазер около 1 мкм. Причины системные, не рекламные. Поглощение приемлемо для сталей, титана, Ni-суперсплавов, CoCr. Качество пучка высокое: M² часто порядка 1,1–1,5, значит пятно можно сделать малым, а плотность мощности — высокой. Излучение доставляется волокном, источник компактен, КПД и ресурс обычно лучше старых газовых схем, юстировок меньше, чем у классического CO₂. Сервисная экосистема и парк оборудования уже заточены под этот класс.</w:t>
+        <w:t>Для большинства платформ СЛП металлов стандарт сегодня — волоконный лазер около 1 мкм. Поглощение приемлемо для сталей, титана, Ni-суперсплавов, CoCr. Качество пучка высокое: M² часто порядка 1,1–1,5, что позволяет малое пятно и высокую плотность мощности. Излучение доставляется волокном; источник компактен, КПД и ресурс обычно выше, чем у старых газовых схем.</w:t>
       </w:r>
     </w:p>
     <w:p>
@@ -8919,7 +8591,7 @@
           <w:i w:val="0"/>
           <w:sz w:val="24"/>
         </w:rPr>
-        <w:t>Но дефолт — не закон природы. Полимеры, органические композиты, резка тканей и оргстекла часто живут на других λ. Керамики и специальные сплавы могут требовать отдельных окон. Даже внутри металлов медь и алюминий показывают: ближний ИК выбран индустрией как оптимум по совокупности факторов, а не как универсальный ключ ко всем порошкам.</w:t>
+        <w:t>Стандарт не универсален. Полимеры, органические композиты, резка тканей и оргстекла часто требуют иных λ. Керамики и специальные сплавы могут нуждаться в отдельных спектральных окнах. Медь и алюминий показывают: ближний ИК выбран индустрией как компромисс по совокупности факторов, а не как решение для всех порошков.</w:t>
       </w:r>
     </w:p>
     <w:p>
@@ -8935,7 +8607,7 @@
           <w:i w:val="0"/>
           <w:sz w:val="24"/>
         </w:rPr>
-        <w:t>Отдельно про качество пучка и пятно — мост к следующей лекции. Высокий M² близок к идеальной гауссовой моде и позволяет сфокусировать энергию в малую площадь. Плохой пучок «размазывает» мощность, снижая пиковую плотность даже при тех же ваттах. Поэтому выбирать лазер только по мощности на шильдике — ошибка: нужны λ, M², диапазон фокусировки и реальный диаметр в рабочей плоскости.</w:t>
+        <w:t>Качество пучка и пятно — переход к следующей теме курса. Высокий M² близок к идеальной гауссовой моде и позволяет сфокусировать энергию в малую площадь. При плохом пучке мощность распределяется по большей площади, снижая пиковую плотность при тех же ваттах. Выбор лазера только по номинальной мощности недостаточен: нужны λ, M², диапазон фокусировки и реальный диаметр в рабочей плоскости.</w:t>
       </w:r>
     </w:p>
     <w:p>
@@ -8951,7 +8623,7 @@
           <w:i w:val="0"/>
           <w:sz w:val="24"/>
         </w:rPr>
-        <w:t>Что делать с алюминием, если машина уже с волоконным ~1 мкм? Физику отражения кнопкой не отменить — меняют стратегию. Первое: сдвиг длины волны в зелёный 515–532 нм или синий ~450 нм, где у Al и Cu поглощение выше. Это бьёт в причину, но дороже в интеграции и пока реже как массовый стандарт. Второе: подогрев платформы — часто 150–200 °C и выше, если конструкция машины позволяет. Снижаются градиенты, ванну проще удержать, меньше трещин и срывов сплавления.</w:t>
+        <w:t>Если машина уже с волоконным ~1 мкм, а материал — алюминий, отражение кнопкой не отменить: меняют стратегию. Первое: сдвиг длины волны в зелёный 515–532 нм или синий ~450 нм, где у Al и Cu поглощение выше. Это воздействует на причину, но дороже в интеграции. Второе: подогрев платформы — часто 150–200 °C и выше, если конструкция позволяет. Снижаются градиенты, ванну проще удерживать.</w:t>
       </w:r>
     </w:p>
     <w:p>
@@ -8967,7 +8639,7 @@
           <w:i w:val="0"/>
           <w:sz w:val="24"/>
         </w:rPr>
-        <w:t>Третье: повысить плотность мощности — поднять мощность и/или уменьшить пятно, контролируя переход в режим глубокого проплавления и выброс. Четвёртое: снизить скорость сканирования, изменить шаг штриховки, острова, контуры, толщину слоя, фракцию порошка. Иногда помогает работа с атмосферой и контролем кислорода, иногда — специальные оболочки порошка и сплавный дизайн. Комбинации рычагов подбирают экспериментально, но логика всегда одна: увеличить вход энергии и/или уменьшить скорость её потери.</w:t>
+        <w:t>Третье: повысить плотность мощности — увеличить мощность и/или уменьшить пятно, контролируя переход в режим глубокого проплавления. Четвёртое: снизить скорость сканирования, изменить шаг штриховки, контуры, толщину слоя. Иногда помогает атмосфера и контроль кислорода, иногда — конструкция порошка и сплава. Логика одна: увеличить вход энергии и/или уменьшить скорость её отвода.</w:t>
       </w:r>
     </w:p>
     <w:p>
@@ -8983,7 +8655,7 @@
           <w:i w:val="0"/>
           <w:sz w:val="24"/>
         </w:rPr>
-        <w:t>Чек-лист на пять вопросов перед выбором источника: (1) нужен квантовый порог или нагрев до расплава? (2) каково A(λ) у материала на кандидатных длинах волн? (3) хватает ли мощности и качества пучка, чтобы победить теплоотвод? (4) какие побочные риски — отражение, дым, усадка, поры, повреждение оптики? (5) стоимость владения и доступность сервиса? Если ответы согласованы, λ выбрана осмысленно.</w:t>
+        <w:t>Чек-лист перед выбором источника: (1) нужен квантовый порог или нагрев до расплава? (2) каково A(λ) у материала на кандидатных длинах волн? (3) достаточны ли мощность и качество пучка против теплоотвода? (4) какие риски — отражение, дым, усадка, поры, повреждение оптики? (5) стоимость владения и сервис? Согласованность ответов и определяет выбор λ.</w:t>
       </w:r>
     </w:p>
     <w:p>
@@ -8999,7 +8671,7 @@
           <w:i w:val="0"/>
           <w:sz w:val="24"/>
         </w:rPr>
-        <w:t>Запомните формулировку для экзамена и для цеха: это инженерный обход ограничений материала, а не отмена оптики и теплофизики. «Просто мощнее» без учёта A(λ) и механизма — самый короткий путь к браку и к прожигу не того объекта.</w:t>
+        <w:t>это инженерный обход ограничений материала, а не отмена оптики и теплофизики. Увеличение мощности без учёта A(λ) и механизма часто ведёт к браку.</w:t>
       </w:r>
     </w:p>
     <w:p>
@@ -9015,7 +8687,7 @@
           <w:i w:val="0"/>
           <w:sz w:val="24"/>
         </w:rPr>
-        <w:t>Полезно явно назвать критерий остановки перебора параметров. Если вы уже подняли мощность, снизили скорость и подогрели платформу, а алюминий всё равно даёт нестабильное сплавление при высоком отражении, дальше без смены λ или материала вы чаще покупаете поры и перегрев, а не качество. Окно процесса конечно; физика A(λ) задаёт его границы раньше, чем интерфейс станка.</w:t>
+        <w:t>Критерий остановки перебора параметров. Если мощность уже повышена, скорость снижена и платформа подогрета, а алюминий по-прежнему даёт нестабильное сплавление при высоком отражении, дальнейший перебор без смены λ или материала чаще ухудшает качество (поры, перегрев), чем улучшает его. Окно процесса конечно; физика A(λ) задаёт его границы раньше интерфейса станка.</w:t>
       </w:r>
     </w:p>
     <w:p>
@@ -9031,7 +8703,7 @@
           <w:i w:val="0"/>
           <w:sz w:val="24"/>
         </w:rPr>
-        <w:t>Посмотрим на выбор как на дерево решений без романтики. Ветка A: полимер + фотоинициатор → проверить спектр инициатора → выбрать УФ/фиолет → назначить дозу и стратегию экспозиции → проверить усадку и пост-отверждение. Ветка B: металл + плавление → оценить A(λ) на 1 мкм и альтернативах → оценить теплопроводность и температуру плавления → проверить, закрывает ли мощность/M² теплоотвод → назначить P, v, шаг штриховки, слой, подогрев → проверить поры и напряжения. Если ветка B на 1 мкм не закрывается — сдвиг λ или смена сплава/порошка.</w:t>
+        <w:t>Дерево решений. Ветка A: полимер + фотоинициатор → спектр инициатора → УФ/фиолет → доза и стратегия экспозиции → усадка и пост-отверждение. Ветка B: металл + плавление → A(λ) на 1 мкм и альтернативах → теплопроводность и температура плавления → достаточность мощности/M² → P, v, шаг штриховки, слой, подогрев → контроль пор и напряжений. Если ветка B на 1 мкм не закрывается — смена λ или сплава/порошка.</w:t>
       </w:r>
     </w:p>
     <w:p>
@@ -9047,7 +8719,7 @@
           <w:i w:val="0"/>
           <w:sz w:val="24"/>
         </w:rPr>
-        <w:t>Экономика тоже часть физико-технологического выбора. Зелёный или синий источник может спасти процесс на Cu/Al, но повышает стоимость владения. Иногда выгоднее остаться на 1 мкм и сузить окно параметров, иногда — сменить сплав на более «лазерно-дружелюбный», иногда — вынести изделие на другую технологию. Правильный ответ — тот, что согласует физику, качество и стоимость, а не самый красивый луч в лаборатории.</w:t>
+        <w:t>Экономика входит в выбор. Зелёный или синий источник может обеспечить процесс на Cu/Al, но повышает стоимость владения. Иногда рациональнее остаться на 1 мкм и сузить окно параметров, иногда — сменить сплав, иногда — иную технологию. Решение согласует физику, качество и стоимость.</w:t>
       </w:r>
     </w:p>
     <w:p>
@@ -9063,7 +8735,7 @@
           <w:i w:val="0"/>
           <w:sz w:val="24"/>
         </w:rPr>
-        <w:t>Связка с контролем качества: если брак — недоотверждение полимера, копайте спектр и дозу, не «добавьте ИК». Если брак — несплавление алюминия, копайте A, теплоотвод и плотность мощности, не «смените смолу инициатора». Классификация дефекта должна начинаться с механизма и A(λ), иначе лечение будет от чужой болезни.</w:t>
+        <w:t>Контроль качества. Если брак — недоотверждение полимера, анализируют спектр и дозу, а не добавляют ИК. Если брак — несплавление алюминия, анализируют A, теплоотвод и плотность мощности. Классификация дефекта начинается с механизма и A(λ).</w:t>
       </w:r>
     </w:p>
     <w:p>
@@ -9110,7 +8782,7 @@
           <w:i w:val="0"/>
           <w:sz w:val="24"/>
         </w:rPr>
-        <w:t>Для алюминия ближний ИК часто неэффективен из-за низкого A и сильного теплоотвода. Допустим, доступен зелёный лазер с λ = 532 нм. Что изменится в оценке? Пересчитайте энергию фотона правилом 1240/λ и сравните с 1,16 эВ на 1070 нм. В какую сторону, качественно, сдвинется поглощение у Al? Если при этом пятно сфокусировать мельче, как вырастет плотность мощности и какой новый риск для режима ванны появится?</w:t>
+        <w:t>Для алюминия ближний ИК часто неэффективен из-за низкого A и сильного теплоотвода. Допустим, доступен зелёный лазер с λ = 532 нм. Пересчитайте энергию фотона правилом 1240/λ и сравните с 1,16 эВ на 1070 нм. В какую сторону, качественно, сдвинется поглощение у Al? Если пятно сфокусировать мельче, как вырастет плотность мощности и какой новый риск для режима ванны появится?</w:t>
       </w:r>
     </w:p>
     <w:p>
@@ -9126,7 +8798,7 @@
           <w:i w:val="0"/>
           <w:sz w:val="24"/>
         </w:rPr>
-        <w:t>Сформулируйте гипотезу четырьмя метками: λ, E, A, плотность мощности. Не обязательно числа до третьего знака — важна причинная цепочка. Эту цепочку полезно разобрать далее вместе с геометрией пучка.</w:t>
+        <w:t>Сформулируйте гипотезу четырьмя метками: λ, E, A, плотность мощности. Важна причинная цепочка. Эту цепочку полезно разобрать далее вместе с геометрией пучка.</w:t>
       </w:r>
     </w:p>
     <w:p>
@@ -9142,7 +8814,7 @@
           <w:i w:val="0"/>
           <w:sz w:val="24"/>
         </w:rPr>
-        <w:t>Подсказка без готового ответа: рост энергии фотона при переходе 1070 → 532 нм сам по себе не превращает процесс в фотохимию алюминия; для металла по-прежнему доминирует тепловой канал. Но изменение λ может сильно изменить входной множитель A и допустимую плотность мощности. Именно эту развилку разберём вместе с фокусировкой.</w:t>
+        <w:t>Подсказка: рост энергии фотона при переходе 1070 → 532 нм сам по себе не превращает процесс в фотохимию алюминия; для металла по-прежнему доминирует тепловой канал. Но изменение λ может существенно изменить A и допустимую плотность мощности.</w:t>
       </w:r>
     </w:p>
     <w:p>
@@ -9173,7 +8845,7 @@
           <w:i w:val="0"/>
           <w:sz w:val="24"/>
         </w:rPr>
-        <w:t>Сфиксируем четыре тезиса, которые нужно унести с занятия и применять к любой новой паре «материал–лазер».</w:t>
+        <w:t>Сфиксируем четыре тезиса.</w:t>
       </w:r>
     </w:p>
     <w:p>
@@ -9189,7 +8861,7 @@
           <w:i w:val="0"/>
           <w:sz w:val="24"/>
         </w:rPr>
-        <w:t>Первое. Энергия фотона E = h·c/λ обратно пропорциональна длине волны. Выбирая лазер, вы выбираете энергию каждого кванта — потолок одноактного взаимодействия с электронными степенями свободы.</w:t>
+        <w:t>Первое. Энергия фотона E = h·c/λ обратно пропорциональна длине волны. Выбор лазера задаёт энергию каждого кванта — верхний предел одноактного взаимодействия с электронными степенями свободы.</w:t>
       </w:r>
     </w:p>
     <w:p>
@@ -9205,7 +8877,7 @@
           <w:i w:val="0"/>
           <w:sz w:val="24"/>
         </w:rPr>
-        <w:t>Второе. Механизмы принципиально различны. Фотохимия в стереолитографии опирается на порог и число полезных фотонов. Тепловой путь в селективном лазерном плавлении — на мощность, время воздействия и теплоотвод в решётке и окружении.</w:t>
+        <w:t>Второе. Механизмы различны. Фотохимия в стереолитографии опирается на порог и число полезных фотонов. Тепловой путь в СЛП — на мощность, время воздействия и теплоотвод.</w:t>
       </w:r>
     </w:p>
     <w:p>
@@ -9221,7 +8893,7 @@
           <w:i w:val="0"/>
           <w:sz w:val="24"/>
         </w:rPr>
-        <w:t>Третье. A(λ) решает, какая доля мощности вообще войдёт в материал. Сталь и титан на ~1 мкм относительно удобны; алюминий и медь — нет, без смены λ или жёсткой адаптации режима и тепловой стратегии.</w:t>
+        <w:t>Третье. A(λ) определяет долю мощности, входящую в материал. Сталь и титан на ~1 мкм относительно удобны; алюминий и медь — нет, без смены λ или жёсткой адаптации режима.</w:t>
       </w:r>
     </w:p>
     <w:p>
@@ -9237,7 +8909,7 @@
           <w:i w:val="0"/>
           <w:sz w:val="24"/>
         </w:rPr>
-        <w:t>Четвёртое. Выбор лазера — выбор инструмента под задачу, а не поиск самого мощного шильдика. Металлы при селективном лазерном плавлении: чаще волокно ~1 мкм; фотополимеры: УФ ~355 нм или иной спектр строго под инициатор.</w:t>
+        <w:t>Четвёртое. Выбор лазера — выбор инструмента под задачу, а не поиск источника с максимальной номинальной мощностью. Металлы при СЛП: чаще волокно ~1 мкм; фотополимеры: УФ ~355 нм или иной спектр строго под инициатор.</w:t>
       </w:r>
     </w:p>
     <w:p>
@@ -9253,7 +8925,7 @@
           <w:i w:val="0"/>
           <w:sz w:val="24"/>
         </w:rPr>
-        <w:t>Проверьте себя одним тестом. Если вам дают новый порошок и новый лазер, в каком порядке вы задаёте вопросы? Сначала λ и E фотона, затем механизм, затем A(λ) и теплоотвод, затем мощность и пятно, затем экономика. Любая другая последовательность повышает шанс купить неподходящий источник «потому что мощный».</w:t>
+        <w:t>Удобный порядок вопросов для новой пары «порошок–лазер»: сначала λ и E фотона, затем механизм, затем A(λ) и теплоотвод, затем мощность и пятно, затем экономика.</w:t>
       </w:r>
     </w:p>
     <w:p>
@@ -9269,7 +8941,7 @@
           <w:i w:val="0"/>
           <w:sz w:val="24"/>
         </w:rPr>
-        <w:t>Далее по курсу логично перейти к геометрической оптике: как линзы собирают луч в пятно и как оценить его размер. После выбора λ это следующий рычаг плотности мощности и качества трека.</w:t>
+        <w:t>Далее по курсу логично перейти к геометрической оптике: как линзы собирают луч в пятно и как оценить его размер. После выбора λ это следующий рычаг плотности мощности.</w:t>
       </w:r>
     </w:p>
     <w:p>

--- a/Методичка_Физика_лазеров_для_3D-технологий.docx
+++ b/Методичка_Физика_лазеров_для_3D-технологий.docx
@@ -7900,7 +7900,7 @@
           <w:i w:val="0"/>
           <w:sz w:val="24"/>
         </w:rPr>
-        <w:t>На приведённом рисунке слева показан качественный профиль потенциальной энергии вдоль координаты реакции: исходное состояние, барьер активации E_акт и продукты. Стрелка «один УФ-фотон» означает условие E_ph ≥ E_акт: одного кванта достаточно, чтобы система перешла через барьер. На правой части того же рисунка — зависимость температуры от времени T(t) при тепловом нагреве; горизонталь T_пл — температура плавления. Кривая растёт за счёт накопления энергии многих слабых ИК-фотонов; при пересечении T_пл появляется расплав.</w:t>
+        <w:t>На приведённом рисунке слева показан качественный профиль потенциальной энергии вдоль координаты реакции: исходное состояние, барьер активации E_акт и продукты. Синяя вертикаль с подписью E_ph — шкала энергии одного УФ-фотона: если E_ph ≥ E_акт, система может перейти через барьер (дуга «переход»). На правой части того же рисунка — зависимость температуры от времени T(t) при тепловом нагреве; горизонталь T_пл — температура плавления. Кривая растёт за счёт накопления энергии многих слабых ИК-фотонов; при пересечении T_пл появляется расплав.</w:t>
       </w:r>
     </w:p>
     <w:p>
@@ -7911,7 +7911,7 @@
       <w:r>
         <w:drawing>
           <wp:inline xmlns:a="http://schemas.openxmlformats.org/drawingml/2006/main" xmlns:pic="http://schemas.openxmlformats.org/drawingml/2006/picture">
-            <wp:extent cx="5040000" cy="3414194"/>
+            <wp:extent cx="5040000" cy="3465000"/>
             <wp:docPr id="16" name="Picture 16"/>
             <wp:cNvGraphicFramePr>
               <a:graphicFrameLocks noChangeAspect="1"/>
@@ -7932,7 +7932,7 @@
                   <pic:spPr>
                     <a:xfrm>
                       <a:off x="0" y="0"/>
-                      <a:ext cx="5040000" cy="3414194"/>
+                      <a:ext cx="5040000" cy="3465000"/>
                     </a:xfrm>
                     <a:prstGeom prst="rect"/>
                   </pic:spPr>
@@ -7955,7 +7955,7 @@
           <w:i/>
           <w:sz w:val="20"/>
         </w:rPr>
-        <w:t>Рис. 4.3. Два механизма: слева — барьер E_акт вдоль координаты реакции (УФ); справа — T(t) и T_пл (ИК)</w:t>
+        <w:t>Рис. 4.3. Два механизма: слева — барьер E_акт и шкала энергии одного УФ-фотона E_ph; справа — T(t) и T_пл (ИК)</w:t>
       </w:r>
     </w:p>
     <w:p>

--- a/Методичка_Физика_лазеров_для_3D-технологий.docx
+++ b/Методичка_Физика_лазеров_для_3D-технологий.docx
@@ -7377,7 +7377,7 @@
           <w:i w:val="0"/>
           <w:sz w:val="24"/>
         </w:rPr>
-        <w:t>Четвёртое. Спектральная поглощательная способность A(λ) и четыре сценария «лазер → материал».</w:t>
+        <w:t>Четвёртое. A(λ) (спектральная поглощательная способность) и четыре сценария «лазер → материал».</w:t>
       </w:r>
     </w:p>
     <w:p>
@@ -7440,7 +7440,7 @@
           <w:i w:val="0"/>
           <w:sz w:val="24"/>
         </w:rPr>
-        <w:t>Фотон — порция энергии электромагнитного поля. Энергия задаётся соотношением Планка–Эйнштейна: E = h·ν, где h ≈ 6,63×10⁻³⁴ Дж·с — постоянная Планка, ν — частота. Постоянная мала, частоты велики, поэтому энергия одного фотона мала в бытовых джоулях — но именно она разрешает или запрещает квантовый акт: возбуждение уровня, разрыв связи, ионизацию.</w:t>
+        <w:t>Фотон — порция энергии электромагнитного поля. Энергия задаётся соотношением Планка–Эйнштейна: E (энергия фотона) = h·ν, где h ≈ 6,63×10⁻³⁴ Дж·с — постоянная Планка, ν (частота). Постоянная мала, частоты велики, поэтому энергия одного фотона мала в бытовых джоулях — но именно она разрешает или запрещает квантовый акт: возбуждение уровня, разрыв связи, ионизацию.</w:t>
       </w:r>
     </w:p>
     <w:p>
@@ -7527,7 +7527,7 @@
           <w:i w:val="0"/>
           <w:sz w:val="24"/>
         </w:rPr>
-        <w:t>В паспортах лазеров указывают длину волны λ, реже частоту. Связь через скорость света в вакууме: λ·ν = c. Отсюда рабочая формула: E = h·c / λ. Чем короче длина волны, тем больше энергия одного фотона. Увеличение λ вдвое уменьшает E вдвое. Мощность источника при этом независима: это поток фотонов в единицу времени, а не энергия каждого кванта.</w:t>
+        <w:t>В паспортах лазеров указывают λ (длину волны), реже частоту. Связь через скорость света в вакууме: λ·ν = c. Отсюда рабочая формула: E (энергия фотона) = h·c / λ (длина волны). Чем короче длина волны, тем больше энергия одного фотона. Увеличение λ (длины волны) вдвое уменьшает E (энергию фотона) вдвое. Мощность источника при этом независима: это поток фотонов в единицу времени, а не энергия каждого кванта.</w:t>
       </w:r>
     </w:p>
     <w:p>
@@ -7559,7 +7559,7 @@
           <w:i w:val="0"/>
           <w:sz w:val="24"/>
         </w:rPr>
-        <w:t>Практическое правило: E(эВ) ≈ 1240 / λ(нм). Для 1070 нм — примерно 1,16 эВ; для 532 нм — примерно 2,33 эВ; для 355 нм — примерно 3,49 эВ, то есть около 3,5 эВ. Разница между ближним ИК и УФ — почти втрое. Это смена класса взаимодействия, а не малая перестройка режима.</w:t>
+        <w:t>Практическое правило: E (энергия фотона, эВ) ≈ 1240 / λ (нм). Для 1070 нм — примерно 1,16 эВ; для 532 нм — примерно 2,33 эВ; для 355 нм — примерно 3,49 эВ, то есть около 3,5 эВ. Разница между ближним ИК и УФ — почти втрое. Это смена класса взаимодействия, а не малая перестройка режима.</w:t>
       </w:r>
     </w:p>
     <w:p>
@@ -7591,7 +7591,7 @@
           <w:i w:val="0"/>
           <w:sz w:val="24"/>
         </w:rPr>
-        <w:t>Фотон волоконного лазера с энергией 1,16 эВ не разрывает связь C–C в одном акте. Фотон с энергией 3,5 эВ может это сделать, если молекула его поглотила и канал диссоциации открыт. Выбор λ задаёт верхний предел энергии одного кванта. Регулятором мощности изменяют число квантов в единицу времени, но не энергия одного кванта — пока не сменена длина волны или не использована генерация гармоник.</w:t>
+        <w:t>Фотон волоконного лазера с энергией 1,16 эВ не разрывает связь C–C в одном акте. Фотон с энергией 3,5 эВ может это сделать, если молекула его поглотила и канал диссоциации открыт. Выбор λ (длины волны) задаёт верхний предел энергии одного кванта. Регулятором мощности изменяют число квантов в единицу времени, но не энергия одного кванта — пока не сменена длина волны или не использована генерация гармоник.</w:t>
       </w:r>
     </w:p>
     <w:p>
@@ -7623,7 +7623,7 @@
           <w:i w:val="0"/>
           <w:sz w:val="24"/>
         </w:rPr>
-        <w:t>Отделим мощность источника от энергии фотона ещё одним сравнением. Мощность — скорость подвода энергии (сколько энергии в единицу времени). Энергия фотона — величина одной порции и её достаточность для порогового акта. Увеличение мощности при недостаточной энергии кванта меняет скорость нагрева, но не открывает запрещённый однофотонный канал. Это различие снимает типичную путаницу в спецификациях.</w:t>
+        <w:t>Отделим мощность источника от энергии фотона ещё одним сравнением. Мощность — скорость подвода энергии (сколько энергии в единицу времени). Энергия фотона E — величина одной порции и её достаточность для порогового акта. Увеличение мощности при недостаточной энергии кванта меняет скорость нагрева, но не открывает запрещённый однофотонный канал. Это различие снимает типичную путаницу в спецификациях.</w:t>
       </w:r>
     </w:p>
     <w:p>
@@ -7805,7 +7805,7 @@
           <w:i w:val="0"/>
           <w:sz w:val="24"/>
         </w:rPr>
-        <w:t>На шкале отметим также зелёный 515–532 нм и синий около 450 нм. Они нужны потому, что у алюминия и меди поглощение там заметно выше, чем в ближнем ИК. Такие системы пока дороже и реже как стандарт каждой металлической установки, но направление следует из физики A(λ).</w:t>
+        <w:t>На шкале отметим также зелёный 515–532 нм и синий около 450 нм. Они нужны потому, что у алюминия и меди поглощение там заметно выше, чем в ближнем ИК. Такие системы пока дороже и реже как стандарт каждой металлической установки, но направление следует из физики A(λ) (спектральной поглощательной способности).</w:t>
       </w:r>
     </w:p>
     <w:p>
@@ -7884,7 +7884,7 @@
           <w:i w:val="0"/>
           <w:sz w:val="24"/>
         </w:rPr>
-        <w:t>Центральный раздел главы. После поглощения фотона энергия может пойти качественно разными путями. Развилка задаётся сравнением энергии кванта с порогами вещества: энергией активации или диссоциации для фотохимии и, в родственных случаях, работой выхода для фотоэффекта. Если порог одним квантом не достигается, тепловой канал всё равно возможен — но это уже другая физика и другие параметры управления.</w:t>
+        <w:t>Центральный раздел главы — два механизма после поглощения фотона. Развилка одна: сравнить энергию кванта с порогом вещества. Если одного фотона достаточно, чтобы открыть электронный или химический канал, доминирует фотохимия. Если энергии кванта для этого мало, остаётся тепловой канал: много слабых фотонов постепенно нагревают вещество. Пороги разные по природе — энергия активации или диссоциации в молекуле, работа выхода в фотоэффекте, — но логика сравнения одна и та же.</w:t>
       </w:r>
     </w:p>
     <w:p>
@@ -7900,7 +7900,7 @@
           <w:i w:val="0"/>
           <w:sz w:val="24"/>
         </w:rPr>
-        <w:t>На приведённом рисунке слева показан качественный профиль потенциальной энергии вдоль координаты реакции: исходное состояние, барьер активации E_акт и продукты. Синяя вертикаль с подписью E_ph — шкала энергии одного УФ-фотона: если E_ph ≥ E_акт, система может перейти через барьер (дуга «переход»). На правой части того же рисунка — зависимость температуры от времени T(t) при тепловом нагреве; горизонталь T_пл — температура плавления. Кривая растёт за счёт накопления энергии многих слабых ИК-фотонов; при пересечении T_пл появляется расплав.</w:t>
+        <w:t>На приведённом рисунке — две панели, две разные физики. Слева — фотохимия. По вертикали — энергия E молекулы. По горизонтали — ход реакции: слева молекула ещё не прореагировала, справа — уже после превращения (например, инициатор распался на радикалы). Между ними барьер E_акт (энергия активации): без достаточной энергии реакция сама не идёт. Синяя вертикаль E_ph — энергия одного УФ-фотона. Если E_ph ≥ E_акт, фотон «перебрасывает» молекулу через барьер — это дуга «переход».</w:t>
       </w:r>
     </w:p>
     <w:p>
@@ -7955,7 +7955,7 @@
           <w:i/>
           <w:sz w:val="20"/>
         </w:rPr>
-        <w:t>Рис. 4.3. Два механизма: слева — барьер E_акт и шкала энергии одного УФ-фотона E_ph; справа — T(t) и T_пл (ИК)</w:t>
+        <w:t>Рис. 4.3. Два механизма: слева — энергия E и ход реакции (E_ph ≥ E_акт); справа — температура T во времени до T_пл</w:t>
       </w:r>
     </w:p>
     <w:p>
@@ -7971,7 +7971,7 @@
           <w:i w:val="0"/>
           <w:sz w:val="24"/>
         </w:rPr>
-        <w:t>Механизм №1 — фотохимический. Он доминирует, когда одного фотона достаточно, чтобы изменить электронную структуру молекулы: перевести её на возбуждённый терм, разорвать слабую связь, открыть канал образования радикала или иона. Классический эталон порога — фотоэффект: ниже работы выхода электрон не вылетает, выше — вылетает. Интенсивность ниже порога не восполняет недостающие электрон-вольты.</w:t>
+        <w:t>Справа — тепловой канал. По вертикали — температура T металла. По горизонтали — время t. Кривая растёт, потому что много слабых ИК-фотонов постепенно нагревают материал. Горизонталь T_пл — температура плавления: как только T её достигает, появляется расплав. Итог схемы: слева решает один сильный фотон; справа — накопление многих слабых.</w:t>
       </w:r>
     </w:p>
     <w:p>
@@ -7987,7 +7987,7 @@
           <w:i w:val="0"/>
           <w:sz w:val="24"/>
         </w:rPr>
-        <w:t>В аддитивном производстве рабочий аналог — фотоинициация в стереолитографии. В смолу вводят фотоинициаторы. Они поглощают УФ-кванты порядка 3–3,5 эВ и распадаются с появлением свободных радикалов. Радикал инициирует цепную полимеризацию мономера или олигомера; растёт сетка, жидкость становится твёрдым слоем заданной геометрии.</w:t>
+        <w:t>Фотохимический механизм. Условие: одного фотона достаточно, чтобы изменить электронную структуру молекулы — возбудить её, разорвать слабую связь, дать радикал или ион. Классический эталон порога — фотоэффект: ниже работы выхода электрон не вылетает, выше — вылетает. Интенсивность ниже порога не восполняет недостающие электрон-вольты: поток «слабых» квантов не заменяет один «сильный».</w:t>
       </w:r>
     </w:p>
     <w:p>
@@ -8003,7 +8003,7 @@
           <w:i w:val="0"/>
           <w:sz w:val="24"/>
         </w:rPr>
-        <w:t>Полезная работа здесь — химическое превращение, а не нагрев ванны до высокой температуры. Рост температуры может сопутствовать, но не является целью. Нагрев смолы ИК-источником снижает вязкость и может привести к кипению или деструкции, однако без фотоинициации полимерная сетка стереолитографии не образуется. Отсюда жёсткая привязка процесса к спектральному совпадению источника и инициатора.</w:t>
+        <w:t>В аддитивном производстве это стереолитография. В смолу вводят фотоинициаторы. Они поглощают УФ-кванты порядка 3–3,5 эВ и распадаются с образованием радикалов. Радикал запускает цепную полимеризацию: жидкость становится твёрдым слоем заданной геометрии. Полезная работа здесь — химическое превращение, а не нагрев ванны. ИК-нагрев смолы может снизить вязкость или даже привести к деструкции, но без фотоинициации полимерная сетка стереолитографии не образуется. Отсюда жёсткая привязка к совпадению спектра источника и инициатора.</w:t>
       </w:r>
     </w:p>
     <w:p>
@@ -8019,7 +8019,7 @@
           <w:i w:val="0"/>
           <w:sz w:val="24"/>
         </w:rPr>
-        <w:t>Ключ фотохимии — порог по энергии кванта и число полезных поглощений. Доза (энергия на площадь), концентрация инициатора, ингибирование кислородом у поверхности, коэффициент ослабления смолы — уже инженерия проявления. Корень же — квантовое условие: фотон нужной энергии либо есть, либо его нет. Глубина отверждения растёт с экспозицией не как простой нагрев объёма, а по закону, связанному с порогом гелеобразования и ослаблением потока с глубиной.</w:t>
+        <w:t>Параметры управления в фотохимии. Корень — квантовое условие: фотон нужной энергии либо есть, либо его нет. Дальше — инженерия проявления: доза (энергия на площадь), концентрация инициатора, кислородное ингибирование у поверхности, ослабление потока с глубиной. Типовые ошибки: λ «примерно в УФ», но вне пика инициатора; завышенная доза и пропечатывание насквозь; заниженная доза и недоотверждение. Рычаги — спектр, доза, состав смолы, стратегия экспозиции. Язык P/v (линейной энергии: мощность / скорость сканирования) металлопечати сюда не переносят.</w:t>
       </w:r>
     </w:p>
     <w:p>
@@ -8035,7 +8035,7 @@
           <w:i w:val="0"/>
           <w:sz w:val="24"/>
         </w:rPr>
-        <w:t>Типовые ошибки: выбрать λ «примерно в УФ», но вне пика инициатора; завысить дозу и получить пропечатывание насквозь и огрубление тонких элементов; занизить дозу и получить недоотверждённый слой. Рычаги — спектр, доза, состав смолы, стратегия экспозиции; их не следует смешивать с тепловым языком P/v металлопечати.</w:t>
+        <w:t>Тепловой механизм. У волоконного лазера в ближнем ИК E ≈ 1,16 эВ. Этого недостаточно, чтобы одним актом разорвать типичные связи порядка 3–4 эВ. Энергия уходит в возбуждение электронов проводимости и далее в колебания решётки — макроскопически это температура. При нагреве выше температуры плавления образуется расплав: на правой части рисунка кривая T(t) пересекает T_пл.</w:t>
       </w:r>
     </w:p>
     <w:p>
@@ -8051,7 +8051,7 @@
           <w:i w:val="0"/>
           <w:sz w:val="24"/>
         </w:rPr>
-        <w:t>Механизм №2 — тепловой. Для ближнего ИК волоконного лазера E ≈ 1,16 эВ. Этого недостаточно, чтобы одним актом разорвать типичные связи порядка 3–4 эВ. Энергия уходит в возбуждение электронов и далее в колебания кристаллической решётки. Коллективные колебания атомов — фононы — макроскопически соответствуют температуре. При нагреве выше солидуса/ликвидуса образуется расплав — это соответствует пересечению кривой T(t) и изотермы T_пл на правой части рисунка.</w:t>
+        <w:t>В СЛП луч бежит по порошку и оставляет ванну расплава. Вопрос простой: успеваем ли нагреть зону до плавления быстрее, чем тепло уйдёт в соседний порошок и в уже напечатанные стенки. Отсюда настройки станка: мощность и скорость — их отношение P/v (линейная энергия); размер пятна; шаг между проходами; толщина слоя; подогрев платформы. Поднять мощность — не всегда лучше: иногда это закрывает несплавление, а иногда даёт поры от слишком глубокого проплавления.</w:t>
       </w:r>
     </w:p>
     <w:p>
@@ -8067,7 +8067,7 @@
           <w:i w:val="0"/>
           <w:sz w:val="24"/>
         </w:rPr>
-        <w:t>В металлах полезна двухступенчатая картина: сначала излучение взаимодействует со свободными электронами проводимости, электроны обмениваются энергией, затем передают её ионной решётке. На фемто- и пикосекундах это отдельная область; в типичном СЛП с непрерывным или модулированным волоконным лазером на масштабах микро- и миллисекунд мы имеем тепловую задачу с движущейся ванной расплава.</w:t>
+        <w:t>Не следует смешивать словари двух процессов. В стереолитографии «мощность» почти всегда значит: быстрее набрать нужную дозу УФ при уже выбранном спектре. В СЛП «мощность» значит: сильнее греть пятно — но тепло тут же уходит в деталь, и режим может сорваться. Брак тоже разный: у полимера — недоотверждение или липкий слой из-за кислорода у поверхности; у металла — несплавление или поры. Газ в камере тоже про разное: в стереолитографии кислород мешает химии смолы; в СЛП атмосфера бережёт порошок от окисления.</w:t>
       </w:r>
     </w:p>
     <w:p>
@@ -8083,7 +8083,22 @@
           <w:i w:val="0"/>
           <w:sz w:val="24"/>
         </w:rPr>
-        <w:t>Параметры теплового процесса — мощность, время воздействия, доля поглощения и теплоотвод: сколько мощности пришло в пятно, какая часть вошла в материал, как быстро тепло ушло в порошок, подложку и уже построенные стенки. Отсюда язык СЛП: линейная энергия P/v, объёмная плотность энергии, диаметр пятна, шаг штриховки, толщина слоя, температура платформы, атмосфера камеры. Увеличение мощности иногда устраняет несплавление, а иногда приводит к порам режима глубокого проплавления: знак эффекта не универсален.</w:t>
+        <w:t>Краткий вывод. Для стереолитографии нужен спектр под инициатор, чтобы открыть химию. Для СЛП нужен источник, эффективно нагревающий металл до расплава, — чаще ближний ИК волоконный лазер. В фотохимии решают энергия кванта и число успешных актов; в тепловом процессе — успеваем ли нагреть зону до расплава быстрее, чем тепло уйдёт. Далее третий множитель: какую долю мощности материал поглощает на выбранной λ.</w:t>
+      </w:r>
+    </w:p>
+    <w:p>
+      <w:pPr>
+        <w:spacing w:after="160" w:before="0" w:lineRule="auto" w:line="276"/>
+        <w:jc w:val="left"/>
+      </w:pPr>
+      <w:r>
+        <w:rPr>
+          <w:rFonts w:ascii="Times New Roman" w:hAnsi="Times New Roman" w:eastAsia="Times New Roman"/>
+          <w:b/>
+          <w:i w:val="0"/>
+          <w:sz w:val="26"/>
+        </w:rPr>
+        <w:t>6. СПЕКТРАЛЬНАЯ ПОГЛОЩАТЕЛЬНАЯ СПОСОБНОСТЬ И СЦЕНАРИИ</w:t>
       </w:r>
     </w:p>
     <w:p>
@@ -8099,7 +8114,7 @@
           <w:i w:val="0"/>
           <w:sz w:val="24"/>
         </w:rPr>
-        <w:t>Отказные сценарии диагностируют механизм. В стереолитографии: недоотверждение, избыточная глубина, усадка и коробление, липкость поверхности из-за кислородного ингибирования. В СЛП: несплавление, сферические поры, режим глубокого проплавления, остаточные напряжения, вынос частиц, нестабильность ванны. Разные дефекты требуют разных корректировок.</w:t>
+        <w:t>Даже при правильно выбранном механизме процесс неэффективен, если материал почти не поглощает данную длину волны. На одном волоконном лазере сталь обрабатывается относительно устойчиво, алюминий — значительно труднее, а CO₂, эффективно режущий оргстекло, для плавления стали в логике СЛП практически непригоден. Поэтому следующий параметр — A(λ) (спектральная поглощательная способность).</w:t>
       </w:r>
     </w:p>
     <w:p>
@@ -8115,134 +8130,7 @@
           <w:i w:val="0"/>
           <w:sz w:val="24"/>
         </w:rPr>
-        <w:t>Практический вывод. Для стереолитографии нужен УФ (или иной спектр под инициатор), чтобы инициировать химию. Для СЛП нужен источник, эффективно нагревающий металл до расплава, — чаще ближний ИК волоконный лазер, — поскольку задача состоит в сообщении решётке энтальпии фазового перехода и управлении тепловым полем. На рисунке слева — барьерный профиль и один УФ-фотон; справа — T(t) от потока ИК-фотонов.</w:t>
-      </w:r>
-    </w:p>
-    <w:p>
-      <w:pPr>
-        <w:spacing w:after="160" w:before="0" w:lineRule="auto" w:line="276"/>
-        <w:ind w:firstLine="709"/>
-        <w:jc w:val="both"/>
-      </w:pPr>
-      <w:r>
-        <w:rPr>
-          <w:rFonts w:ascii="Times New Roman" w:hAnsi="Times New Roman" w:eastAsia="Times New Roman"/>
-          <w:b w:val="0"/>
-          <w:i w:val="0"/>
-          <w:sz w:val="24"/>
-        </w:rPr>
-        <w:t>Количественный язык технологов. В стереолитографии оперируют экспозицией и глубиной отверждения. В СЛП — линейной энергией P/v и объёмной плотностью энергии, связывая мощность, скорость, шаг и толщину слоя. Формулы различны, потому что различны объекты управления: химическая конверсия против теплового поля ванны.</w:t>
-      </w:r>
-    </w:p>
-    <w:p>
-      <w:pPr>
-        <w:spacing w:after="160" w:before="0" w:lineRule="auto" w:line="276"/>
-        <w:ind w:firstLine="709"/>
-        <w:jc w:val="both"/>
-      </w:pPr>
-      <w:r>
-        <w:rPr>
-          <w:rFonts w:ascii="Times New Roman" w:hAnsi="Times New Roman" w:eastAsia="Times New Roman"/>
-          <w:b w:val="0"/>
-          <w:i w:val="0"/>
-          <w:sz w:val="24"/>
-        </w:rPr>
-        <w:t>Роль атмосферы. В стереолитографии кислород у поверхности может ингибировать радикальную полимеризацию. В СЛП металлов атмосфера (аргон или азот) ограничивает окисление порошка и ванны; для титана чистота газа критична. Одинаковые слова «среда процесса» — разная физика.</w:t>
-      </w:r>
-    </w:p>
-    <w:p>
-      <w:pPr>
-        <w:spacing w:after="160" w:before="0" w:lineRule="auto" w:line="276"/>
-        <w:ind w:firstLine="709"/>
-        <w:jc w:val="both"/>
-      </w:pPr>
-      <w:r>
-        <w:rPr>
-          <w:rFonts w:ascii="Times New Roman" w:hAnsi="Times New Roman" w:eastAsia="Times New Roman"/>
-          <w:b w:val="0"/>
-          <w:i w:val="0"/>
-          <w:sz w:val="24"/>
-        </w:rPr>
-        <w:t>Масштаб времени. Фотохимический акт и первичная термализация электронов — быстрые микроскопические стадии. Макроскопическая полимеризация слоя и движение ванны — миллисекунды и секунды сканирования. Оператор не управляет фемтосекундами напрямую, но обязан понимать, какой канал открыт выбором λ, иначе настройка сводится к несистематическому перебору параметров.</w:t>
-      </w:r>
-    </w:p>
-    <w:p>
-      <w:pPr>
-        <w:spacing w:after="160" w:before="0" w:lineRule="auto" w:line="276"/>
-        <w:ind w:firstLine="709"/>
-        <w:jc w:val="both"/>
-      </w:pPr>
-      <w:r>
-        <w:rPr>
-          <w:rFonts w:ascii="Times New Roman" w:hAnsi="Times New Roman" w:eastAsia="Times New Roman"/>
-          <w:b w:val="0"/>
-          <w:i w:val="0"/>
-          <w:sz w:val="24"/>
-        </w:rPr>
-        <w:t>Одинаковые слова «мощность», «скорость», «фокус» в стереолитографии и в СЛП имеют разный смысл. В фотохимии мощность — путь к дозе при уже выбранном спектре. В тепловом процессе мощность — член энергобаланса против теплоотвода. Интуицию одного процесса нельзя переносить на другой без смены словаря.</w:t>
-      </w:r>
-    </w:p>
-    <w:p>
-      <w:pPr>
-        <w:spacing w:after="160" w:before="0" w:lineRule="auto" w:line="276"/>
-        <w:ind w:firstLine="709"/>
-        <w:jc w:val="both"/>
-      </w:pPr>
-      <w:r>
-        <w:rPr>
-          <w:rFonts w:ascii="Times New Roman" w:hAnsi="Times New Roman" w:eastAsia="Times New Roman"/>
-          <w:b w:val="0"/>
-          <w:i w:val="0"/>
-          <w:sz w:val="24"/>
-        </w:rPr>
-        <w:t>Краткий вывод: в фотохимии решают энергия кванта и число успешных актов; в тепловом процессе — баланс мощности и теплоотвода. Далее — третий множитель: какую долю мощности материал поглощает на выбранной λ.</w:t>
-      </w:r>
-    </w:p>
-    <w:p>
-      <w:pPr>
-        <w:spacing w:after="160" w:before="0" w:lineRule="auto" w:line="276"/>
-        <w:jc w:val="left"/>
-      </w:pPr>
-      <w:r>
-        <w:rPr>
-          <w:rFonts w:ascii="Times New Roman" w:hAnsi="Times New Roman" w:eastAsia="Times New Roman"/>
-          <w:b/>
-          <w:i w:val="0"/>
-          <w:sz w:val="26"/>
-        </w:rPr>
-        <w:t>6. СПЕКТРАЛЬНАЯ ПОГЛОЩАТЕЛЬНАЯ СПОСОБНОСТЬ И СЦЕНАРИИ</w:t>
-      </w:r>
-    </w:p>
-    <w:p>
-      <w:pPr>
-        <w:spacing w:after="160" w:before="0" w:lineRule="auto" w:line="276"/>
-        <w:ind w:firstLine="709"/>
-        <w:jc w:val="both"/>
-      </w:pPr>
-      <w:r>
-        <w:rPr>
-          <w:rFonts w:ascii="Times New Roman" w:hAnsi="Times New Roman" w:eastAsia="Times New Roman"/>
-          <w:b w:val="0"/>
-          <w:i w:val="0"/>
-          <w:sz w:val="24"/>
-        </w:rPr>
-        <w:t>Даже при правильно выбранном механизме процесс неэффективен, если материал почти не поглощает данную длину волны. На одном волоконном лазере сталь обрабатывается относительно устойчиво, алюминий — значительно труднее, а CO₂, эффективно режущий оргстекло, для плавления стали в логике СЛП практически непригоден. Поэтому следующий параметр — спектральная поглощательная способность A(λ).</w:t>
-      </w:r>
-    </w:p>
-    <w:p>
-      <w:pPr>
-        <w:spacing w:after="160" w:before="0" w:lineRule="auto" w:line="276"/>
-        <w:ind w:firstLine="709"/>
-        <w:jc w:val="both"/>
-      </w:pPr>
-      <w:r>
-        <w:rPr>
-          <w:rFonts w:ascii="Times New Roman" w:hAnsi="Times New Roman" w:eastAsia="Times New Roman"/>
-          <w:b w:val="0"/>
-          <w:i w:val="0"/>
-          <w:sz w:val="24"/>
-        </w:rPr>
-        <w:t>Определение. Спектральная поглощательная способность A(λ) — безразмерная величина от 0 до 1 (или от 0% до 100%), равная доле мощности, упавшей на поверхность и реально вошедшей в материал, где она может быть использована для нагрева или фотохимии: A(λ) = P_поглощённая / P_падающая. Величина 1 − A(λ) для металлов соответствует в основном отражению, для прозрачных сред — также пропусканию.</w:t>
+        <w:t>Определение. A(λ) (спектральная поглощательная способность) — безразмерная величина от 0 до 1 (или от 0% до 100%), равная доле мощности, упавшей на поверхность и реально вошедшей в материал, где она может быть использована для нагрева или фотохимии: A(λ) = P_поглощённая / P_падающая. Величина 1 − A(λ) для металлов соответствует в основном отражению, для прозрачных сред — также пропусканию.</w:t>
       </w:r>
     </w:p>
     <w:p>
@@ -8297,7 +8185,7 @@
           <w:i/>
           <w:sz w:val="20"/>
         </w:rPr>
-        <w:t>Рис. 4.4. A(λ) и четыре сценария: лазер → материал → результат</w:t>
+        <w:t>Рис. 4.4. A(λ) (спектральная поглощательная способность) и четыре сценария: лазер → материал → результат</w:t>
       </w:r>
     </w:p>
     <w:p>
@@ -8520,7 +8408,7 @@
           <w:i w:val="0"/>
           <w:sz w:val="24"/>
         </w:rPr>
-        <w:t>Для большинства платформ СЛП металлов стандарт сегодня — волоконный лазер около 1 мкм. Поглощение приемлемо для сталей, титана, Ni-суперсплавов, CoCr. Качество пучка высокое: M² часто порядка 1,1–1,5, что позволяет малое пятно и высокую плотность мощности. Излучение доставляется волокном; источник компактен, КПД и ресурс обычно выше, чем у старых газовых схем.</w:t>
+        <w:t>Для большинства платформ СЛП металлов стандарт сегодня — волоконный лазер около 1 мкм. Поглощение приемлемо для сталей, титана, Ni-суперсплавов, CoCr. Качество пучка высокое: M² (параметр качества пучка) часто порядка 1,1–1,5, что позволяет малое пятно и высокую плотность мощности. Излучение доставляется волокном; источник компактен, КПД и ресурс обычно выше, чем у старых газовых схем.</w:t>
       </w:r>
     </w:p>
     <w:p>
@@ -8607,7 +8495,7 @@
           <w:i w:val="0"/>
           <w:sz w:val="24"/>
         </w:rPr>
-        <w:t>Качество пучка и пятно — переход к следующей теме курса. Высокий M² близок к идеальной гауссовой моде и позволяет сфокусировать энергию в малую площадь. При плохом пучке мощность распределяется по большей площади, снижая пиковую плотность при тех же ваттах. Выбор лазера только по номинальной мощности недостаточен: нужны λ, M², диапазон фокусировки и реальный диаметр в рабочей плоскости.</w:t>
+        <w:t>Качество пучка и пятно — переход к следующей теме курса. Высокий M² (параметр качества пучка) близок к идеальной гауссовой моде и позволяет сфокусировать энергию в малую площадь. При плохом пучке мощность распределяется по большей площади, снижая пиковую плотность при тех же ваттах. Выбор лазера только по номинальной мощности недостаточен: нужны λ, M² (качество пучка), диапазон фокусировки и реальный диаметр в рабочей плоскости.</w:t>
       </w:r>
     </w:p>
     <w:p>
@@ -8735,7 +8623,7 @@
           <w:i w:val="0"/>
           <w:sz w:val="24"/>
         </w:rPr>
-        <w:t>Контроль качества. Если брак — недоотверждение полимера, анализируют спектр и дозу, а не добавляют ИК. Если брак — несплавление алюминия, анализируют A, теплоотвод и плотность мощности. Классификация дефекта начинается с механизма и A(λ).</w:t>
+        <w:t>Контроль качества. Если брак — недоотверждение полимера, анализируют спектр и дозу, а не добавляют ИК. Если брак — несплавление алюминия, анализируют A(λ), теплоотвод и плотность мощности. Классификация дефекта начинается с механизма и A(λ).</w:t>
       </w:r>
     </w:p>
     <w:p>
@@ -8782,7 +8670,7 @@
           <w:i w:val="0"/>
           <w:sz w:val="24"/>
         </w:rPr>
-        <w:t>Для алюминия ближний ИК часто неэффективен из-за низкого A и сильного теплоотвода. Допустим, доступен зелёный лазер с λ = 532 нм. Пересчитайте энергию фотона правилом 1240/λ и сравните с 1,16 эВ на 1070 нм. В какую сторону, качественно, сдвинется поглощение у Al? Если пятно сфокусировать мельче, как вырастет плотность мощности и какой новый риск для режима ванны появится?</w:t>
+        <w:t>Для алюминия ближний ИК часто неэффективен из-за низкого A(λ) и сильного теплоотвода. Допустим, доступен зелёный лазер с λ = 532 нм. Пересчитайте энергию фотона правилом 1240/λ и сравните с 1,16 эВ на 1070 нм. В какую сторону, качественно, сдвинется поглощение у Al? Если пятно сфокусировать мельче, как вырастет плотность мощности и какой новый риск для режима ванны появится?</w:t>
       </w:r>
     </w:p>
     <w:p>
@@ -8798,7 +8686,7 @@
           <w:i w:val="0"/>
           <w:sz w:val="24"/>
         </w:rPr>
-        <w:t>Сформулируйте гипотезу четырьмя метками: λ, E, A, плотность мощности. Важна причинная цепочка. Эту цепочку полезно разобрать далее вместе с геометрией пучка.</w:t>
+        <w:t>Сформулируйте гипотезу четырьмя метками: λ, E, A(λ), плотность мощности. Важна причинная цепочка. Эту цепочку полезно разобрать далее вместе с геометрией пучка.</w:t>
       </w:r>
     </w:p>
     <w:p>
@@ -8814,7 +8702,7 @@
           <w:i w:val="0"/>
           <w:sz w:val="24"/>
         </w:rPr>
-        <w:t>Подсказка: рост энергии фотона при переходе 1070 → 532 нм сам по себе не превращает процесс в фотохимию алюминия; для металла по-прежнему доминирует тепловой канал. Но изменение λ может существенно изменить A и допустимую плотность мощности.</w:t>
+        <w:t>Подсказка: рост энергии фотона при переходе 1070 → 532 нм сам по себе не превращает процесс в фотохимию алюминия; для металла по-прежнему доминирует тепловой канал. Но изменение λ может существенно изменить A(λ) и допустимую плотность мощности.</w:t>
       </w:r>
     </w:p>
     <w:p>

--- a/Методичка_Физика_лазеров_для_3D-технологий.docx
+++ b/Методичка_Физика_лазеров_для_3D-технологий.docx
@@ -7575,7 +7575,7 @@
           <w:i w:val="0"/>
           <w:sz w:val="24"/>
         </w:rPr>
-        <w:t>Ориентиры по энергиям. Типичная одинарная связь C–C лежит около 3,6 эВ, C–H — около 4,3 эВ. Слабые связи в молекулах промышленных фотоинициаторов часто рассчитаны на разрыв в районе 3–4 эВ при поглощении УФ. Работа выхода многих металлов — порядка нескольких электрон-вольт; поэтому порог фотоэффекта лежит в УФ/фиолетовой области, а не в дальнем ИК.</w:t>
+        <w:t>Ориентиры. Связь C–C ≈ 3,6 эВ, C–H ≈ 4,3 эВ; у промышленных фотоинициаторов порог разрыва обычно 3–4 эВ в УФ. Работа выхода металлов — тоже порядка нескольких эВ, поэтому фотоэффект — в УФ/фиолете, а не в дальнем ИК.</w:t>
       </w:r>
     </w:p>
     <w:p>
@@ -7591,7 +7591,7 @@
           <w:i w:val="0"/>
           <w:sz w:val="24"/>
         </w:rPr>
-        <w:t>Фотон волоконного лазера с энергией 1,16 эВ не разрывает связь C–C в одном акте. Фотон с энергией 3,5 эВ может это сделать, если молекула его поглотила и канал диссоциации открыт. Выбор λ (длины волны) задаёт верхний предел энергии одного кванта. Регулятором мощности изменяют число квантов в единицу времени, но не энергия одного кванта — пока не сменена длина волны или не использована генерация гармоник.</w:t>
+        <w:t>Сравнение по цифрам: 1,16 эВ (волокно, 1070 нм) связь C–C одним фотоном не рвёт; 3,5 эВ (УФ, 355 нм) — может, если молекула поглотила квант. λ задаёт энергию одного кванта. Мощность меняет только число квантов в секунду, не энергию каждого. 1070 нм в 355 нм «кнопкой» не превратить: длину волны выбирают вместе с машиной.</w:t>
       </w:r>
     </w:p>
     <w:p>
@@ -7607,7 +7607,7 @@
           <w:i w:val="0"/>
           <w:sz w:val="24"/>
         </w:rPr>
-        <w:t>В станке можно установить два источника одной λ разной мощности — это масштабирование потока. Превратить 1070 нм в 355 нм программно нельзя. Поэтому длина волны — архитектурное решение машины, сопоставимое по важности с кинематикой сканатора.</w:t>
+        <w:t>Отделим мощность источника от энергии фотона. Мощность — сколько энергии приходит в единицу времени. Энергия фотона E — размер одной порции и её достаточность для порогового акта. Если кванта мало, повышение мощности ускоряет нагрев, но не открывает запрещённый однофотонный канал.</w:t>
       </w:r>
     </w:p>
     <w:p>
@@ -7623,23 +7623,7 @@
           <w:i w:val="0"/>
           <w:sz w:val="24"/>
         </w:rPr>
-        <w:t>Отделим мощность источника от энергии фотона ещё одним сравнением. Мощность — скорость подвода энергии (сколько энергии в единицу времени). Энергия фотона E — величина одной порции и её достаточность для порогового акта. Увеличение мощности при недостаточной энергии кванта меняет скорость нагрева, но не открывает запрещённый однофотонный канал. Это различие снимает типичную путаницу в спецификациях.</w:t>
-      </w:r>
-    </w:p>
-    <w:p>
-      <w:pPr>
-        <w:spacing w:after="160" w:before="0" w:lineRule="auto" w:line="276"/>
-        <w:ind w:firstLine="709"/>
-        <w:jc w:val="both"/>
-      </w:pPr>
-      <w:r>
-        <w:rPr>
-          <w:rFonts w:ascii="Times New Roman" w:hAnsi="Times New Roman" w:eastAsia="Times New Roman"/>
-          <w:b w:val="0"/>
-          <w:i w:val="0"/>
-          <w:sz w:val="24"/>
-        </w:rPr>
-        <w:t>Пример выбора машины. Если процесс требует разрыва связей инициатора около 3,5 эВ, источник на 1070 нм не является носителем нужного кванта — даже при киловаттной мощности. Если процесс — плавление стали, УФ с высокой энергией кванта не обязан быть наилучшим нагревателем: важны поглощение, мощность и теплоотвод. Энергия фотона — фильтр допустимости сценария, а не единственный параметр режима.</w:t>
+        <w:t>Пример. Нужен разрыв связей инициатора около 3,5 эВ — источник 1070 нм не подходит, даже при киловаттах. Нужно плавление стали — УФ не обязан быть лучшим нагревателем: важны поглощение, мощность и отвод тепла. Энергия фотона — фильтр «можно / нельзя», а не весь режим.</w:t>
       </w:r>
     </w:p>
     <w:p>

--- a/Методичка_Физика_лазеров_для_3D-технологий.docx
+++ b/Методичка_Физика_лазеров_для_3D-технологий.docx
@@ -7987,7 +7987,7 @@
           <w:i w:val="0"/>
           <w:sz w:val="24"/>
         </w:rPr>
-        <w:t>В аддитивном производстве это стереолитография. В смолу вводят фотоинициаторы. Они поглощают УФ-кванты порядка 3–3,5 эВ и распадаются с образованием радикалов. Радикал запускает цепную полимеризацию: жидкость становится твёрдым слоем заданной геометрии. Полезная работа здесь — химическое превращение, а не нагрев ванны. ИК-нагрев смолы может снизить вязкость или даже привести к деструкции, но без фотоинициации полимерная сетка стереолитографии не образуется. Отсюда жёсткая привязка к совпадению спектра источника и инициатора.</w:t>
+        <w:t>В аддитивном производстве это стереолитография. Обычные мономеры и олигомеры смолы сами по себе плохо запускают полимеризацию под УФ: они слабо поглощают нужный свет и почти не дают радикалов. Поэтому в смолу вводят фотоинициатор — молекулу, специально подобранную под две задачи. Первое: она эффективно поглощает УФ-кванты порядка 3–3,5 эВ. Второе: после поглощения у неё рвётся относительно слабая связь, и появляются свободные радикалы. Радикал атакует двойную связь C=C мономера и открывает цепную полимеризацию: жидкость становится твёрдым слоем. Важно уточнить: инициатор не «снижает прочность» связей готового полимера и не ослабляет мономер как таковой. Он даёт доступный канал старта реакции при энергии доступного УФ-фотона — там, где сам мономер практически не реагирует. Без инициатора сетка стереолитографии практически не образуется. Отсюда жёсткое требование: спектр источника должен совпадать с полосой поглощения инициатора.</w:t>
       </w:r>
     </w:p>
     <w:p>
@@ -8003,7 +8003,7 @@
           <w:i w:val="0"/>
           <w:sz w:val="24"/>
         </w:rPr>
-        <w:t>Параметры управления в фотохимии. Корень — квантовое условие: фотон нужной энергии либо есть, либо его нет. Дальше — инженерия проявления: доза (энергия на площадь), концентрация инициатора, кислородное ингибирование у поверхности, ослабление потока с глубиной. Типовые ошибки: λ «примерно в УФ», но вне пика инициатора; завышенная доза и пропечатывание насквозь; заниженная доза и недоотверждение. Рычаги — спектр, доза, состав смолы, стратегия экспозиции. Язык P/v (линейной энергии: мощность / скорость сканирования) металлопечати сюда не переносят.</w:t>
+        <w:t>Если квантовое условие уже выполнено (нужный фотон есть), далее определяют количество и геометрию процесса. Концентрация инициатора задаёт, сколько стартовых радикалов можно получить. Доза — энергия на площадь — задаёт, сколько полезных поглощений успело произойти. Кислород у поверхности перехватывает радикалы, поэтому верхний слой иногда остаётся липким. Поток ослабевает с глубиной: малая доза — недоотверждение, большая — пропечатывание насквозь соседних слоёв. Практические рычаги: спектр под инициатор, доза, состав смолы. Язык P/v (линейной энергии) металлопечати сюда не переносят.</w:t>
       </w:r>
     </w:p>
     <w:p>

--- a/Методичка_Физика_лазеров_для_3D-технологий.docx
+++ b/Методичка_Физика_лазеров_для_3D-технологий.docx
@@ -1001,22 +1001,7 @@
           <w:i w:val="0"/>
           <w:sz w:val="22"/>
         </w:rPr>
-        <w:t xml:space="preserve">    8. БОНУС / ВОПРОСЫ</w:t>
-      </w:r>
-    </w:p>
-    <w:p>
-      <w:pPr>
-        <w:spacing w:after="20" w:before="0" w:lineRule="auto" w:line="276"/>
-        <w:jc w:val="left"/>
-      </w:pPr>
-      <w:r>
-        <w:rPr>
-          <w:rFonts w:ascii="Times New Roman" w:hAnsi="Times New Roman" w:eastAsia="Times New Roman"/>
-          <w:b w:val="0"/>
-          <w:i w:val="0"/>
-          <w:sz w:val="22"/>
-        </w:rPr>
-        <w:t xml:space="preserve">    9. ПОДВЕДЕНИЕ ИТОГОВ</w:t>
+        <w:t xml:space="preserve">    8. ПОДВЕДЕНИЕ ИТОГОВ</w:t>
       </w:r>
     </w:p>
     <w:p>
@@ -7393,7 +7378,7 @@
           <w:i w:val="0"/>
           <w:sz w:val="24"/>
         </w:rPr>
-        <w:t>Пятое. Практические критерии выбора источника и обход ограничений для алюминия. Затем — сжатые итоги и вопрос для самостоятельной проработки.</w:t>
+        <w:t>Пятое. Практические критерии выбора источника и обход ограничений для алюминия. Затем — сжатые итоги.</w:t>
       </w:r>
     </w:p>
     <w:p>
@@ -8622,86 +8607,7 @@
           <w:i w:val="0"/>
           <w:sz w:val="26"/>
         </w:rPr>
-        <w:t>8. БОНУС / ВОПРОСЫ</w:t>
-      </w:r>
-    </w:p>
-    <w:p>
-      <w:pPr>
-        <w:spacing w:after="160" w:before="0" w:lineRule="auto" w:line="276"/>
-        <w:ind w:firstLine="709"/>
-        <w:jc w:val="both"/>
-      </w:pPr>
-      <w:r>
-        <w:rPr>
-          <w:rFonts w:ascii="Times New Roman" w:hAnsi="Times New Roman" w:eastAsia="Times New Roman"/>
-          <w:b w:val="0"/>
-          <w:i w:val="0"/>
-          <w:sz w:val="24"/>
-        </w:rPr>
-        <w:t>Бонусный вопрос связывает тему этой главы с фокусировкой пучка — следующей логической темой курса.</w:t>
-      </w:r>
-    </w:p>
-    <w:p>
-      <w:pPr>
-        <w:spacing w:after="160" w:before="0" w:lineRule="auto" w:line="276"/>
-        <w:ind w:firstLine="709"/>
-        <w:jc w:val="both"/>
-      </w:pPr>
-      <w:r>
-        <w:rPr>
-          <w:rFonts w:ascii="Times New Roman" w:hAnsi="Times New Roman" w:eastAsia="Times New Roman"/>
-          <w:b w:val="0"/>
-          <w:i w:val="0"/>
-          <w:sz w:val="24"/>
-        </w:rPr>
-        <w:t>Для алюминия ближний ИК часто неэффективен из-за низкого A(λ) и сильного теплоотвода. Допустим, доступен зелёный лазер с λ = 532 нм. Пересчитайте энергию фотона правилом 1240/λ и сравните с 1,16 эВ на 1070 нм. В какую сторону, качественно, сдвинется поглощение у Al? Если пятно сфокусировать мельче, как вырастет плотность мощности и какой новый риск для режима ванны появится?</w:t>
-      </w:r>
-    </w:p>
-    <w:p>
-      <w:pPr>
-        <w:spacing w:after="160" w:before="0" w:lineRule="auto" w:line="276"/>
-        <w:ind w:firstLine="709"/>
-        <w:jc w:val="both"/>
-      </w:pPr>
-      <w:r>
-        <w:rPr>
-          <w:rFonts w:ascii="Times New Roman" w:hAnsi="Times New Roman" w:eastAsia="Times New Roman"/>
-          <w:b w:val="0"/>
-          <w:i w:val="0"/>
-          <w:sz w:val="24"/>
-        </w:rPr>
-        <w:t>Сформулируйте гипотезу четырьмя метками: λ, E, A(λ), плотность мощности. Важна причинная цепочка. Эту цепочку полезно разобрать далее вместе с геометрией пучка.</w:t>
-      </w:r>
-    </w:p>
-    <w:p>
-      <w:pPr>
-        <w:spacing w:after="160" w:before="0" w:lineRule="auto" w:line="276"/>
-        <w:ind w:firstLine="709"/>
-        <w:jc w:val="both"/>
-      </w:pPr>
-      <w:r>
-        <w:rPr>
-          <w:rFonts w:ascii="Times New Roman" w:hAnsi="Times New Roman" w:eastAsia="Times New Roman"/>
-          <w:b w:val="0"/>
-          <w:i w:val="0"/>
-          <w:sz w:val="24"/>
-        </w:rPr>
-        <w:t>Подсказка: рост энергии фотона при переходе 1070 → 532 нм сам по себе не превращает процесс в фотохимию алюминия; для металла по-прежнему доминирует тепловой канал. Но изменение λ может существенно изменить A(λ) и допустимую плотность мощности.</w:t>
-      </w:r>
-    </w:p>
-    <w:p>
-      <w:pPr>
-        <w:spacing w:after="160" w:before="0" w:lineRule="auto" w:line="276"/>
-        <w:jc w:val="left"/>
-      </w:pPr>
-      <w:r>
-        <w:rPr>
-          <w:rFonts w:ascii="Times New Roman" w:hAnsi="Times New Roman" w:eastAsia="Times New Roman"/>
-          <w:b/>
-          <w:i w:val="0"/>
-          <w:sz w:val="26"/>
-        </w:rPr>
-        <w:t>9. ПОДВЕДЕНИЕ ИТОГОВ</w:t>
+        <w:t>8. ПОДВЕДЕНИЕ ИТОГОВ</w:t>
       </w:r>
     </w:p>
     <w:p>
@@ -9449,6 +9355,278 @@
           <w:sz w:val="22"/>
         </w:rPr>
         <w:t>TEM₁₁ - Пересекающиеся тёмные линии, 4 светлых пятна («шахматная клетка» 2х2).</w:t>
+      </w:r>
+    </w:p>
+    <w:p>
+      <w:pPr>
+        <w:spacing w:after="80" w:before="0" w:lineRule="auto" w:line="276"/>
+        <w:jc w:val="both"/>
+      </w:pPr>
+      <w:r>
+        <w:rPr>
+          <w:rFonts w:ascii="Times New Roman" w:hAnsi="Times New Roman" w:eastAsia="Times New Roman"/>
+          <w:b w:val="0"/>
+          <w:i w:val="0"/>
+          <w:sz w:val="22"/>
+        </w:rPr>
+        <w:t>A(λ)</w:t>
+        <w:tab/>
+        <w:t>Спектральная поглощательная способность — безразмерная доля падающей мощности, вошедшей в материал (0…1); A(λ) = P_погл / P_пад. Не путать с работой выхода металла</w:t>
+      </w:r>
+    </w:p>
+    <w:p>
+      <w:pPr>
+        <w:spacing w:after="80" w:before="0" w:lineRule="auto" w:line="276"/>
+        <w:jc w:val="both"/>
+      </w:pPr>
+      <w:r>
+        <w:rPr>
+          <w:rFonts w:ascii="Times New Roman" w:hAnsi="Times New Roman" w:eastAsia="Times New Roman"/>
+          <w:b w:val="0"/>
+          <w:i w:val="0"/>
+          <w:sz w:val="22"/>
+        </w:rPr>
+        <w:t>СЛП</w:t>
+        <w:tab/>
+        <w:t>Селективное лазерное плавление — послойное сплавление металлического порошка лазером (см. SLM)</w:t>
+      </w:r>
+    </w:p>
+    <w:p>
+      <w:pPr>
+        <w:spacing w:after="80" w:before="0" w:lineRule="auto" w:line="276"/>
+        <w:jc w:val="both"/>
+      </w:pPr>
+      <w:r>
+        <w:rPr>
+          <w:rFonts w:ascii="Times New Roman" w:hAnsi="Times New Roman" w:eastAsia="Times New Roman"/>
+          <w:b w:val="0"/>
+          <w:i w:val="0"/>
+          <w:sz w:val="22"/>
+        </w:rPr>
+        <w:t>P/v</w:t>
+        <w:tab/>
+        <w:t>Линейная энергия — отношение мощности лазера к скорости сканирования; основной параметр режима СЛП</w:t>
+      </w:r>
+    </w:p>
+    <w:p>
+      <w:pPr>
+        <w:spacing w:after="80" w:before="0" w:lineRule="auto" w:line="276"/>
+        <w:jc w:val="both"/>
+      </w:pPr>
+      <w:r>
+        <w:rPr>
+          <w:rFonts w:ascii="Times New Roman" w:hAnsi="Times New Roman" w:eastAsia="Times New Roman"/>
+          <w:b w:val="0"/>
+          <w:i w:val="0"/>
+          <w:sz w:val="22"/>
+        </w:rPr>
+        <w:t>M²</w:t>
+        <w:tab/>
+        <w:t>Параметр качества пучка; M² ≈ 1 соответствует идеальной гауссовой моде TEM₀₀</w:t>
+      </w:r>
+    </w:p>
+    <w:p>
+      <w:pPr>
+        <w:spacing w:after="80" w:before="0" w:lineRule="auto" w:line="276"/>
+        <w:jc w:val="both"/>
+      </w:pPr>
+      <w:r>
+        <w:rPr>
+          <w:rFonts w:ascii="Times New Roman" w:hAnsi="Times New Roman" w:eastAsia="Times New Roman"/>
+          <w:b w:val="0"/>
+          <w:i w:val="0"/>
+          <w:sz w:val="22"/>
+        </w:rPr>
+        <w:t>Фотоинициатор</w:t>
+        <w:tab/>
+        <w:t>Добавка в фотополимер, поглощающая УФ и распадающаяся на радикалы, запускающие полимеризацию</w:t>
+      </w:r>
+    </w:p>
+    <w:p>
+      <w:pPr>
+        <w:spacing w:after="80" w:before="0" w:lineRule="auto" w:line="276"/>
+        <w:jc w:val="both"/>
+      </w:pPr>
+      <w:r>
+        <w:rPr>
+          <w:rFonts w:ascii="Times New Roman" w:hAnsi="Times New Roman" w:eastAsia="Times New Roman"/>
+          <w:b w:val="0"/>
+          <w:i w:val="0"/>
+          <w:sz w:val="22"/>
+        </w:rPr>
+        <w:t>E_акт</w:t>
+        <w:tab/>
+        <w:t>Энергия активации — минимальный энергетический барьер химической реакции</w:t>
+      </w:r>
+    </w:p>
+    <w:p>
+      <w:pPr>
+        <w:spacing w:after="80" w:before="0" w:lineRule="auto" w:line="276"/>
+        <w:jc w:val="both"/>
+      </w:pPr>
+      <w:r>
+        <w:rPr>
+          <w:rFonts w:ascii="Times New Roman" w:hAnsi="Times New Roman" w:eastAsia="Times New Roman"/>
+          <w:b w:val="0"/>
+          <w:i w:val="0"/>
+          <w:sz w:val="22"/>
+        </w:rPr>
+        <w:t>E (энергия фотона)</w:t>
+        <w:tab/>
+        <w:t>E = h·ν = h·c/λ; в электрон-вольтах: E(эВ) ≈ 1240 / λ(нм)</w:t>
+      </w:r>
+    </w:p>
+    <w:p>
+      <w:pPr>
+        <w:spacing w:after="80" w:before="0" w:lineRule="auto" w:line="276"/>
+        <w:jc w:val="both"/>
+      </w:pPr>
+      <w:r>
+        <w:rPr>
+          <w:rFonts w:ascii="Times New Roman" w:hAnsi="Times New Roman" w:eastAsia="Times New Roman"/>
+          <w:b w:val="0"/>
+          <w:i w:val="0"/>
+          <w:sz w:val="22"/>
+        </w:rPr>
+        <w:t>CO₂-лазер</w:t>
+        <w:tab/>
+        <w:t>Газовый лазер с λ ≈ 10,6 мкм; эффективен для органики и ряда неметаллов</w:t>
+      </w:r>
+    </w:p>
+    <w:p>
+      <w:pPr>
+        <w:spacing w:after="80" w:before="0" w:lineRule="auto" w:line="276"/>
+        <w:jc w:val="both"/>
+      </w:pPr>
+      <w:r>
+        <w:rPr>
+          <w:rFonts w:ascii="Times New Roman" w:hAnsi="Times New Roman" w:eastAsia="Times New Roman"/>
+          <w:b w:val="0"/>
+          <w:i w:val="0"/>
+          <w:sz w:val="22"/>
+        </w:rPr>
+        <w:t>Доза</w:t>
+        <w:tab/>
+        <w:t>Энергия излучения на единицу площади (экспозиция); ключевой параметр стереолитографии</w:t>
+      </w:r>
+    </w:p>
+    <w:p>
+      <w:pPr>
+        <w:spacing w:after="80" w:before="0" w:lineRule="auto" w:line="276"/>
+        <w:jc w:val="both"/>
+      </w:pPr>
+      <w:r>
+        <w:rPr>
+          <w:rFonts w:ascii="Times New Roman" w:hAnsi="Times New Roman" w:eastAsia="Times New Roman"/>
+          <w:b w:val="0"/>
+          <w:i w:val="0"/>
+          <w:sz w:val="22"/>
+        </w:rPr>
+        <w:t>T_пл</w:t>
+        <w:tab/>
+        <w:t>Температура плавления материала</w:t>
+      </w:r>
+    </w:p>
+    <w:p>
+      <w:pPr>
+        <w:spacing w:after="80" w:before="0" w:lineRule="auto" w:line="276"/>
+        <w:jc w:val="both"/>
+      </w:pPr>
+      <w:r>
+        <w:rPr>
+          <w:rFonts w:ascii="Times New Roman" w:hAnsi="Times New Roman" w:eastAsia="Times New Roman"/>
+          <w:b w:val="0"/>
+          <w:i w:val="0"/>
+          <w:sz w:val="22"/>
+        </w:rPr>
+        <w:t>Фотохимический механизм</w:t>
+        <w:tab/>
+        <w:t>Взаимодействие, при котором один фотон достаточен для химического акта (E_ph ≥ порога)</w:t>
+      </w:r>
+    </w:p>
+    <w:p>
+      <w:pPr>
+        <w:spacing w:after="80" w:before="0" w:lineRule="auto" w:line="276"/>
+        <w:jc w:val="both"/>
+      </w:pPr>
+      <w:r>
+        <w:rPr>
+          <w:rFonts w:ascii="Times New Roman" w:hAnsi="Times New Roman" w:eastAsia="Times New Roman"/>
+          <w:b w:val="0"/>
+          <w:i w:val="0"/>
+          <w:sz w:val="22"/>
+        </w:rPr>
+        <w:t>Тепловой механизм</w:t>
+        <w:tab/>
+        <w:t>Накопление энергии многих фотонов в нагрев; типичен для СЛП металлов в ближнем ИК</w:t>
+      </w:r>
+    </w:p>
+    <w:p>
+      <w:pPr>
+        <w:spacing w:after="80" w:before="0" w:lineRule="auto" w:line="276"/>
+        <w:jc w:val="both"/>
+      </w:pPr>
+      <w:r>
+        <w:rPr>
+          <w:rFonts w:ascii="Times New Roman" w:hAnsi="Times New Roman" w:eastAsia="Times New Roman"/>
+          <w:b w:val="0"/>
+          <w:i w:val="0"/>
+          <w:sz w:val="22"/>
+        </w:rPr>
+        <w:t>Стереолитография</w:t>
+        <w:tab/>
+        <w:t>Послойная полимеризация жидкой смолы УФ-лазером (см. SLA)</w:t>
+      </w:r>
+    </w:p>
+    <w:p>
+      <w:pPr>
+        <w:spacing w:after="80" w:before="0" w:lineRule="auto" w:line="276"/>
+        <w:jc w:val="both"/>
+      </w:pPr>
+      <w:r>
+        <w:rPr>
+          <w:rFonts w:ascii="Times New Roman" w:hAnsi="Times New Roman" w:eastAsia="Times New Roman"/>
+          <w:b w:val="0"/>
+          <w:i w:val="0"/>
+          <w:sz w:val="22"/>
+        </w:rPr>
+        <w:t>Режим глубокого проплавления</w:t>
+        <w:tab/>
+        <w:t>Перегретая ванна расплава с удлинённым каналом; риск пор при избыточной плотности мощности</w:t>
+      </w:r>
+    </w:p>
+    <w:p>
+      <w:pPr>
+        <w:spacing w:after="80" w:before="0" w:lineRule="auto" w:line="276"/>
+        <w:jc w:val="both"/>
+      </w:pPr>
+      <w:r>
+        <w:rPr>
+          <w:rFonts w:ascii="Times New Roman" w:hAnsi="Times New Roman" w:eastAsia="Times New Roman"/>
+          <w:b w:val="0"/>
+          <w:i w:val="0"/>
+          <w:sz w:val="22"/>
+        </w:rPr>
+        <w:t>Ближний ИК</w:t>
+        <w:tab/>
+        <w:t>ИК-диапазон около 1 мкм (волоконные лазеры ~1070 нм); основное окно СЛП металлов</w:t>
+      </w:r>
+    </w:p>
+    <w:p>
+      <w:pPr>
+        <w:spacing w:after="80" w:before="0" w:lineRule="auto" w:line="276"/>
+        <w:jc w:val="both"/>
+      </w:pPr>
+      <w:r>
+        <w:rPr>
+          <w:rFonts w:ascii="Times New Roman" w:hAnsi="Times New Roman" w:eastAsia="Times New Roman"/>
+          <w:b w:val="0"/>
+          <w:i w:val="0"/>
+          <w:sz w:val="22"/>
+        </w:rPr>
+        <w:t>Дальний ИК</w:t>
+        <w:tab/>
+        <w:t>ИК-диапазон десятков микрометров (CO₂ ~10,6 мкм); эффективен для многих неметаллов</w:t>
       </w:r>
     </w:p>
     <w:sectPr>

--- a/Методичка_Физика_лазеров_для_3D-технологий.docx
+++ b/Методичка_Физика_лазеров_для_3D-технологий.docx
@@ -3885,26 +3885,7 @@
           <w:i w:val="0"/>
           <w:sz w:val="24"/>
         </w:rPr>
-        <w:t>Энергия одного фотона E</w:t>
-      </w:r>
-      <w:r>
-        <w:rPr>
-          <w:rFonts w:ascii="Times New Roman" w:hAnsi="Times New Roman" w:eastAsia="Times New Roman"/>
-          <w:b w:val="0"/>
-          <w:i w:val="0"/>
-          <w:sz w:val="24"/>
-          <w:vertAlign w:val="subscript"/>
-        </w:rPr>
-        <w:t>ph</w:t>
-      </w:r>
-      <w:r>
-        <w:rPr>
-          <w:rFonts w:ascii="Times New Roman" w:hAnsi="Times New Roman" w:eastAsia="Times New Roman"/>
-          <w:b w:val="0"/>
-          <w:i w:val="0"/>
-          <w:sz w:val="24"/>
-        </w:rPr>
-        <w:t xml:space="preserve"> = hc/λ. Посчитаем для двух длин волн, важных для вашей работы. Для волоконного лазера λ = 1070 нм (нанометров, 10⁻⁹ м) - это ближний инфракрасный диапазон. Энергия одного фотона примерно 1,16 эВ (электронвольт). Для УФ-лазера, используемого в стереолитографии (SLA), λ = 355 нм - энергия фотона уже</w:t>
+        <w:t>Энергия одного фотона Eph = hc/λ. Посчитаем для двух длин волн, важных для вашей работы. Для волоконного лазера λ = 1070 нм (нанометров, 10⁻⁹ м) - это ближний инфракрасный диапазон. Энергия одного фотона примерно 1,16 эВ (электронвольт). Для УФ-лазера, используемого в стереолитографии (SLA), λ = 355 нм - энергия фотона уже</w:t>
       </w:r>
     </w:p>
     <w:p>
@@ -4332,45 +4313,7 @@
           <w:i w:val="0"/>
           <w:sz w:val="24"/>
         </w:rPr>
-        <w:t>= 1,07×10⁻⁶ м: E</w:t>
-      </w:r>
-      <w:r>
-        <w:rPr>
-          <w:rFonts w:ascii="Times New Roman" w:hAnsi="Times New Roman" w:eastAsia="Times New Roman"/>
-          <w:b w:val="0"/>
-          <w:i w:val="0"/>
-          <w:sz w:val="24"/>
-          <w:vertAlign w:val="subscript"/>
-        </w:rPr>
-        <w:t>ph</w:t>
-      </w:r>
-      <w:r>
-        <w:rPr>
-          <w:rFonts w:ascii="Times New Roman" w:hAnsi="Times New Roman" w:eastAsia="Times New Roman"/>
-          <w:b w:val="0"/>
-          <w:i w:val="0"/>
-          <w:sz w:val="24"/>
-        </w:rPr>
-        <w:t xml:space="preserve"> = (6,63×10⁻³⁴ × 3×10⁸) / 1,07×10⁻⁶ ≈ 1,86×10⁻¹⁹ Дж ≈ 1,16 эВ. Лазер мощностью 200 Вт испускает N = P/E</w:t>
-      </w:r>
-      <w:r>
-        <w:rPr>
-          <w:rFonts w:ascii="Times New Roman" w:hAnsi="Times New Roman" w:eastAsia="Times New Roman"/>
-          <w:b w:val="0"/>
-          <w:i w:val="0"/>
-          <w:sz w:val="24"/>
-          <w:vertAlign w:val="subscript"/>
-        </w:rPr>
-        <w:t>ph</w:t>
-      </w:r>
-      <w:r>
-        <w:rPr>
-          <w:rFonts w:ascii="Times New Roman" w:hAnsi="Times New Roman" w:eastAsia="Times New Roman"/>
-          <w:b w:val="0"/>
-          <w:i w:val="0"/>
-          <w:sz w:val="24"/>
-        </w:rPr>
-        <w:t xml:space="preserve"> = 200 / 1,86×10⁻¹⁹ ≈ 10²¹ фотонов в секунду. Это гигантский поток: триллион миллиардов частиц каждую секунду.</w:t>
+        <w:t>= 1,07×10⁻⁶ м: Eph = (6,63×10⁻³⁴ × 3×10⁸) / 1,07×10⁻⁶ ≈ 1,86×10⁻¹⁹ Дж ≈ 1,16 эВ. Лазер мощностью 200 Вт испускает N = P/Eph = 200 / 1,86×10⁻¹⁹ ≈ 10²¹ фотонов в секунду. Это гигантский поток: триллион миллиардов частиц каждую секунду.</w:t>
       </w:r>
     </w:p>
     <w:p>
@@ -8193,83 +8136,7 @@
           <w:i w:val="0"/>
           <w:sz w:val="24"/>
         </w:rPr>
-        <w:t>На приведённом рисунке — две панели, две разные физики. Слева — фотохимия. По вертикали — энергия E молекулы. По горизонтали — ход реакции: слева молекула ещё не прореагировала, справа — уже после превращения (например, инициатор распался на радикалы). Между ними барьер E</w:t>
-      </w:r>
-      <w:r>
-        <w:rPr>
-          <w:rFonts w:ascii="Times New Roman" w:hAnsi="Times New Roman" w:eastAsia="Times New Roman"/>
-          <w:b w:val="0"/>
-          <w:i w:val="0"/>
-          <w:sz w:val="24"/>
-          <w:vertAlign w:val="subscript"/>
-        </w:rPr>
-        <w:t>акт</w:t>
-      </w:r>
-      <w:r>
-        <w:rPr>
-          <w:rFonts w:ascii="Times New Roman" w:hAnsi="Times New Roman" w:eastAsia="Times New Roman"/>
-          <w:b w:val="0"/>
-          <w:i w:val="0"/>
-          <w:sz w:val="24"/>
-        </w:rPr>
-        <w:t xml:space="preserve"> (энергия активации): без достаточной энергии реакция сама не идёт. Синяя вертикаль E</w:t>
-      </w:r>
-      <w:r>
-        <w:rPr>
-          <w:rFonts w:ascii="Times New Roman" w:hAnsi="Times New Roman" w:eastAsia="Times New Roman"/>
-          <w:b w:val="0"/>
-          <w:i w:val="0"/>
-          <w:sz w:val="24"/>
-          <w:vertAlign w:val="subscript"/>
-        </w:rPr>
-        <w:t>ph</w:t>
-      </w:r>
-      <w:r>
-        <w:rPr>
-          <w:rFonts w:ascii="Times New Roman" w:hAnsi="Times New Roman" w:eastAsia="Times New Roman"/>
-          <w:b w:val="0"/>
-          <w:i w:val="0"/>
-          <w:sz w:val="24"/>
-        </w:rPr>
-        <w:t xml:space="preserve"> — энергия одного УФ-фотона. Если E</w:t>
-      </w:r>
-      <w:r>
-        <w:rPr>
-          <w:rFonts w:ascii="Times New Roman" w:hAnsi="Times New Roman" w:eastAsia="Times New Roman"/>
-          <w:b w:val="0"/>
-          <w:i w:val="0"/>
-          <w:sz w:val="24"/>
-          <w:vertAlign w:val="subscript"/>
-        </w:rPr>
-        <w:t>ph</w:t>
-      </w:r>
-      <w:r>
-        <w:rPr>
-          <w:rFonts w:ascii="Times New Roman" w:hAnsi="Times New Roman" w:eastAsia="Times New Roman"/>
-          <w:b w:val="0"/>
-          <w:i w:val="0"/>
-          <w:sz w:val="24"/>
-        </w:rPr>
-        <w:t xml:space="preserve"> ≥ E</w:t>
-      </w:r>
-      <w:r>
-        <w:rPr>
-          <w:rFonts w:ascii="Times New Roman" w:hAnsi="Times New Roman" w:eastAsia="Times New Roman"/>
-          <w:b w:val="0"/>
-          <w:i w:val="0"/>
-          <w:sz w:val="24"/>
-          <w:vertAlign w:val="subscript"/>
-        </w:rPr>
-        <w:t>акт</w:t>
-      </w:r>
-      <w:r>
-        <w:rPr>
-          <w:rFonts w:ascii="Times New Roman" w:hAnsi="Times New Roman" w:eastAsia="Times New Roman"/>
-          <w:b w:val="0"/>
-          <w:i w:val="0"/>
-          <w:sz w:val="24"/>
-        </w:rPr>
-        <w:t>, фотон «перебрасывает» молекулу через барьер — это дуга «переход».</w:t>
+        <w:t>На приведённом рисунке — две панели, две разные физики. Слева — фотохимия. По вертикали — энергия E молекулы. По горизонтали — ход реакции: слева молекула ещё не прореагировала, справа — уже после превращения (например, инициатор распался на радикалы). Между ними барьер Eакт (энергия активации): без достаточной энергии реакция сама не идёт. Синяя вертикаль Eph — энергия одного УФ-фотона. Если Eph ≥ Eакт, фотон «перебрасывает» молекулу через барьер — это дуга «переход».</w:t>
       </w:r>
     </w:p>
     <w:p>
@@ -8388,26 +8255,7 @@
           <w:i w:val="0"/>
           <w:sz w:val="24"/>
         </w:rPr>
-        <w:t>Справа — тепловой канал. По вертикали — температура T металла. По горизонтали — время t. Кривая растёт, потому что много слабых ИК-фотонов постепенно нагревают материал. Горизонталь T</w:t>
-      </w:r>
-      <w:r>
-        <w:rPr>
-          <w:rFonts w:ascii="Times New Roman" w:hAnsi="Times New Roman" w:eastAsia="Times New Roman"/>
-          <w:b w:val="0"/>
-          <w:i w:val="0"/>
-          <w:sz w:val="24"/>
-          <w:vertAlign w:val="subscript"/>
-        </w:rPr>
-        <w:t>пл</w:t>
-      </w:r>
-      <w:r>
-        <w:rPr>
-          <w:rFonts w:ascii="Times New Roman" w:hAnsi="Times New Roman" w:eastAsia="Times New Roman"/>
-          <w:b w:val="0"/>
-          <w:i w:val="0"/>
-          <w:sz w:val="24"/>
-        </w:rPr>
-        <w:t xml:space="preserve"> — температура плавления: как только T её достигает, появляется расплав. Итог схемы: слева решает один сильный фотон; справа — накопление многих слабых.</w:t>
+        <w:t>Справа — тепловой канал. По вертикали — температура T металла. По горизонтали — время t. Кривая растёт, потому что много слабых ИК-фотонов постепенно нагревают материал. Горизонталь Tпл — температура плавления: как только T её достигает, появляется расплав. Итог схемы: слева решает один сильный фотон; справа — накопление многих слабых.</w:t>
       </w:r>
     </w:p>
     <w:p>
@@ -8471,26 +8319,7 @@
           <w:i w:val="0"/>
           <w:sz w:val="24"/>
         </w:rPr>
-        <w:t>Тепловой механизм. У волоконного лазера в ближнем ИК E ≈ 1,16 эВ. Этого недостаточно, чтобы одним актом разорвать типичные связи порядка 3–4 эВ. Энергия уходит в возбуждение электронов проводимости и далее в колебания решётки — макроскопически это температура. При нагреве выше температуры плавления образуется расплав: на правой части рисунка кривая T(t) пересекает T</w:t>
-      </w:r>
-      <w:r>
-        <w:rPr>
-          <w:rFonts w:ascii="Times New Roman" w:hAnsi="Times New Roman" w:eastAsia="Times New Roman"/>
-          <w:b w:val="0"/>
-          <w:i w:val="0"/>
-          <w:sz w:val="24"/>
-          <w:vertAlign w:val="subscript"/>
-        </w:rPr>
-        <w:t>пл</w:t>
-      </w:r>
-      <w:r>
-        <w:rPr>
-          <w:rFonts w:ascii="Times New Roman" w:hAnsi="Times New Roman" w:eastAsia="Times New Roman"/>
-          <w:b w:val="0"/>
-          <w:i w:val="0"/>
-          <w:sz w:val="24"/>
-        </w:rPr>
-        <w:t>.</w:t>
+        <w:t>Тепловой механизм. У волоконного лазера в ближнем ИК E ≈ 1,16 эВ. Этого недостаточно, чтобы одним актом разорвать типичные связи порядка 3–4 эВ. Энергия уходит в возбуждение электронов проводимости и далее в колебания решётки — макроскопически это температура. При нагреве выше температуры плавления образуется расплав: на правой части рисунка кривая T(t) пересекает Tпл.</w:t>
       </w:r>
     </w:p>
     <w:p>
@@ -8585,45 +8414,7 @@
           <w:i w:val="0"/>
           <w:sz w:val="24"/>
         </w:rPr>
-        <w:t>Определение. A(λ) (спектральная поглощательная способность) — безразмерная величина от 0 до 1 (или от 0% до 100%), равная доле мощности, упавшей на поверхность и реально вошедшей в материал, где она может быть использована для нагрева или фотохимии: A(λ) = P</w:t>
-      </w:r>
-      <w:r>
-        <w:rPr>
-          <w:rFonts w:ascii="Times New Roman" w:hAnsi="Times New Roman" w:eastAsia="Times New Roman"/>
-          <w:b w:val="0"/>
-          <w:i w:val="0"/>
-          <w:sz w:val="24"/>
-          <w:vertAlign w:val="subscript"/>
-        </w:rPr>
-        <w:t>погл</w:t>
-      </w:r>
-      <w:r>
-        <w:rPr>
-          <w:rFonts w:ascii="Times New Roman" w:hAnsi="Times New Roman" w:eastAsia="Times New Roman"/>
-          <w:b w:val="0"/>
-          <w:i w:val="0"/>
-          <w:sz w:val="24"/>
-        </w:rPr>
-        <w:t>ощённая / P</w:t>
-      </w:r>
-      <w:r>
-        <w:rPr>
-          <w:rFonts w:ascii="Times New Roman" w:hAnsi="Times New Roman" w:eastAsia="Times New Roman"/>
-          <w:b w:val="0"/>
-          <w:i w:val="0"/>
-          <w:sz w:val="24"/>
-          <w:vertAlign w:val="subscript"/>
-        </w:rPr>
-        <w:t>пад</w:t>
-      </w:r>
-      <w:r>
-        <w:rPr>
-          <w:rFonts w:ascii="Times New Roman" w:hAnsi="Times New Roman" w:eastAsia="Times New Roman"/>
-          <w:b w:val="0"/>
-          <w:i w:val="0"/>
-          <w:sz w:val="24"/>
-        </w:rPr>
-        <w:t>ающая. Величина 1 − A(λ) для металлов соответствует в основном отражению, для прозрачных сред — также пропусканию.</w:t>
+        <w:t>Определение. A(λ) (спектральная поглощательная способность) — безразмерная величина от 0 до 1 (или от 0% до 100%), равная доле мощности, упавшей на поверхность и реально вошедшей в материал, где она может быть использована для нагрева или фотохимии: A(λ) = Pпоглощённая / Pпадающая. Величина 1 − A(λ) для металлов соответствует в основном отражению, для прозрачных сред — также пропусканию.</w:t>
       </w:r>
     </w:p>
     <w:p>
@@ -10819,7 +10610,7 @@
                 <w:i w:val="0"/>
                 <w:sz w:val="18"/>
               </w:rPr>
-              <w:t>8,85·10⁻¹² Ф/м</w:t>
+              <w:t>8,85·10⁻¹² Ф/м; Ф (фарад) = Кл/В</w:t>
             </w:r>
           </w:p>
         </w:tc>
@@ -11215,7 +11006,7 @@
           <w:i w:val="0"/>
           <w:sz w:val="24"/>
         </w:rPr>
-        <w:t>Расшифровка каждого символа — в таблице ниже.</w:t>
+        <w:t>Расшифровка каждого символа (та же таблица есть на рисунке — с ней можно работать и без презентации): P — поляризация среды (Кл/м²), дипольный момент единицы объёма; ε₀ — электрическая постоянная, 8,85·10⁻¹² Ф/м, где Ф (фарад) = Кл/В (кулон на вольт); E — напряжённость электрического поля волны (В/м); χ⁽¹⁾ — линейная восприимчивость, безразмерная — отвечает за преломление; χ⁽²⁾ — квадратичная восприимчивость (м/В) — отвечает за удвоение частоты; χ⁽³⁾ — кубическая восприимчивость (м²/В²) — мала, ею пренебрегаем.</w:t>
       </w:r>
     </w:p>
     <w:p>
@@ -11577,7 +11368,7 @@
       <w:r>
         <w:drawing>
           <wp:inline xmlns:a="http://schemas.openxmlformats.org/drawingml/2006/main" xmlns:pic="http://schemas.openxmlformats.org/drawingml/2006/picture">
-            <wp:extent cx="5040000" cy="3780000"/>
+            <wp:extent cx="5040000" cy="3195000"/>
             <wp:docPr id="26" name="Picture 26"/>
             <wp:cNvGraphicFramePr>
               <a:graphicFrameLocks noChangeAspect="1"/>
@@ -11598,7 +11389,7 @@
                   <pic:spPr>
                     <a:xfrm>
                       <a:off x="0" y="0"/>
-                      <a:ext cx="5040000" cy="3780000"/>
+                      <a:ext cx="5040000" cy="3195000"/>
                     </a:xfrm>
                     <a:prstGeom prst="rect"/>
                   </pic:spPr>
@@ -11632,7 +11423,7 @@
       <w:r>
         <w:drawing>
           <wp:inline xmlns:a="http://schemas.openxmlformats.org/drawingml/2006/main" xmlns:pic="http://schemas.openxmlformats.org/drawingml/2006/picture">
-            <wp:extent cx="5040000" cy="1875349"/>
+            <wp:extent cx="5760000" cy="1184000"/>
             <wp:docPr id="27" name="Picture 27"/>
             <wp:cNvGraphicFramePr>
               <a:graphicFrameLocks noChangeAspect="1"/>
@@ -11653,7 +11444,7 @@
                   <pic:spPr>
                     <a:xfrm>
                       <a:off x="0" y="0"/>
-                      <a:ext cx="5040000" cy="1875349"/>
+                      <a:ext cx="5760000" cy="1184000"/>
                     </a:xfrm>
                     <a:prstGeom prst="rect"/>
                   </pic:spPr>
@@ -14593,137 +14384,23 @@
           <w:i w:val="0"/>
           <w:sz w:val="24"/>
         </w:rPr>
-        <w:t>Формула реального пятна: d</w:t>
-      </w:r>
-      <w:r>
-        <w:rPr>
-          <w:rFonts w:ascii="Times New Roman" w:hAnsi="Times New Roman" w:eastAsia="Times New Roman"/>
-          <w:b w:val="0"/>
-          <w:i w:val="0"/>
-          <w:sz w:val="24"/>
-          <w:vertAlign w:val="subscript"/>
-        </w:rPr>
-        <w:t>реал</w:t>
-      </w:r>
-      <w:r>
-        <w:rPr>
-          <w:rFonts w:ascii="Times New Roman" w:hAnsi="Times New Roman" w:eastAsia="Times New Roman"/>
-          <w:b w:val="0"/>
-          <w:i w:val="0"/>
-          <w:sz w:val="24"/>
-        </w:rPr>
-        <w:t xml:space="preserve"> = M² · d</w:t>
-      </w:r>
-      <w:r>
-        <w:rPr>
-          <w:rFonts w:ascii="Times New Roman" w:hAnsi="Times New Roman" w:eastAsia="Times New Roman"/>
-          <w:b w:val="0"/>
-          <w:i w:val="0"/>
-          <w:sz w:val="24"/>
-          <w:vertAlign w:val="subscript"/>
-        </w:rPr>
-        <w:t>идеал</w:t>
-      </w:r>
-      <w:r>
-        <w:rPr>
-          <w:rFonts w:ascii="Times New Roman" w:hAnsi="Times New Roman" w:eastAsia="Times New Roman"/>
-          <w:b w:val="0"/>
-          <w:i w:val="0"/>
-          <w:sz w:val="24"/>
-        </w:rPr>
-        <w:t>.</w:t>
-      </w:r>
-    </w:p>
-    <w:p>
-      <w:pPr>
-        <w:spacing w:after="160" w:before="0" w:lineRule="auto" w:line="276"/>
-        <w:ind w:firstLine="709"/>
-        <w:jc w:val="both"/>
-      </w:pPr>
-      <w:r>
-        <w:rPr>
-          <w:rFonts w:ascii="Times New Roman" w:hAnsi="Times New Roman" w:eastAsia="Times New Roman"/>
-          <w:b w:val="0"/>
-          <w:i w:val="0"/>
-          <w:sz w:val="24"/>
-        </w:rPr>
-        <w:t>Пример. Волоконный: M² = 1,3, d</w:t>
-      </w:r>
-      <w:r>
-        <w:rPr>
-          <w:rFonts w:ascii="Times New Roman" w:hAnsi="Times New Roman" w:eastAsia="Times New Roman"/>
-          <w:b w:val="0"/>
-          <w:i w:val="0"/>
-          <w:sz w:val="24"/>
-          <w:vertAlign w:val="subscript"/>
-        </w:rPr>
-        <w:t>идеал</w:t>
-      </w:r>
-      <w:r>
-        <w:rPr>
-          <w:rFonts w:ascii="Times New Roman" w:hAnsi="Times New Roman" w:eastAsia="Times New Roman"/>
-          <w:b w:val="0"/>
-          <w:i w:val="0"/>
-          <w:sz w:val="24"/>
-        </w:rPr>
-        <w:t xml:space="preserve"> = 10 мкм → d</w:t>
-      </w:r>
-      <w:r>
-        <w:rPr>
-          <w:rFonts w:ascii="Times New Roman" w:hAnsi="Times New Roman" w:eastAsia="Times New Roman"/>
-          <w:b w:val="0"/>
-          <w:i w:val="0"/>
-          <w:sz w:val="24"/>
-          <w:vertAlign w:val="subscript"/>
-        </w:rPr>
-        <w:t>реал</w:t>
-      </w:r>
-      <w:r>
-        <w:rPr>
-          <w:rFonts w:ascii="Times New Roman" w:hAnsi="Times New Roman" w:eastAsia="Times New Roman"/>
-          <w:b w:val="0"/>
-          <w:i w:val="0"/>
-          <w:sz w:val="24"/>
-        </w:rPr>
-        <w:t xml:space="preserve"> ≈ 13 мкм. Диодный: M² = 20, d</w:t>
-      </w:r>
-      <w:r>
-        <w:rPr>
-          <w:rFonts w:ascii="Times New Roman" w:hAnsi="Times New Roman" w:eastAsia="Times New Roman"/>
-          <w:b w:val="0"/>
-          <w:i w:val="0"/>
-          <w:sz w:val="24"/>
-          <w:vertAlign w:val="subscript"/>
-        </w:rPr>
-        <w:t>идеал</w:t>
-      </w:r>
-      <w:r>
-        <w:rPr>
-          <w:rFonts w:ascii="Times New Roman" w:hAnsi="Times New Roman" w:eastAsia="Times New Roman"/>
-          <w:b w:val="0"/>
-          <w:i w:val="0"/>
-          <w:sz w:val="24"/>
-        </w:rPr>
-        <w:t xml:space="preserve"> = 10 мкм → d</w:t>
-      </w:r>
-      <w:r>
-        <w:rPr>
-          <w:rFonts w:ascii="Times New Roman" w:hAnsi="Times New Roman" w:eastAsia="Times New Roman"/>
-          <w:b w:val="0"/>
-          <w:i w:val="0"/>
-          <w:sz w:val="24"/>
-          <w:vertAlign w:val="subscript"/>
-        </w:rPr>
-        <w:t>реал</w:t>
-      </w:r>
-      <w:r>
-        <w:rPr>
-          <w:rFonts w:ascii="Times New Roman" w:hAnsi="Times New Roman" w:eastAsia="Times New Roman"/>
-          <w:b w:val="0"/>
-          <w:i w:val="0"/>
-          <w:sz w:val="24"/>
-        </w:rPr>
-        <w:t xml:space="preserve"> ≈ 200 мкм.</w:t>
+        <w:t>Формула реального пятна: dреал = M² · dидеал.</w:t>
+      </w:r>
+    </w:p>
+    <w:p>
+      <w:pPr>
+        <w:spacing w:after="160" w:before="0" w:lineRule="auto" w:line="276"/>
+        <w:ind w:firstLine="709"/>
+        <w:jc w:val="both"/>
+      </w:pPr>
+      <w:r>
+        <w:rPr>
+          <w:rFonts w:ascii="Times New Roman" w:hAnsi="Times New Roman" w:eastAsia="Times New Roman"/>
+          <w:b w:val="0"/>
+          <w:i w:val="0"/>
+          <w:sz w:val="24"/>
+        </w:rPr>
+        <w:t>Пример. Волоконный: M² = 1,3, dидеал = 10 мкм → dреал ≈ 13 мкм. Диодный: M² = 20, dидеал = 10 мкм → dреал ≈ 200 мкм.</w:t>
       </w:r>
     </w:p>
     <w:p>
@@ -14819,45 +14496,7 @@
           <w:i w:val="0"/>
           <w:sz w:val="24"/>
         </w:rPr>
-        <w:t>Четвёртое. Реальное пятно d</w:t>
-      </w:r>
-      <w:r>
-        <w:rPr>
-          <w:rFonts w:ascii="Times New Roman" w:hAnsi="Times New Roman" w:eastAsia="Times New Roman"/>
-          <w:b w:val="0"/>
-          <w:i w:val="0"/>
-          <w:sz w:val="24"/>
-          <w:vertAlign w:val="subscript"/>
-        </w:rPr>
-        <w:t>реал</w:t>
-      </w:r>
-      <w:r>
-        <w:rPr>
-          <w:rFonts w:ascii="Times New Roman" w:hAnsi="Times New Roman" w:eastAsia="Times New Roman"/>
-          <w:b w:val="0"/>
-          <w:i w:val="0"/>
-          <w:sz w:val="24"/>
-        </w:rPr>
-        <w:t xml:space="preserve"> = M² · d</w:t>
-      </w:r>
-      <w:r>
-        <w:rPr>
-          <w:rFonts w:ascii="Times New Roman" w:hAnsi="Times New Roman" w:eastAsia="Times New Roman"/>
-          <w:b w:val="0"/>
-          <w:i w:val="0"/>
-          <w:sz w:val="24"/>
-          <w:vertAlign w:val="subscript"/>
-        </w:rPr>
-        <w:t>идеал</w:t>
-      </w:r>
-      <w:r>
-        <w:rPr>
-          <w:rFonts w:ascii="Times New Roman" w:hAnsi="Times New Roman" w:eastAsia="Times New Roman"/>
-          <w:b w:val="0"/>
-          <w:i w:val="0"/>
-          <w:sz w:val="24"/>
-        </w:rPr>
-        <w:t xml:space="preserve"> — зависит от качества пучка. Большое M² сводит на нет преимущества оптики.</w:t>
+        <w:t>Четвёртое. Реальное пятно dреал = M² · dидеал — зависит от качества пучка. Большое M² сводит на нет преимущества оптики.</w:t>
       </w:r>
     </w:p>
     <w:p>
@@ -15541,45 +15180,7 @@
         </w:rPr>
         <w:t>A(λ)</w:t>
         <w:tab/>
-        <w:t>Спектральная поглощательная способность — безразмерная доля падающей мощности, вошедшей в материал (0…1); A(λ) = P</w:t>
-      </w:r>
-      <w:r>
-        <w:rPr>
-          <w:rFonts w:ascii="Times New Roman" w:hAnsi="Times New Roman" w:eastAsia="Times New Roman"/>
-          <w:b w:val="0"/>
-          <w:i w:val="0"/>
-          <w:sz w:val="22"/>
-          <w:vertAlign w:val="subscript"/>
-        </w:rPr>
-        <w:t>погл</w:t>
-      </w:r>
-      <w:r>
-        <w:rPr>
-          <w:rFonts w:ascii="Times New Roman" w:hAnsi="Times New Roman" w:eastAsia="Times New Roman"/>
-          <w:b w:val="0"/>
-          <w:i w:val="0"/>
-          <w:sz w:val="22"/>
-        </w:rPr>
-        <w:t xml:space="preserve"> / P</w:t>
-      </w:r>
-      <w:r>
-        <w:rPr>
-          <w:rFonts w:ascii="Times New Roman" w:hAnsi="Times New Roman" w:eastAsia="Times New Roman"/>
-          <w:b w:val="0"/>
-          <w:i w:val="0"/>
-          <w:sz w:val="22"/>
-          <w:vertAlign w:val="subscript"/>
-        </w:rPr>
-        <w:t>пад</w:t>
-      </w:r>
-      <w:r>
-        <w:rPr>
-          <w:rFonts w:ascii="Times New Roman" w:hAnsi="Times New Roman" w:eastAsia="Times New Roman"/>
-          <w:b w:val="0"/>
-          <w:i w:val="0"/>
-          <w:sz w:val="22"/>
-        </w:rPr>
-        <w:t>. Не путать с работой выхода металла</w:t>
+        <w:t>Спектральная поглощательная способность — безразмерная доля падающей мощности, вошедшей в материал (0…1); A(λ) = Pпогл / Pпад. Не путать с работой выхода металла</w:t>
       </w:r>
     </w:p>
     <w:p>
@@ -15662,25 +15263,7 @@
           <w:i w:val="0"/>
           <w:sz w:val="22"/>
         </w:rPr>
-        <w:t>E</w:t>
-      </w:r>
-      <w:r>
-        <w:rPr>
-          <w:rFonts w:ascii="Times New Roman" w:hAnsi="Times New Roman" w:eastAsia="Times New Roman"/>
-          <w:b w:val="0"/>
-          <w:i w:val="0"/>
-          <w:sz w:val="22"/>
-          <w:vertAlign w:val="subscript"/>
-        </w:rPr>
-        <w:t>акт</w:t>
-      </w:r>
-      <w:r>
-        <w:rPr>
-          <w:rFonts w:ascii="Times New Roman" w:hAnsi="Times New Roman" w:eastAsia="Times New Roman"/>
-          <w:b w:val="0"/>
-          <w:i w:val="0"/>
-          <w:sz w:val="22"/>
-        </w:rPr>
+        <w:t>Eакт</w:t>
         <w:tab/>
         <w:t>Энергия активации — минимальный энергетический барьер химической реакции</w:t>
       </w:r>
@@ -15748,25 +15331,7 @@
           <w:i w:val="0"/>
           <w:sz w:val="22"/>
         </w:rPr>
-        <w:t>T</w:t>
-      </w:r>
-      <w:r>
-        <w:rPr>
-          <w:rFonts w:ascii="Times New Roman" w:hAnsi="Times New Roman" w:eastAsia="Times New Roman"/>
-          <w:b w:val="0"/>
-          <w:i w:val="0"/>
-          <w:sz w:val="22"/>
-          <w:vertAlign w:val="subscript"/>
-        </w:rPr>
-        <w:t>пл</w:t>
-      </w:r>
-      <w:r>
-        <w:rPr>
-          <w:rFonts w:ascii="Times New Roman" w:hAnsi="Times New Roman" w:eastAsia="Times New Roman"/>
-          <w:b w:val="0"/>
-          <w:i w:val="0"/>
-          <w:sz w:val="22"/>
-        </w:rPr>
+        <w:t>Tпл</w:t>
         <w:tab/>
         <w:t>Температура плавления материала</w:t>
       </w:r>
@@ -15785,26 +15350,7 @@
         </w:rPr>
         <w:t>Фотохимический механизм</w:t>
         <w:tab/>
-        <w:t>Взаимодействие, при котором один фотон достаточен для химического акта (E</w:t>
-      </w:r>
-      <w:r>
-        <w:rPr>
-          <w:rFonts w:ascii="Times New Roman" w:hAnsi="Times New Roman" w:eastAsia="Times New Roman"/>
-          <w:b w:val="0"/>
-          <w:i w:val="0"/>
-          <w:sz w:val="22"/>
-          <w:vertAlign w:val="subscript"/>
-        </w:rPr>
-        <w:t>ph</w:t>
-      </w:r>
-      <w:r>
-        <w:rPr>
-          <w:rFonts w:ascii="Times New Roman" w:hAnsi="Times New Roman" w:eastAsia="Times New Roman"/>
-          <w:b w:val="0"/>
-          <w:i w:val="0"/>
-          <w:sz w:val="22"/>
-        </w:rPr>
-        <w:t xml:space="preserve"> ≥ порога)</w:t>
+        <w:t>Взаимодействие, при котором один фотон достаточен для химического акта (Eph ≥ порога)</w:t>
       </w:r>
     </w:p>
     <w:p>
@@ -15972,25 +15518,7 @@
           <w:i w:val="0"/>
           <w:sz w:val="22"/>
         </w:rPr>
-        <w:t>d</w:t>
-      </w:r>
-      <w:r>
-        <w:rPr>
-          <w:rFonts w:ascii="Times New Roman" w:hAnsi="Times New Roman" w:eastAsia="Times New Roman"/>
-          <w:b w:val="0"/>
-          <w:i w:val="0"/>
-          <w:sz w:val="22"/>
-          <w:vertAlign w:val="subscript"/>
-        </w:rPr>
-        <w:t>идеал</w:t>
-      </w:r>
-      <w:r>
-        <w:rPr>
-          <w:rFonts w:ascii="Times New Roman" w:hAnsi="Times New Roman" w:eastAsia="Times New Roman"/>
-          <w:b w:val="0"/>
-          <w:i w:val="0"/>
-          <w:sz w:val="22"/>
-        </w:rPr>
+        <w:t>dидеал</w:t>
         <w:tab/>
         <w:t>Идеальный (дифракционный) диаметр пятна: d ≈ λ/NA</w:t>
       </w:r>
@@ -16007,56 +15535,9 @@
           <w:i w:val="0"/>
           <w:sz w:val="22"/>
         </w:rPr>
-        <w:t>d</w:t>
-      </w:r>
-      <w:r>
-        <w:rPr>
-          <w:rFonts w:ascii="Times New Roman" w:hAnsi="Times New Roman" w:eastAsia="Times New Roman"/>
-          <w:b w:val="0"/>
-          <w:i w:val="0"/>
-          <w:sz w:val="22"/>
-          <w:vertAlign w:val="subscript"/>
-        </w:rPr>
-        <w:t>реал</w:t>
-      </w:r>
-      <w:r>
-        <w:rPr>
-          <w:rFonts w:ascii="Times New Roman" w:hAnsi="Times New Roman" w:eastAsia="Times New Roman"/>
-          <w:b w:val="0"/>
-          <w:i w:val="0"/>
-          <w:sz w:val="22"/>
-        </w:rPr>
+        <w:t>dреал</w:t>
         <w:tab/>
-        <w:t>Реальный диаметр пятна с учётом качества пучка: d</w:t>
-      </w:r>
-      <w:r>
-        <w:rPr>
-          <w:rFonts w:ascii="Times New Roman" w:hAnsi="Times New Roman" w:eastAsia="Times New Roman"/>
-          <w:b w:val="0"/>
-          <w:i w:val="0"/>
-          <w:sz w:val="22"/>
-          <w:vertAlign w:val="subscript"/>
-        </w:rPr>
-        <w:t>реал</w:t>
-      </w:r>
-      <w:r>
-        <w:rPr>
-          <w:rFonts w:ascii="Times New Roman" w:hAnsi="Times New Roman" w:eastAsia="Times New Roman"/>
-          <w:b w:val="0"/>
-          <w:i w:val="0"/>
-          <w:sz w:val="22"/>
-        </w:rPr>
-        <w:t xml:space="preserve"> = M²·d</w:t>
-      </w:r>
-      <w:r>
-        <w:rPr>
-          <w:rFonts w:ascii="Times New Roman" w:hAnsi="Times New Roman" w:eastAsia="Times New Roman"/>
-          <w:b w:val="0"/>
-          <w:i w:val="0"/>
-          <w:sz w:val="22"/>
-          <w:vertAlign w:val="subscript"/>
-        </w:rPr>
-        <w:t>идеал</w:t>
+        <w:t>Реальный диаметр пятна с учётом качества пучка: dреал = M²·dидеал</w:t>
       </w:r>
     </w:p>
     <w:p>
@@ -16345,45 +15826,7 @@
         </w:rPr>
         <w:t>Δk</w:t>
         <w:tab/>
-        <w:t>Рассогласование волновых чисел: Δk = k</w:t>
-      </w:r>
-      <w:r>
-        <w:rPr>
-          <w:rFonts w:ascii="Times New Roman" w:hAnsi="Times New Roman" w:eastAsia="Times New Roman"/>
-          <w:b w:val="0"/>
-          <w:i w:val="0"/>
-          <w:sz w:val="22"/>
-          <w:vertAlign w:val="subscript"/>
-        </w:rPr>
-        <w:t>2ω</w:t>
-      </w:r>
-      <w:r>
-        <w:rPr>
-          <w:rFonts w:ascii="Times New Roman" w:hAnsi="Times New Roman" w:eastAsia="Times New Roman"/>
-          <w:b w:val="0"/>
-          <w:i w:val="0"/>
-          <w:sz w:val="22"/>
-        </w:rPr>
-        <w:t xml:space="preserve"> − 2k</w:t>
-      </w:r>
-      <w:r>
-        <w:rPr>
-          <w:rFonts w:ascii="Times New Roman" w:hAnsi="Times New Roman" w:eastAsia="Times New Roman"/>
-          <w:b w:val="0"/>
-          <w:i w:val="0"/>
-          <w:sz w:val="22"/>
-          <w:vertAlign w:val="subscript"/>
-        </w:rPr>
-        <w:t>ω</w:t>
-      </w:r>
-      <w:r>
-        <w:rPr>
-          <w:rFonts w:ascii="Times New Roman" w:hAnsi="Times New Roman" w:eastAsia="Times New Roman"/>
-          <w:b w:val="0"/>
-          <w:i w:val="0"/>
-          <w:sz w:val="22"/>
-        </w:rPr>
-        <w:t>; условие синхронизма Δk = 2π/Λ</w:t>
+        <w:t>Рассогласование волновых чисел: Δk = k2ω − 2kω; условие синхронизма Δk = 2π/Λ</w:t>
       </w:r>
     </w:p>
     <w:p>
@@ -16417,69 +15860,22 @@
         </w:rPr>
         <w:t>η</w:t>
         <w:tab/>
-        <w:t>Эффективность преобразования SHG: η = P</w:t>
-      </w:r>
+        <w:t>Эффективность преобразования SHG: η = P2ω / Pω</w:t>
+      </w:r>
+    </w:p>
+    <w:p>
+      <w:pPr>
+        <w:spacing w:after="80" w:before="0" w:lineRule="auto" w:line="276"/>
+        <w:jc w:val="both"/>
+      </w:pPr>
       <w:r>
         <w:rPr>
           <w:rFonts w:ascii="Times New Roman" w:hAnsi="Times New Roman" w:eastAsia="Times New Roman"/>
           <w:b w:val="0"/>
           <w:i w:val="0"/>
           <w:sz w:val="22"/>
-          <w:vertAlign w:val="subscript"/>
-        </w:rPr>
-        <w:t>2ω</w:t>
-      </w:r>
-      <w:r>
-        <w:rPr>
-          <w:rFonts w:ascii="Times New Roman" w:hAnsi="Times New Roman" w:eastAsia="Times New Roman"/>
-          <w:b w:val="0"/>
-          <w:i w:val="0"/>
-          <w:sz w:val="22"/>
-        </w:rPr>
-        <w:t xml:space="preserve"> / P</w:t>
-      </w:r>
-      <w:r>
-        <w:rPr>
-          <w:rFonts w:ascii="Times New Roman" w:hAnsi="Times New Roman" w:eastAsia="Times New Roman"/>
-          <w:b w:val="0"/>
-          <w:i w:val="0"/>
-          <w:sz w:val="22"/>
-          <w:vertAlign w:val="subscript"/>
-        </w:rPr>
-        <w:t>ω</w:t>
-      </w:r>
-    </w:p>
-    <w:p>
-      <w:pPr>
-        <w:spacing w:after="80" w:before="0" w:lineRule="auto" w:line="276"/>
-        <w:jc w:val="both"/>
-      </w:pPr>
-      <w:r>
-        <w:rPr>
-          <w:rFonts w:ascii="Times New Roman" w:hAnsi="Times New Roman" w:eastAsia="Times New Roman"/>
-          <w:b w:val="0"/>
-          <w:i w:val="0"/>
-          <w:sz w:val="22"/>
-        </w:rPr>
-        <w:t>d</w:t>
-      </w:r>
-      <w:r>
-        <w:rPr>
-          <w:rFonts w:ascii="Times New Roman" w:hAnsi="Times New Roman" w:eastAsia="Times New Roman"/>
-          <w:b w:val="0"/>
-          <w:i w:val="0"/>
-          <w:sz w:val="22"/>
-          <w:vertAlign w:val="subscript"/>
-        </w:rPr>
-        <w:t>eff</w:t>
-      </w:r>
-      <w:r>
-        <w:rPr>
-          <w:rFonts w:ascii="Times New Roman" w:hAnsi="Times New Roman" w:eastAsia="Times New Roman"/>
-          <w:b w:val="0"/>
-          <w:i w:val="0"/>
-          <w:sz w:val="22"/>
-        </w:rPr>
+        </w:rPr>
+        <w:t>deff</w:t>
         <w:tab/>
         <w:t>Эффективный коэффициент нелинейности; для MgO:PPLN d₃₃ ≈ 25 пм/В</w:t>
       </w:r>
@@ -16567,6 +15963,210 @@
         <w:t>Двухпроходная схема</w:t>
         <w:tab/>
         <w:t>SHG при прямом и обратном проходе через кристалл; удваивает длину взаимодействия</w:t>
+      </w:r>
+    </w:p>
+    <w:p>
+      <w:pPr>
+        <w:spacing w:after="80" w:before="0" w:lineRule="auto" w:line="276"/>
+        <w:jc w:val="both"/>
+      </w:pPr>
+      <w:r>
+        <w:rPr>
+          <w:rFonts w:ascii="Times New Roman" w:hAnsi="Times New Roman" w:eastAsia="Times New Roman"/>
+          <w:b w:val="0"/>
+          <w:i w:val="0"/>
+          <w:sz w:val="22"/>
+        </w:rPr>
+        <w:t>E</w:t>
+      </w:r>
+      <w:r>
+        <w:rPr>
+          <w:rFonts w:ascii="Times New Roman" w:hAnsi="Times New Roman" w:eastAsia="Times New Roman"/>
+          <w:b w:val="0"/>
+          <w:i w:val="0"/>
+          <w:sz w:val="22"/>
+          <w:vertAlign w:val="subscript"/>
+        </w:rPr>
+        <w:t>акт</w:t>
+      </w:r>
+      <w:r>
+        <w:rPr>
+          <w:rFonts w:ascii="Times New Roman" w:hAnsi="Times New Roman" w:eastAsia="Times New Roman"/>
+          <w:b w:val="0"/>
+          <w:i w:val="0"/>
+          <w:sz w:val="22"/>
+        </w:rPr>
+        <w:tab/>
+        <w:t>Энергия активации — минимальный энергетический барьер химической реакции</w:t>
+      </w:r>
+    </w:p>
+    <w:p>
+      <w:pPr>
+        <w:spacing w:after="80" w:before="0" w:lineRule="auto" w:line="276"/>
+        <w:jc w:val="both"/>
+      </w:pPr>
+      <w:r>
+        <w:rPr>
+          <w:rFonts w:ascii="Times New Roman" w:hAnsi="Times New Roman" w:eastAsia="Times New Roman"/>
+          <w:b w:val="0"/>
+          <w:i w:val="0"/>
+          <w:sz w:val="22"/>
+        </w:rPr>
+        <w:t>T</w:t>
+      </w:r>
+      <w:r>
+        <w:rPr>
+          <w:rFonts w:ascii="Times New Roman" w:hAnsi="Times New Roman" w:eastAsia="Times New Roman"/>
+          <w:b w:val="0"/>
+          <w:i w:val="0"/>
+          <w:sz w:val="22"/>
+          <w:vertAlign w:val="subscript"/>
+        </w:rPr>
+        <w:t>пл</w:t>
+      </w:r>
+      <w:r>
+        <w:rPr>
+          <w:rFonts w:ascii="Times New Roman" w:hAnsi="Times New Roman" w:eastAsia="Times New Roman"/>
+          <w:b w:val="0"/>
+          <w:i w:val="0"/>
+          <w:sz w:val="22"/>
+        </w:rPr>
+        <w:tab/>
+        <w:t>Температура плавления материала</w:t>
+      </w:r>
+    </w:p>
+    <w:p>
+      <w:pPr>
+        <w:spacing w:after="80" w:before="0" w:lineRule="auto" w:line="276"/>
+        <w:jc w:val="both"/>
+      </w:pPr>
+      <w:r>
+        <w:rPr>
+          <w:rFonts w:ascii="Times New Roman" w:hAnsi="Times New Roman" w:eastAsia="Times New Roman"/>
+          <w:b w:val="0"/>
+          <w:i w:val="0"/>
+          <w:sz w:val="22"/>
+        </w:rPr>
+        <w:t>d</w:t>
+      </w:r>
+      <w:r>
+        <w:rPr>
+          <w:rFonts w:ascii="Times New Roman" w:hAnsi="Times New Roman" w:eastAsia="Times New Roman"/>
+          <w:b w:val="0"/>
+          <w:i w:val="0"/>
+          <w:sz w:val="22"/>
+          <w:vertAlign w:val="subscript"/>
+        </w:rPr>
+        <w:t>eff</w:t>
+      </w:r>
+      <w:r>
+        <w:rPr>
+          <w:rFonts w:ascii="Times New Roman" w:hAnsi="Times New Roman" w:eastAsia="Times New Roman"/>
+          <w:b w:val="0"/>
+          <w:i w:val="0"/>
+          <w:sz w:val="22"/>
+        </w:rPr>
+        <w:tab/>
+        <w:t>Эффективный коэффициент нелинейности; для MgO:PPLN d₃₃ ≈ 25 пм/В</w:t>
+      </w:r>
+    </w:p>
+    <w:p>
+      <w:pPr>
+        <w:spacing w:after="80" w:before="0" w:lineRule="auto" w:line="276"/>
+        <w:jc w:val="both"/>
+      </w:pPr>
+      <w:r>
+        <w:rPr>
+          <w:rFonts w:ascii="Times New Roman" w:hAnsi="Times New Roman" w:eastAsia="Times New Roman"/>
+          <w:b w:val="0"/>
+          <w:i w:val="0"/>
+          <w:sz w:val="22"/>
+        </w:rPr>
+        <w:t>d</w:t>
+      </w:r>
+      <w:r>
+        <w:rPr>
+          <w:rFonts w:ascii="Times New Roman" w:hAnsi="Times New Roman" w:eastAsia="Times New Roman"/>
+          <w:b w:val="0"/>
+          <w:i w:val="0"/>
+          <w:sz w:val="22"/>
+          <w:vertAlign w:val="subscript"/>
+        </w:rPr>
+        <w:t>идеал</w:t>
+      </w:r>
+      <w:r>
+        <w:rPr>
+          <w:rFonts w:ascii="Times New Roman" w:hAnsi="Times New Roman" w:eastAsia="Times New Roman"/>
+          <w:b w:val="0"/>
+          <w:i w:val="0"/>
+          <w:sz w:val="22"/>
+        </w:rPr>
+        <w:tab/>
+        <w:t>Идеальный (дифракционный) диаметр пятна: d ≈ λ/NA</w:t>
+      </w:r>
+    </w:p>
+    <w:p>
+      <w:pPr>
+        <w:spacing w:after="80" w:before="0" w:lineRule="auto" w:line="276"/>
+        <w:jc w:val="both"/>
+      </w:pPr>
+      <w:r>
+        <w:rPr>
+          <w:rFonts w:ascii="Times New Roman" w:hAnsi="Times New Roman" w:eastAsia="Times New Roman"/>
+          <w:b w:val="0"/>
+          <w:i w:val="0"/>
+          <w:sz w:val="22"/>
+        </w:rPr>
+        <w:t>d</w:t>
+      </w:r>
+      <w:r>
+        <w:rPr>
+          <w:rFonts w:ascii="Times New Roman" w:hAnsi="Times New Roman" w:eastAsia="Times New Roman"/>
+          <w:b w:val="0"/>
+          <w:i w:val="0"/>
+          <w:sz w:val="22"/>
+          <w:vertAlign w:val="subscript"/>
+        </w:rPr>
+        <w:t>реал</w:t>
+      </w:r>
+      <w:r>
+        <w:rPr>
+          <w:rFonts w:ascii="Times New Roman" w:hAnsi="Times New Roman" w:eastAsia="Times New Roman"/>
+          <w:b w:val="0"/>
+          <w:i w:val="0"/>
+          <w:sz w:val="22"/>
+        </w:rPr>
+        <w:tab/>
+        <w:t>Реальный диаметр пятна с учётом качества пучка: d</w:t>
+      </w:r>
+      <w:r>
+        <w:rPr>
+          <w:rFonts w:ascii="Times New Roman" w:hAnsi="Times New Roman" w:eastAsia="Times New Roman"/>
+          <w:b w:val="0"/>
+          <w:i w:val="0"/>
+          <w:sz w:val="22"/>
+          <w:vertAlign w:val="subscript"/>
+        </w:rPr>
+        <w:t>реал</w:t>
+      </w:r>
+      <w:r>
+        <w:rPr>
+          <w:rFonts w:ascii="Times New Roman" w:hAnsi="Times New Roman" w:eastAsia="Times New Roman"/>
+          <w:b w:val="0"/>
+          <w:i w:val="0"/>
+          <w:sz w:val="22"/>
+        </w:rPr>
+        <w:t xml:space="preserve"> = M²·d</w:t>
+      </w:r>
+      <w:r>
+        <w:rPr>
+          <w:rFonts w:ascii="Times New Roman" w:hAnsi="Times New Roman" w:eastAsia="Times New Roman"/>
+          <w:b w:val="0"/>
+          <w:i w:val="0"/>
+          <w:sz w:val="22"/>
+          <w:vertAlign w:val="subscript"/>
+        </w:rPr>
+        <w:t>идеал</w:t>
       </w:r>
     </w:p>
     <w:sectPr>

--- a/Методичка_Физика_лазеров_для_3D-технологий.docx
+++ b/Методичка_Физика_лазеров_для_3D-технологий.docx
@@ -1013,7 +1013,7 @@
           <w:i/>
           <w:sz w:val="22"/>
         </w:rPr>
-        <w:t>Медь, «зелёная щель», SHG в PPLN и двухпроходная схема с термокомпенсацией</w:t>
+        <w:t>Медь, проблема зелёного диапазона, SHG в PPLN и двухпроходная схема с термокомпенсацией</w:t>
       </w:r>
     </w:p>
     <w:p>
@@ -9069,7 +9069,7 @@
           <w:i/>
           <w:sz w:val="24"/>
         </w:rPr>
-        <w:t>Медь, «зелёная щель», SHG в PPLN и двухпроходная схема с термокомпенсацией</w:t>
+        <w:t>Медь, проблема зелёного диапазона, SHG в PPLN и двухпроходная схема с термокомпенсацией</w:t>
       </w:r>
     </w:p>
     <w:p>
@@ -9211,7 +9211,7 @@
           <w:i w:val="0"/>
           <w:sz w:val="24"/>
         </w:rPr>
-        <w:t>Третье. Прямая генерация зелёного света: почему полупроводниковые лазеры на нитриде галлия не могут дать нужную мощность. Это фундаментальное ограничение, называемое «зелёной щелью».</w:t>
+        <w:t>Третье. Прямая генерация зелёного света: почему полупроводниковые лазеры на нитриде галлия не могут дать нужную мощность. Это фундаментальное ограничение, называемое «проблемой зелёного диапазона».</w:t>
       </w:r>
     </w:p>
     <w:p>
@@ -9660,7 +9660,7 @@
           <w:i w:val="0"/>
           <w:sz w:val="24"/>
         </w:rPr>
-        <w:t>Но здесь мы сталкиваемся с фундаментальным ограничением, которое в научной литературе называется «зелёной щелью» (green gap).</w:t>
+        <w:t>Но здесь мы сталкиваемся с фундаментальным ограничением, которое в научной литературе называется «проблемой зелёного диапазона» (green gap).</w:t>
       </w:r>
     </w:p>
     <w:p>
@@ -9715,7 +9715,7 @@
           <w:i/>
           <w:sz w:val="20"/>
         </w:rPr>
-        <w:t>Рис. 5.2. Прямая генерация 535 нм на InGaN: «зелёная щель» и разрыв мощности</w:t>
+        <w:t>Рис. 5.2. Прямая генерация 535 нм на InGaN: «проблема зелёного диапазона» и разрыв мощности</w:t>
       </w:r>
     </w:p>
     <w:p>
@@ -9785,7 +9785,7 @@
           <w:i/>
           <w:sz w:val="20"/>
         </w:rPr>
-        <w:t>Таблица 5.2. Параметры «зелёной щели» InGaN</w:t>
+        <w:t>Таблица 5.2. Проблема зелёного диапазона InGaN: параметры</w:t>
       </w:r>
     </w:p>
     <w:tbl>
@@ -12482,7 +12482,7 @@
           <w:i w:val="0"/>
           <w:sz w:val="24"/>
         </w:rPr>
-        <w:t>Второе. Прямая генерация зелёного света на полупроводниках ограничена «зелёной щелью»: мощность не превышает 180 милливатт. Для промышленности нужны киловатты.</w:t>
+        <w:t>Второе. Прямая генерация зелёного света на полупроводниках ограничена «проблемой зелёного диапазона»: мощность не превышает 180 милливатт. Для промышленности нужны киловатты.</w:t>
       </w:r>
     </w:p>
     <w:p>
@@ -12546,7 +12546,7 @@
           <w:i w:val="0"/>
           <w:sz w:val="24"/>
         </w:rPr>
-        <w:t>Итак, разобрана физика генерации зелёного излучения для аддитивных технологий. Ключевые моменты: медь требует зелёного света, прямая генерация ограничена «зелёной щелью», а нелинейная оптика позволяет обойти это ограничение.</w:t>
+        <w:t>Итак, разобрана физика генерации зелёного излучения для аддитивных технологий. Ключевые моменты: медь требует зелёного света, прямая генерация ограничена «проблемой зелёного диапазона», а нелинейная оптика позволяет обойти это ограничение.</w:t>
       </w:r>
     </w:p>
     <w:p>
@@ -15688,23 +15688,6 @@
           <w:i w:val="0"/>
           <w:sz w:val="22"/>
         </w:rPr>
-        <w:t>«Зелёная щель»</w:t>
-        <w:tab/>
-        <w:t>Green gap: падение эффективности InGaN-диодов в зелёном диапазоне из-за дефектов решётки и QCSE</w:t>
-      </w:r>
-    </w:p>
-    <w:p>
-      <w:pPr>
-        <w:spacing w:after="80" w:before="0" w:lineRule="auto" w:line="276"/>
-        <w:jc w:val="both"/>
-      </w:pPr>
-      <w:r>
-        <w:rPr>
-          <w:rFonts w:ascii="Times New Roman" w:hAnsi="Times New Roman" w:eastAsia="Times New Roman"/>
-          <w:b w:val="0"/>
-          <w:i w:val="0"/>
-          <w:sz w:val="22"/>
-        </w:rPr>
         <w:t>InGaN</w:t>
         <w:tab/>
         <w:t>Нитрид индия-галлия — полупроводниковая система диодных лазеров видимого диапазона</w:t>
@@ -15963,6 +15946,23 @@
         <w:t>Двухпроходная схема</w:t>
         <w:tab/>
         <w:t>SHG при прямом и обратном проходе через кристалл; удваивает длину взаимодействия</w:t>
+      </w:r>
+    </w:p>
+    <w:p>
+      <w:pPr>
+        <w:spacing w:after="80" w:before="0" w:lineRule="auto" w:line="276"/>
+        <w:jc w:val="both"/>
+      </w:pPr>
+      <w:r>
+        <w:rPr>
+          <w:rFonts w:ascii="Times New Roman" w:hAnsi="Times New Roman" w:eastAsia="Times New Roman"/>
+          <w:b w:val="0"/>
+          <w:i w:val="0"/>
+          <w:sz w:val="22"/>
+        </w:rPr>
+        <w:t>Проблема зелёного диапазона</w:t>
+        <w:tab/>
+        <w:t>Green gap: падение эффективности InGaN-диодов в зелёном диапазоне из-за дефектов решётки и QCSE</w:t>
       </w:r>
     </w:p>
     <w:p>

--- a/Методичка_Физика_лазеров_для_3D-технологий.docx
+++ b/Методичка_Физика_лазеров_для_3D-технологий.docx
@@ -12139,6 +12139,134 @@
           <w:sz w:val="24"/>
         </w:rPr>
         <w:t>Таким образом, выбор плавленого кварца обоснован как с точки зрения его известных оптических свойств, так и с точки зрения технологичности и наличия прецедентов в литературе.</w:t>
+      </w:r>
+    </w:p>
+    <w:p>
+      <w:pPr>
+        <w:spacing w:after="160" w:before="0" w:lineRule="auto" w:line="276"/>
+        <w:ind w:firstLine="709"/>
+        <w:jc w:val="both"/>
+      </w:pPr>
+      <w:r>
+        <w:rPr>
+          <w:rFonts w:ascii="Times New Roman" w:hAnsi="Times New Roman" w:eastAsia="Times New Roman"/>
+          <w:b w:val="0"/>
+          <w:i w:val="0"/>
+          <w:sz w:val="24"/>
+        </w:rPr>
+        <w:t>Сравним предложенную схему с работой Имешева и Феджера подробнее. Цель и там, и там одна: скомпенсировать фазовый сдвиг, который накапливается между прямым и обратным проходом из-за отражения от зеркала. Это одна и та же физическая задача. Различия — в реализации, и они принципиальны.</w:t>
+      </w:r>
+    </w:p>
+    <w:p>
+      <w:pPr>
+        <w:spacing w:after="160" w:before="0" w:lineRule="auto" w:line="276"/>
+        <w:ind w:firstLine="709"/>
+        <w:jc w:val="both"/>
+      </w:pPr>
+      <w:r>
+        <w:rPr>
+          <w:rFonts w:ascii="Times New Roman" w:hAnsi="Times New Roman" w:eastAsia="Times New Roman"/>
+          <w:b w:val="0"/>
+          <w:i w:val="0"/>
+          <w:sz w:val="24"/>
+        </w:rPr>
+        <w:t>Различие первое — где стоит компенсирующий клин. У Имешева клин — это сам нелинейный кристалл PPLN (периодически поляризованный ниобат лития). В предложенной схеме клин — отдельная пластина из плавленого кварца, стоящая вне кристалла.</w:t>
+      </w:r>
+    </w:p>
+    <w:p>
+      <w:pPr>
+        <w:spacing w:after="160" w:before="0" w:lineRule="auto" w:line="276"/>
+        <w:ind w:firstLine="709"/>
+        <w:jc w:val="both"/>
+      </w:pPr>
+      <w:r>
+        <w:rPr>
+          <w:rFonts w:ascii="Times New Roman" w:hAnsi="Times New Roman" w:eastAsia="Times New Roman"/>
+          <w:b w:val="0"/>
+          <w:i w:val="0"/>
+          <w:sz w:val="24"/>
+        </w:rPr>
+        <w:t>Различие второе — активность компенсации. У Имешева клин пассивный: угол задан при изготовлении, и после этого изменить его нельзя. В предложенной схеме клин подвижный: его можно смещать в реальном времени, подстраивая фазу.</w:t>
+      </w:r>
+    </w:p>
+    <w:p>
+      <w:pPr>
+        <w:spacing w:after="160" w:before="0" w:lineRule="auto" w:line="276"/>
+        <w:ind w:firstLine="709"/>
+        <w:jc w:val="both"/>
+      </w:pPr>
+      <w:r>
+        <w:rPr>
+          <w:rFonts w:ascii="Times New Roman" w:hAnsi="Times New Roman" w:eastAsia="Times New Roman"/>
+          <w:b w:val="0"/>
+          <w:i w:val="0"/>
+          <w:sz w:val="24"/>
+        </w:rPr>
+        <w:t>Почему при мощностях 1 киловатт и выше выигрывает предложенная схема? Четыре причины.</w:t>
+      </w:r>
+    </w:p>
+    <w:p>
+      <w:pPr>
+        <w:spacing w:after="160" w:before="0" w:lineRule="auto" w:line="276"/>
+        <w:ind w:firstLine="709"/>
+        <w:jc w:val="both"/>
+      </w:pPr>
+      <w:r>
+        <w:rPr>
+          <w:rFonts w:ascii="Times New Roman" w:hAnsi="Times New Roman" w:eastAsia="Times New Roman"/>
+          <w:b w:val="0"/>
+          <w:i w:val="0"/>
+          <w:sz w:val="24"/>
+        </w:rPr>
+        <w:t>Причина первая — тепловая деградация PPLN (периодически поляризованного ниобата лития). При киловаттных мощностях кристалл сильно нагревается: даже доли процента поглощения дают десятки ватт тепла в объёме кристалла. Возникает тепловой дефазинг: показатель преломления меняется, условие квазифазового синхронизма нарушается, КПД падает. Если клин — сам PPLN (периодически поляризованный ниобат лития), как у Имешева, то тепловые искажения одновременно портят и нелинейный процесс, и работу клина: два эффекта накладываются, и разделить их невозможно. Если же клин — отдельная кварцевая пластина, как в предложенной схеме, то кристалл термостабилизируется в печи с точностью ±0,1 °C — стандартная практика для PPLN (периодически поляризованный ниобат лития), — а фазу компенсирует внешний подвижный клин. Печь и клин работают независимо, каждый решает свою задачу.</w:t>
+      </w:r>
+    </w:p>
+    <w:p>
+      <w:pPr>
+        <w:spacing w:after="160" w:before="0" w:lineRule="auto" w:line="276"/>
+        <w:ind w:firstLine="709"/>
+        <w:jc w:val="both"/>
+      </w:pPr>
+      <w:r>
+        <w:rPr>
+          <w:rFonts w:ascii="Times New Roman" w:hAnsi="Times New Roman" w:eastAsia="Times New Roman"/>
+          <w:b w:val="0"/>
+          <w:i w:val="0"/>
+          <w:sz w:val="24"/>
+        </w:rPr>
+        <w:t>Причина вторая — технологичность. Шлифовка PPLN (периодически поляризованного ниобата лития) под углом с микронной точностью — дорогая и сложная операция. Плавленый кварц, напротив, дёшев, легко шлифуется и полируется, его оптические свойства хорошо изучены.</w:t>
+      </w:r>
+    </w:p>
+    <w:p>
+      <w:pPr>
+        <w:spacing w:after="160" w:before="0" w:lineRule="auto" w:line="276"/>
+        <w:ind w:firstLine="709"/>
+        <w:jc w:val="both"/>
+      </w:pPr>
+      <w:r>
+        <w:rPr>
+          <w:rFonts w:ascii="Times New Roman" w:hAnsi="Times New Roman" w:eastAsia="Times New Roman"/>
+          <w:b w:val="0"/>
+          <w:i w:val="0"/>
+          <w:sz w:val="24"/>
+        </w:rPr>
+        <w:t>Причина третья — ремонтопригодность. Если клин встроен в кристалл, выход из строя любого элемента означает замену всего узла. Отдельную кварцевую пластину можно заменить, не трогая дорогой кристалл.</w:t>
+      </w:r>
+    </w:p>
+    <w:p>
+      <w:pPr>
+        <w:spacing w:after="160" w:before="0" w:lineRule="auto" w:line="276"/>
+        <w:ind w:firstLine="709"/>
+        <w:jc w:val="both"/>
+      </w:pPr>
+      <w:r>
+        <w:rPr>
+          <w:rFonts w:ascii="Times New Roman" w:hAnsi="Times New Roman" w:eastAsia="Times New Roman"/>
+          <w:b w:val="0"/>
+          <w:i w:val="0"/>
+          <w:sz w:val="24"/>
+        </w:rPr>
+        <w:t>Причина четвёртая — динамическая подстройка. По мере нагрева кристалла фаза уходит, и клин смещается, возвращая синфазность в реальном времени. У Имешева такой возможности нет: его клин настроен один раз и навсегда.</w:t>
       </w:r>
     </w:p>
     <w:p>

--- a/Методичка_Физика_лазеров_для_3D-технологий.docx
+++ b/Методичка_Физика_лазеров_для_3D-технологий.docx
@@ -10193,23 +10193,23 @@
           <w:i w:val="0"/>
           <w:sz w:val="24"/>
         </w:rPr>
-        <w:t>Пойдём другим путём: возьмём мощный и дешёвый инфракрасный лазер на 1070 нанометров и «превратим» его излучение в зелёное с помощью нелинейной оптики.</w:t>
-      </w:r>
-    </w:p>
-    <w:p>
-      <w:pPr>
-        <w:spacing w:after="160" w:before="0" w:lineRule="auto" w:line="276"/>
-        <w:ind w:firstLine="709"/>
-        <w:jc w:val="both"/>
-      </w:pPr>
-      <w:r>
-        <w:rPr>
-          <w:rFonts w:ascii="Times New Roman" w:hAnsi="Times New Roman" w:eastAsia="Times New Roman"/>
-          <w:b w:val="0"/>
-          <w:i w:val="0"/>
-          <w:sz w:val="24"/>
-        </w:rPr>
-        <w:t>Этот процесс называется генерацией второй гармоники (Second Harmonic Generation, SHG). Разберём его математику.</w:t>
+        <w:t>Идея: взять мощный и дешёвый инфракрасный лазер 1070 нм и «превратить» его излучение в зелёное 535 нм с помощью нелинейной оптики — генерации второй гармоники (Second Harmonic Generation, SHG).</w:t>
+      </w:r>
+    </w:p>
+    <w:p>
+      <w:pPr>
+        <w:spacing w:after="160" w:before="0" w:lineRule="auto" w:line="276"/>
+        <w:ind w:firstLine="709"/>
+        <w:jc w:val="both"/>
+      </w:pPr>
+      <w:r>
+        <w:rPr>
+          <w:rFonts w:ascii="Times New Roman" w:hAnsi="Times New Roman" w:eastAsia="Times New Roman"/>
+          <w:b w:val="0"/>
+          <w:i w:val="0"/>
+          <w:sz w:val="24"/>
+        </w:rPr>
+        <w:t>Откуда нелинейность? Отклик среды на поле описывается степенным рядом: P = ε₀·(χ⁽¹⁾·E + χ⁽²⁾·E² + χ⁽³⁾·E³ + …).</w:t>
       </w:r>
     </w:p>
     <w:p>
@@ -10910,247 +10910,55 @@
           <w:i w:val="0"/>
           <w:sz w:val="24"/>
         </w:rPr>
-        <w:t>Почему в кристалле возникает нелинейность?</w:t>
-      </w:r>
-    </w:p>
-    <w:p>
-      <w:pPr>
-        <w:spacing w:after="160" w:before="0" w:lineRule="auto" w:line="276"/>
-        <w:ind w:firstLine="709"/>
-        <w:jc w:val="both"/>
-      </w:pPr>
-      <w:r>
-        <w:rPr>
-          <w:rFonts w:ascii="Times New Roman" w:hAnsi="Times New Roman" w:eastAsia="Times New Roman"/>
-          <w:b w:val="0"/>
-          <w:i w:val="0"/>
-          <w:sz w:val="24"/>
-        </w:rPr>
-        <w:t>В обычной среде — стекле, воздухе, воде — электроны колеблются симметрично относительно положения равновесия. Представьте шарик, лежащий на дне круглой чаши: если его толкнуть, он будет колебаться с той же частотой, что и толчок. Это линейный отклик.</w:t>
-      </w:r>
-    </w:p>
-    <w:p>
-      <w:pPr>
-        <w:spacing w:after="160" w:before="0" w:lineRule="auto" w:line="276"/>
-        <w:ind w:firstLine="709"/>
-        <w:jc w:val="both"/>
-      </w:pPr>
-      <w:r>
-        <w:rPr>
-          <w:rFonts w:ascii="Times New Roman" w:hAnsi="Times New Roman" w:eastAsia="Times New Roman"/>
-          <w:b w:val="0"/>
-          <w:i w:val="0"/>
-          <w:sz w:val="24"/>
-        </w:rPr>
-        <w:t>Но в нелинейном кристалле — например, в ниобате лития — ситуация иная. Потенциальная яма здесь — это график зависимости потенциальной энергии электрона от его смещения относительно ядра. В ниобате лития этот график асимметричен: с одной стороны яма круче, с другой — положе.</w:t>
-      </w:r>
-    </w:p>
-    <w:p>
-      <w:pPr>
-        <w:spacing w:after="160" w:before="0" w:lineRule="auto" w:line="276"/>
-        <w:ind w:firstLine="709"/>
-        <w:jc w:val="both"/>
-      </w:pPr>
-      <w:r>
-        <w:rPr>
-          <w:rFonts w:ascii="Times New Roman" w:hAnsi="Times New Roman" w:eastAsia="Times New Roman"/>
-          <w:b w:val="0"/>
-          <w:i w:val="0"/>
-          <w:sz w:val="24"/>
-        </w:rPr>
-        <w:t>Представьте шарик в чаше, у которой один край отвесный, а другой — пологий. Если толкнуть шарик, он будет колебаться несимметрично: смещение в одну сторону будет больше, чем в другую.</w:t>
-      </w:r>
-    </w:p>
-    <w:p>
-      <w:pPr>
-        <w:spacing w:after="160" w:before="0" w:lineRule="auto" w:line="276"/>
-        <w:ind w:firstLine="709"/>
-        <w:jc w:val="both"/>
-      </w:pPr>
-      <w:r>
-        <w:rPr>
-          <w:rFonts w:ascii="Times New Roman" w:hAnsi="Times New Roman" w:eastAsia="Times New Roman"/>
-          <w:b w:val="0"/>
-          <w:i w:val="0"/>
-          <w:sz w:val="24"/>
-        </w:rPr>
-        <w:t>Это приводит к тому, что отклик электрона на внешнее поле становится нелинейным — он содержит не только основную частоту, но и её гармоники.</w:t>
-      </w:r>
-    </w:p>
-    <w:p>
-      <w:pPr>
-        <w:spacing w:after="160" w:before="0" w:lineRule="auto" w:line="276"/>
-        <w:ind w:firstLine="709"/>
-        <w:jc w:val="both"/>
-      </w:pPr>
-      <w:r>
-        <w:rPr>
-          <w:rFonts w:ascii="Times New Roman" w:hAnsi="Times New Roman" w:eastAsia="Times New Roman"/>
-          <w:b w:val="0"/>
-          <w:i w:val="0"/>
-          <w:sz w:val="24"/>
-        </w:rPr>
-        <w:t>Математически это описывается степенным рядом: P = ε₀·(χ⁽¹⁾·E + χ⁽²⁾·E² + χ⁽³⁾·E³ + …).</w:t>
-      </w:r>
-    </w:p>
-    <w:p>
-      <w:pPr>
-        <w:spacing w:after="160" w:before="0" w:lineRule="auto" w:line="276"/>
-        <w:ind w:firstLine="709"/>
-        <w:jc w:val="both"/>
-      </w:pPr>
-      <w:r>
-        <w:rPr>
-          <w:rFonts w:ascii="Times New Roman" w:hAnsi="Times New Roman" w:eastAsia="Times New Roman"/>
-          <w:b w:val="0"/>
-          <w:i w:val="0"/>
-          <w:sz w:val="24"/>
-        </w:rPr>
-        <w:t>Расшифровка каждого символа (та же таблица есть на рисунке — с ней можно работать и без презентации): P — поляризация среды (Кл/м²), дипольный момент единицы объёма; ε₀ — электрическая постоянная, 8,85·10⁻¹² Ф/м, где Ф (фарад) = Кл/В (кулон на вольт); E — напряжённость электрического поля волны (В/м); χ⁽¹⁾ — линейная восприимчивость, безразмерная — отвечает за преломление; χ⁽²⁾ — квадратичная восприимчивость (м/В) — отвечает за удвоение частоты; χ⁽³⁾ — кубическая восприимчивость (м²/В²) — мала, ею пренебрегаем.</w:t>
-      </w:r>
-    </w:p>
-    <w:p>
-      <w:pPr>
-        <w:spacing w:after="160" w:before="0" w:lineRule="auto" w:line="276"/>
-        <w:ind w:firstLine="709"/>
-        <w:jc w:val="both"/>
-      </w:pPr>
-      <w:r>
-        <w:rPr>
-          <w:rFonts w:ascii="Times New Roman" w:hAnsi="Times New Roman" w:eastAsia="Times New Roman"/>
-          <w:b w:val="0"/>
-          <w:i w:val="0"/>
-          <w:sz w:val="24"/>
-        </w:rPr>
-        <w:t>Важно: индекс в скобках — это порядок нелинейности, а не степень числа.</w:t>
-      </w:r>
-    </w:p>
-    <w:p>
-      <w:pPr>
-        <w:spacing w:after="160" w:before="0" w:lineRule="auto" w:line="276"/>
-        <w:ind w:firstLine="709"/>
-        <w:jc w:val="both"/>
-      </w:pPr>
-      <w:r>
-        <w:rPr>
-          <w:rFonts w:ascii="Times New Roman" w:hAnsi="Times New Roman" w:eastAsia="Times New Roman"/>
-          <w:b w:val="0"/>
-          <w:i w:val="0"/>
-          <w:sz w:val="24"/>
-        </w:rPr>
-        <w:t>Почему мы пренебрегаем первым и третьим членами ряда? Первый член — линейный — описывает обычное преломление света. Он важен для понимания того, как волна распространяется в кристалле, но он не создаёт новых частот. Нас интересует именно рождение зелёного света, поэтому этот член мы не рассматриваем в рамках данной задачи.</w:t>
-      </w:r>
-    </w:p>
-    <w:p>
-      <w:pPr>
-        <w:spacing w:after="160" w:before="0" w:lineRule="auto" w:line="276"/>
-        <w:ind w:firstLine="709"/>
-        <w:jc w:val="both"/>
-      </w:pPr>
-      <w:r>
-        <w:rPr>
-          <w:rFonts w:ascii="Times New Roman" w:hAnsi="Times New Roman" w:eastAsia="Times New Roman"/>
-          <w:b w:val="0"/>
-          <w:i w:val="0"/>
-          <w:sz w:val="24"/>
-        </w:rPr>
-        <w:t>Третий член (χ⁽³⁾) — кубическая нелинейность. Она отвечает за такие эффекты, как самофокусировка и четырёхволновое смешение. Однако для ниобата лития χ⁽³⁾ на несколько порядков меньше χ⁽²⁾. При умеренных интенсивностях вкладом этого члена можно пренебречь. Он начинает играть роль только при экстремально высоких мощностях.</w:t>
-      </w:r>
-    </w:p>
-    <w:p>
-      <w:pPr>
-        <w:spacing w:after="160" w:before="0" w:lineRule="auto" w:line="276"/>
-        <w:ind w:firstLine="709"/>
-        <w:jc w:val="both"/>
-      </w:pPr>
-      <w:r>
-        <w:rPr>
-          <w:rFonts w:ascii="Times New Roman" w:hAnsi="Times New Roman" w:eastAsia="Times New Roman"/>
-          <w:b w:val="0"/>
-          <w:i w:val="0"/>
-          <w:sz w:val="24"/>
-        </w:rPr>
-        <w:t>Таким образом, второй член (χ⁽²⁾·E²) — это единственный член, который эффективно генерирует вторую гармонику в наших условиях. Именно его оставляем.</w:t>
-      </w:r>
-    </w:p>
-    <w:p>
-      <w:pPr>
-        <w:spacing w:after="160" w:before="0" w:lineRule="auto" w:line="276"/>
-        <w:ind w:firstLine="709"/>
-        <w:jc w:val="both"/>
-      </w:pPr>
-      <w:r>
-        <w:rPr>
-          <w:rFonts w:ascii="Times New Roman" w:hAnsi="Times New Roman" w:eastAsia="Times New Roman"/>
-          <w:b w:val="0"/>
-          <w:i w:val="0"/>
-          <w:sz w:val="24"/>
-        </w:rPr>
-        <w:t>Пусть на кристалл падает волна с частотой ω: E(t) = E₀·cos(ω·t). Здесь E₀ — амплитуда поля; ω — циклическая частота (рад/с), связана с длиной волны формулой ω = 2πc/λ; t — время (с).</w:t>
-      </w:r>
-    </w:p>
-    <w:p>
-      <w:pPr>
-        <w:spacing w:after="160" w:before="0" w:lineRule="auto" w:line="276"/>
-        <w:ind w:firstLine="709"/>
-        <w:jc w:val="both"/>
-      </w:pPr>
-      <w:r>
-        <w:rPr>
-          <w:rFonts w:ascii="Times New Roman" w:hAnsi="Times New Roman" w:eastAsia="Times New Roman"/>
-          <w:b w:val="0"/>
-          <w:i w:val="0"/>
-          <w:sz w:val="24"/>
-        </w:rPr>
-        <w:t>Подставляем это поле во второй член разложения: P⁽²⁾(t) ∝ χ⁽²⁾·E₀²·cos²(ω·t). Знак «∝» читается «пропорционально». Он убирает постоянные множители, чтобы мы видели только форму колебания.</w:t>
-      </w:r>
-    </w:p>
-    <w:p>
-      <w:pPr>
-        <w:spacing w:after="160" w:before="0" w:lineRule="auto" w:line="276"/>
-        <w:ind w:firstLine="709"/>
-        <w:jc w:val="both"/>
-      </w:pPr>
-      <w:r>
-        <w:rPr>
-          <w:rFonts w:ascii="Times New Roman" w:hAnsi="Times New Roman" w:eastAsia="Times New Roman"/>
-          <w:b w:val="0"/>
-          <w:i w:val="0"/>
-          <w:sz w:val="24"/>
-        </w:rPr>
-        <w:t>Используем тригонометрическое тождество: cos²(ω·t) = (1 + cos(2ω·t)) / 2.</w:t>
-      </w:r>
-    </w:p>
-    <w:p>
-      <w:pPr>
-        <w:spacing w:after="160" w:before="0" w:lineRule="auto" w:line="276"/>
-        <w:ind w:firstLine="709"/>
-        <w:jc w:val="both"/>
-      </w:pPr>
-      <w:r>
-        <w:rPr>
-          <w:rFonts w:ascii="Times New Roman" w:hAnsi="Times New Roman" w:eastAsia="Times New Roman"/>
-          <w:b w:val="0"/>
-          <w:i w:val="0"/>
-          <w:sz w:val="24"/>
-        </w:rPr>
-        <w:t>Физический вывод: первое слагаемое (1/2) — постоянное. Что оно означает физически? Это эффект оптического выпрямления (optical rectification). Под действием мощной световой волны в кристалле возникает постоянное электрическое поле — как если бы свет «выпрямился» и создал напряжение. Это поле не колеблется во времени, а значит, не излучает электромагнитные волны. Оно просто слегка смещает электроны в новое равновесное положение. Для нашей задачи генерации зелёного света это слагаемое бесполезно, и мы его игнорируем.</w:t>
-      </w:r>
-    </w:p>
-    <w:p>
-      <w:pPr>
-        <w:spacing w:after="160" w:before="0" w:lineRule="auto" w:line="276"/>
-        <w:ind w:firstLine="709"/>
-        <w:jc w:val="both"/>
-      </w:pPr>
-      <w:r>
-        <w:rPr>
-          <w:rFonts w:ascii="Times New Roman" w:hAnsi="Times New Roman" w:eastAsia="Times New Roman"/>
-          <w:b w:val="0"/>
-          <w:i w:val="0"/>
-          <w:sz w:val="24"/>
-        </w:rPr>
-        <w:t>Второе слагаемое cos(2ωt) означает, что среда колеблется с удвоенной частотой. Энергия фотона удваивается, а длина волны, согласно ω = 2πc/λ, уменьшается ровно в два раза: λ</w:t>
+        <w:t>Расшифровка символов: P — поляризация среды (Кл/м²), дипольный момент единицы объёма; ε₀ — электрическая постоянная, 8,85·10⁻¹² Ф/м, Ф (фарад) = Кл/В; E — напряжённость поля волны (В/м); χ⁽¹⁾ — линейная восприимчивость, безразмерная, отвечает за преломление; χ⁽²⁾ — квадратичная (м/В), отвечает за удвоение частоты; χ⁽³⁾ — кубическая (м²/В²), мала — пренебрегаем. Индекс в скобках — порядок нелинейности, а не степень числа.</w:t>
+      </w:r>
+    </w:p>
+    <w:p>
+      <w:pPr>
+        <w:spacing w:after="160" w:before="0" w:lineRule="auto" w:line="276"/>
+        <w:ind w:firstLine="709"/>
+        <w:jc w:val="both"/>
+      </w:pPr>
+      <w:r>
+        <w:rPr>
+          <w:rFonts w:ascii="Times New Roman" w:hAnsi="Times New Roman" w:eastAsia="Times New Roman"/>
+          <w:b w:val="0"/>
+          <w:i w:val="0"/>
+          <w:sz w:val="24"/>
+        </w:rPr>
+        <w:t>Линейный член не создаёт новых частот — он лишь обычное преломление. Кубический для ниобата лития на порядки меньше квадратичного. Значит, вторую гармонику генерирует только член χ⁽²⁾·E² — его и оставляем.</w:t>
+      </w:r>
+    </w:p>
+    <w:p>
+      <w:pPr>
+        <w:spacing w:after="160" w:before="0" w:lineRule="auto" w:line="276"/>
+        <w:ind w:firstLine="709"/>
+        <w:jc w:val="both"/>
+      </w:pPr>
+      <w:r>
+        <w:rPr>
+          <w:rFonts w:ascii="Times New Roman" w:hAnsi="Times New Roman" w:eastAsia="Times New Roman"/>
+          <w:b w:val="0"/>
+          <w:i w:val="0"/>
+          <w:sz w:val="24"/>
+        </w:rPr>
+        <w:t>Пусть на кристалл падает волна E(t) = E₀·cos(ω·t): E₀ — амплитуда поля; ω = 2πc/λ — циклическая частота (рад/с); t — время (с). Подставляем её во второй член: P⁽²⁾(t) ∝ χ⁽²⁾·E₀²·cos²(ω·t); знак «∝» — «пропорционально», постоянные множители опущены.</w:t>
+      </w:r>
+    </w:p>
+    <w:p>
+      <w:pPr>
+        <w:spacing w:after="160" w:before="0" w:lineRule="auto" w:line="276"/>
+        <w:ind w:firstLine="709"/>
+        <w:jc w:val="both"/>
+      </w:pPr>
+      <w:r>
+        <w:rPr>
+          <w:rFonts w:ascii="Times New Roman" w:hAnsi="Times New Roman" w:eastAsia="Times New Roman"/>
+          <w:b w:val="0"/>
+          <w:i w:val="0"/>
+          <w:sz w:val="24"/>
+        </w:rPr>
+        <w:t>Тригонометрическое тождество: cos²(ω·t) = (1 + cos(2ω·t))/2. Постоянная часть 1/2 — оптическое выпрямление: постоянное поле, не колеблется и не излучает — для SHG бесполезна. А часть cos(2ω·t) — колебание с удвоенной частотой: длина волны по ω = 2πc/λ уменьшается ровно вдвое, λ</w:t>
       </w:r>
       <w:r>
         <w:rPr>
@@ -11169,55 +10977,39 @@
           <w:i w:val="0"/>
           <w:sz w:val="24"/>
         </w:rPr>
-        <w:t xml:space="preserve"> = 1070 нм / 2 = 535 нм.</w:t>
-      </w:r>
-    </w:p>
-    <w:p>
-      <w:pPr>
-        <w:spacing w:after="160" w:before="0" w:lineRule="auto" w:line="276"/>
-        <w:ind w:firstLine="709"/>
-        <w:jc w:val="both"/>
-      </w:pPr>
-      <w:r>
-        <w:rPr>
-          <w:rFonts w:ascii="Times New Roman" w:hAnsi="Times New Roman" w:eastAsia="Times New Roman"/>
-          <w:b w:val="0"/>
-          <w:i w:val="0"/>
-          <w:sz w:val="24"/>
-        </w:rPr>
-        <w:t>Теперь — ключевая проблема. Волна накачки (ω) и рождённая зелёная волна (2ω) движутся в кристалле с разными скоростями из-за дисперсии. Они рассинхронизируются, и зелёные волны, рождённые в разных точках кристалла, начинают гасить друг друга.</w:t>
-      </w:r>
-    </w:p>
-    <w:p>
-      <w:pPr>
-        <w:spacing w:after="160" w:before="0" w:lineRule="auto" w:line="276"/>
-        <w:ind w:firstLine="709"/>
-        <w:jc w:val="both"/>
-      </w:pPr>
-      <w:r>
-        <w:rPr>
-          <w:rFonts w:ascii="Times New Roman" w:hAnsi="Times New Roman" w:eastAsia="Times New Roman"/>
-          <w:b w:val="0"/>
-          <w:i w:val="0"/>
-          <w:sz w:val="24"/>
-        </w:rPr>
-        <w:t>Для решения этой проблемы мы используем периодически поляризованный ниобат лития (PPLN — Periodically Poled Lithium Niobate). Это кристалл, в котором через каждые Λ микрон направление кристаллической оси перевёрнуто на 180 градусов. Это меняет знак χ⁽²⁾ и компенсирует набег фазы.</w:t>
-      </w:r>
-    </w:p>
-    <w:p>
-      <w:pPr>
-        <w:spacing w:after="160" w:before="0" w:lineRule="auto" w:line="276"/>
-        <w:ind w:firstLine="709"/>
-        <w:jc w:val="both"/>
-      </w:pPr>
-      <w:r>
-        <w:rPr>
-          <w:rFonts w:ascii="Times New Roman" w:hAnsi="Times New Roman" w:eastAsia="Times New Roman"/>
-          <w:b w:val="0"/>
-          <w:i w:val="0"/>
-          <w:sz w:val="24"/>
-        </w:rPr>
-        <w:t>Условие синхронизма записывается так: Δk = k</w:t>
+        <w:t xml:space="preserve"> = 1070/2 = 535 нм.</w:t>
+      </w:r>
+    </w:p>
+    <w:p>
+      <w:pPr>
+        <w:spacing w:after="160" w:before="0" w:lineRule="auto" w:line="276"/>
+        <w:ind w:firstLine="709"/>
+        <w:jc w:val="both"/>
+      </w:pPr>
+      <w:r>
+        <w:rPr>
+          <w:rFonts w:ascii="Times New Roman" w:hAnsi="Times New Roman" w:eastAsia="Times New Roman"/>
+          <w:b w:val="0"/>
+          <w:i w:val="0"/>
+          <w:sz w:val="24"/>
+        </w:rPr>
+        <w:t>Ключевая проблема: из-за дисперсии волны ω и 2ω идут в кристалле с разными скоростями, рассинхронизируются — и зелёные волны, рождённые в разных точках, гасят друг друга.</w:t>
+      </w:r>
+    </w:p>
+    <w:p>
+      <w:pPr>
+        <w:spacing w:after="160" w:before="0" w:lineRule="auto" w:line="276"/>
+        <w:ind w:firstLine="709"/>
+        <w:jc w:val="both"/>
+      </w:pPr>
+      <w:r>
+        <w:rPr>
+          <w:rFonts w:ascii="Times New Roman" w:hAnsi="Times New Roman" w:eastAsia="Times New Roman"/>
+          <w:b w:val="0"/>
+          <w:i w:val="0"/>
+          <w:sz w:val="24"/>
+        </w:rPr>
+        <w:t>Решение — периодически поляризованный ниобат лития (PPLN — Periodically Poled Lithium Niobate): каждые Λ микрон кристаллическая ось перевёрнута на 180°, знак χ⁽²⁾ меняется, и набег фазы компенсируется. Условие квазисинхронизма: Δk = k</w:t>
       </w:r>
       <w:r>
         <w:rPr>
@@ -11255,7 +11047,7 @@
           <w:i w:val="0"/>
           <w:sz w:val="24"/>
         </w:rPr>
-        <w:t xml:space="preserve"> = 2π/Λ. Где k — волновые числа; Λ (прописная греческая лямбда) — период решётки переполяризации (мкм). Для нашей задачи Λ ≈ 6,96 мкм.</w:t>
+        <w:t xml:space="preserve"> = 2π/Λ, где k — волновые числа, Λ — период решётки переполяризации. Для нашей задачи Λ ≈ 6,96 мкм.</w:t>
       </w:r>
     </w:p>
     <w:p>

--- a/Методичка_Физика_лазеров_для_3D-технологий.docx
+++ b/Методичка_Физика_лазеров_для_3D-технологий.docx
@@ -998,7 +998,7 @@
           <w:i w:val="0"/>
           <w:sz w:val="24"/>
         </w:rPr>
-        <w:t>Глава 5. Геометрическая оптика: как линзы собирают луч в пятно</w:t>
+        <w:t>Глава 5. Формирование лазерного пятна: геометрическая и физическая оптика</w:t>
       </w:r>
     </w:p>
     <w:p>
@@ -1013,7 +1013,7 @@
           <w:i/>
           <w:sz w:val="22"/>
         </w:rPr>
-        <w:t>Плотность мощности I = P/S, числовая апертура, DOF и параметр M²</w:t>
+        <w:t>I = P/S, дифракция, NA, DOF, оптический тракт СЛП и параметр M²</w:t>
       </w:r>
     </w:p>
     <w:p>
@@ -1073,7 +1073,7 @@
           <w:i w:val="0"/>
           <w:sz w:val="22"/>
         </w:rPr>
-        <w:t xml:space="preserve">    4. ЗАКОН СНЕЛЛИУСА — КАК РАБОТАЕТ ЛИНЗА</w:t>
+        <w:t xml:space="preserve">    4. ДВА ЯЗЫКА ОПТИКИ: ЛУЧИ И ВОЛНЫ</w:t>
       </w:r>
     </w:p>
     <w:p>
@@ -1103,7 +1103,7 @@
           <w:i w:val="0"/>
           <w:sz w:val="22"/>
         </w:rPr>
-        <w:t xml:space="preserve">    6. ГЛУБИНА РЕЗКОСТИ (ФОРМУЛА №2) И ТРИ СЛУЧАЯ</w:t>
+        <w:t xml:space="preserve">    6. ОПТИЧЕСКИЙ ТРАКТ СЛП-СТАНКА</w:t>
       </w:r>
     </w:p>
     <w:p>
@@ -1118,7 +1118,37 @@
           <w:i w:val="0"/>
           <w:sz w:val="22"/>
         </w:rPr>
-        <w:t xml:space="preserve">    7. ПОДВЕДЕНИЕ ИТОГОВ</w:t>
+        <w:t xml:space="preserve">    7. ГЛУБИНА РЕЗКОСТИ (ФОРМУЛА №2) И ТРИ СЛУЧАЯ</w:t>
+      </w:r>
+    </w:p>
+    <w:p>
+      <w:pPr>
+        <w:spacing w:after="20" w:before="0" w:lineRule="auto" w:line="276"/>
+        <w:jc w:val="left"/>
+      </w:pPr>
+      <w:r>
+        <w:rPr>
+          <w:rFonts w:ascii="Times New Roman" w:hAnsi="Times New Roman" w:eastAsia="Times New Roman"/>
+          <w:b w:val="0"/>
+          <w:i w:val="0"/>
+          <w:sz w:val="22"/>
+        </w:rPr>
+        <w:t xml:space="preserve">    8. ФОКУС НА ПРАКТИКЕ: СМЕЩЕНИЕ И ЧИСТОТА ОПТИКИ</w:t>
+      </w:r>
+    </w:p>
+    <w:p>
+      <w:pPr>
+        <w:spacing w:after="20" w:before="0" w:lineRule="auto" w:line="276"/>
+        <w:jc w:val="left"/>
+      </w:pPr>
+      <w:r>
+        <w:rPr>
+          <w:rFonts w:ascii="Times New Roman" w:hAnsi="Times New Roman" w:eastAsia="Times New Roman"/>
+          <w:b w:val="0"/>
+          <w:i w:val="0"/>
+          <w:sz w:val="22"/>
+        </w:rPr>
+        <w:t xml:space="preserve">    9. ПОДВЕДЕНИЕ ИТОГОВ</w:t>
       </w:r>
     </w:p>
     <w:p>
@@ -8913,7 +8943,7 @@
           <w:i w:val="0"/>
           <w:sz w:val="36"/>
         </w:rPr>
-        <w:t>Глава 5. Геометрическая оптика: как линзы собирают луч в пятно</w:t>
+        <w:t>Глава 5. Формирование лазерного пятна: геометрическая и физическая оптика</w:t>
       </w:r>
     </w:p>
     <w:p>
@@ -8928,7 +8958,7 @@
           <w:i/>
           <w:sz w:val="24"/>
         </w:rPr>
-        <w:t>Плотность мощности I = P/S, числовая апертура, DOF и параметр M²</w:t>
+        <w:t>I = P/S, дифракция, NA, DOF, оптический тракт СЛП и параметр M²</w:t>
       </w:r>
     </w:p>
     <w:p>
@@ -8959,39 +8989,55 @@
           <w:i w:val="0"/>
           <w:sz w:val="24"/>
         </w:rPr>
-        <w:t>Мы продолжаем курс. В Главе 2 мы выяснили главное: сталь плавится не от мощности как таковой, а от плотности мощности — сколько ватт пришлось на каждый квадратный сантиметр пятна.</w:t>
-      </w:r>
-    </w:p>
-    <w:p>
-      <w:pPr>
-        <w:spacing w:after="160" w:before="0" w:lineRule="auto" w:line="276"/>
-        <w:ind w:firstLine="709"/>
-        <w:jc w:val="both"/>
-      </w:pPr>
-      <w:r>
-        <w:rPr>
-          <w:rFonts w:ascii="Times New Roman" w:hAnsi="Times New Roman" w:eastAsia="Times New Roman"/>
-          <w:b w:val="0"/>
-          <w:i w:val="0"/>
-          <w:sz w:val="24"/>
-        </w:rPr>
-        <w:t>В этой главе разбирается инструмент, которым управляют этой плотностью: оптическую систему.</w:t>
-      </w:r>
-    </w:p>
-    <w:p>
-      <w:pPr>
-        <w:spacing w:after="160" w:before="0" w:lineRule="auto" w:line="276"/>
-        <w:ind w:firstLine="709"/>
-        <w:jc w:val="both"/>
-      </w:pPr>
-      <w:r>
-        <w:rPr>
-          <w:rFonts w:ascii="Times New Roman" w:hAnsi="Times New Roman" w:eastAsia="Times New Roman"/>
-          <w:b w:val="0"/>
-          <w:i w:val="0"/>
-          <w:sz w:val="24"/>
-        </w:rPr>
-        <w:t>Рассматриваются три вопроса: как линза собирает свет в пятно; почему пятно не может быть бесконечно малым; что такое глубина резкости (DOF) и почему она критична для 3D-печати.</w:t>
+        <w:t>Курс «Физика лазеров для аддитивных технологий» — лекция 5.</w:t>
+      </w:r>
+    </w:p>
+    <w:p>
+      <w:pPr>
+        <w:spacing w:after="160" w:before="0" w:lineRule="auto" w:line="276"/>
+        <w:ind w:firstLine="709"/>
+        <w:jc w:val="both"/>
+      </w:pPr>
+      <w:r>
+        <w:rPr>
+          <w:rFonts w:ascii="Times New Roman" w:hAnsi="Times New Roman" w:eastAsia="Times New Roman"/>
+          <w:b w:val="0"/>
+          <w:i w:val="0"/>
+          <w:sz w:val="24"/>
+        </w:rPr>
+        <w:t>Цепочка предыдущих глав: уровни и переходы; свет как энергия и плотность мощности I = P / S; устройство лазера и роль волоконного источника; длина волны и выбор лазера под материал.</w:t>
+      </w:r>
+    </w:p>
+    <w:p>
+      <w:pPr>
+        <w:spacing w:after="160" w:before="0" w:lineRule="auto" w:line="276"/>
+        <w:ind w:firstLine="709"/>
+        <w:jc w:val="both"/>
+      </w:pPr>
+      <w:r>
+        <w:rPr>
+          <w:rFonts w:ascii="Times New Roman" w:hAnsi="Times New Roman" w:eastAsia="Times New Roman"/>
+          <w:b w:val="0"/>
+          <w:i w:val="0"/>
+          <w:sz w:val="24"/>
+        </w:rPr>
+        <w:t>Тема главы — формирование лазерного пятна — геометрическая и физическая оптика. Базу геометрической оптики — отражение, преломление, построение в зеркале, тонкую линзу — разобраны в предварительных семинарах.</w:t>
+      </w:r>
+    </w:p>
+    <w:p>
+      <w:pPr>
+        <w:spacing w:after="160" w:before="0" w:lineRule="auto" w:line="276"/>
+        <w:ind w:firstLine="709"/>
+        <w:jc w:val="both"/>
+      </w:pPr>
+      <w:r>
+        <w:rPr>
+          <w:rFonts w:ascii="Times New Roman" w:hAnsi="Times New Roman" w:eastAsia="Times New Roman"/>
+          <w:b w:val="0"/>
+          <w:i w:val="0"/>
+          <w:sz w:val="24"/>
+        </w:rPr>
+        <w:t>Одной геометрии недостаточно: размер пятна и глубина резкости относятся уже к физической (волновой) оптике — к дифракции. Именно она объясняет, почему нельзя получить бесконечно малое пятно на практике.</w:t>
       </w:r>
     </w:p>
     <w:p>
@@ -9038,71 +9084,103 @@
           <w:i w:val="0"/>
           <w:sz w:val="24"/>
         </w:rPr>
-        <w:t>Первое. Связь с Главой 2: ещё раз про плотность мощности I — на примерах с расчётами.</w:t>
-      </w:r>
-    </w:p>
-    <w:p>
-      <w:pPr>
-        <w:spacing w:after="160" w:before="0" w:lineRule="auto" w:line="276"/>
-        <w:ind w:firstLine="709"/>
-        <w:jc w:val="both"/>
-      </w:pPr>
-      <w:r>
-        <w:rPr>
-          <w:rFonts w:ascii="Times New Roman" w:hAnsi="Times New Roman" w:eastAsia="Times New Roman"/>
-          <w:b w:val="0"/>
-          <w:i w:val="0"/>
-          <w:sz w:val="24"/>
-        </w:rPr>
-        <w:t>Второе. Как работает линза: закон преломления Снеллиуса — базовая формула с расшифровкой.</w:t>
-      </w:r>
-    </w:p>
-    <w:p>
-      <w:pPr>
-        <w:spacing w:after="160" w:before="0" w:lineRule="auto" w:line="276"/>
-        <w:ind w:firstLine="709"/>
-        <w:jc w:val="both"/>
-      </w:pPr>
-      <w:r>
-        <w:rPr>
-          <w:rFonts w:ascii="Times New Roman" w:hAnsi="Times New Roman" w:eastAsia="Times New Roman"/>
-          <w:b w:val="0"/>
-          <w:i w:val="0"/>
-          <w:sz w:val="24"/>
-        </w:rPr>
-        <w:t>Третье. Формула №1: размер пятна d. От чего он зависит и почему нельзя получить пятно 1 мкм на типичном СЛП-станке. Введём понятие числовой апертуры (NA).</w:t>
-      </w:r>
-    </w:p>
-    <w:p>
-      <w:pPr>
-        <w:spacing w:after="160" w:before="0" w:lineRule="auto" w:line="276"/>
-        <w:ind w:firstLine="709"/>
-        <w:jc w:val="both"/>
-      </w:pPr>
-      <w:r>
-        <w:rPr>
-          <w:rFonts w:ascii="Times New Roman" w:hAnsi="Times New Roman" w:eastAsia="Times New Roman"/>
-          <w:b w:val="0"/>
-          <w:i w:val="0"/>
-          <w:sz w:val="24"/>
-        </w:rPr>
-        <w:t>Четвёртое. Формула №2: глубина резкости (DOF). Почему уменьшение пятна требует идеально ровного слоя порошка. Разберём три случая — NA = 0,1, 0,4 и 0,5.</w:t>
-      </w:r>
-    </w:p>
-    <w:p>
-      <w:pPr>
-        <w:spacing w:after="160" w:before="0" w:lineRule="auto" w:line="276"/>
-        <w:ind w:firstLine="709"/>
-        <w:jc w:val="both"/>
-      </w:pPr>
-      <w:r>
-        <w:rPr>
-          <w:rFonts w:ascii="Times New Roman" w:hAnsi="Times New Roman" w:eastAsia="Times New Roman"/>
-          <w:b w:val="0"/>
-          <w:i w:val="0"/>
-          <w:sz w:val="24"/>
-        </w:rPr>
-        <w:t>Пятое. Формула №3: качество пучка M². Почему плохой пучок сводит на нет все преимущества хорошей оптики.</w:t>
+        <w:t>Первое. Кратко вернёмся к I (интенсивности, плотности мощности) = P / S из главы 2 — два численных сценария для масштаба величин.</w:t>
+      </w:r>
+    </w:p>
+    <w:p>
+      <w:pPr>
+        <w:spacing w:after="160" w:before="0" w:lineRule="auto" w:line="276"/>
+        <w:ind w:firstLine="709"/>
+        <w:jc w:val="both"/>
+      </w:pPr>
+      <w:r>
+        <w:rPr>
+          <w:rFonts w:ascii="Times New Roman" w:hAnsi="Times New Roman" w:eastAsia="Times New Roman"/>
+          <w:b w:val="0"/>
+          <w:i w:val="0"/>
+          <w:sz w:val="24"/>
+        </w:rPr>
+        <w:t>Второе. Два языка описания: лучи и волны. Где работает геометрическая оптика и где проявляется дифракция.</w:t>
+      </w:r>
+    </w:p>
+    <w:p>
+      <w:pPr>
+        <w:spacing w:after="160" w:before="0" w:lineRule="auto" w:line="276"/>
+        <w:ind w:firstLine="709"/>
+        <w:jc w:val="both"/>
+      </w:pPr>
+      <w:r>
+        <w:rPr>
+          <w:rFonts w:ascii="Times New Roman" w:hAnsi="Times New Roman" w:eastAsia="Times New Roman"/>
+          <w:b w:val="0"/>
+          <w:i w:val="0"/>
+          <w:sz w:val="24"/>
+        </w:rPr>
+        <w:t>Третье. Формула №1: размер пятна d ≈ λ / NA.</w:t>
+      </w:r>
+    </w:p>
+    <w:p>
+      <w:pPr>
+        <w:spacing w:after="160" w:before="0" w:lineRule="auto" w:line="276"/>
+        <w:ind w:firstLine="709"/>
+        <w:jc w:val="both"/>
+      </w:pPr>
+      <w:r>
+        <w:rPr>
+          <w:rFonts w:ascii="Times New Roman" w:hAnsi="Times New Roman" w:eastAsia="Times New Roman"/>
+          <w:b w:val="0"/>
+          <w:i w:val="0"/>
+          <w:sz w:val="24"/>
+        </w:rPr>
+        <w:t>Четвёртое. Оптический тракт СЛП: от волокна до порошка — F-θ, гальво-зеркала, защитное стекло.</w:t>
+      </w:r>
+    </w:p>
+    <w:p>
+      <w:pPr>
+        <w:spacing w:after="160" w:before="0" w:lineRule="auto" w:line="276"/>
+        <w:ind w:firstLine="709"/>
+        <w:jc w:val="both"/>
+      </w:pPr>
+      <w:r>
+        <w:rPr>
+          <w:rFonts w:ascii="Times New Roman" w:hAnsi="Times New Roman" w:eastAsia="Times New Roman"/>
+          <w:b w:val="0"/>
+          <w:i w:val="0"/>
+          <w:sz w:val="24"/>
+        </w:rPr>
+        <w:t>Пятое. Формула №2: глубина резкости DOF ≈ λ / NA² и три практических случая.</w:t>
+      </w:r>
+    </w:p>
+    <w:p>
+      <w:pPr>
+        <w:spacing w:after="160" w:before="0" w:lineRule="auto" w:line="276"/>
+        <w:ind w:firstLine="709"/>
+        <w:jc w:val="both"/>
+      </w:pPr>
+      <w:r>
+        <w:rPr>
+          <w:rFonts w:ascii="Times New Roman" w:hAnsi="Times New Roman" w:eastAsia="Times New Roman"/>
+          <w:b w:val="0"/>
+          <w:i w:val="0"/>
+          <w:sz w:val="24"/>
+        </w:rPr>
+        <w:t>Шестое. Практика: положение фокуса, смещение по оси z (z-offset — «зет-офсет», сдвиг фокуса по высоте), загрязнение оптики.</w:t>
+      </w:r>
+    </w:p>
+    <w:p>
+      <w:pPr>
+        <w:spacing w:after="160" w:before="0" w:lineRule="auto" w:line="276"/>
+        <w:ind w:firstLine="709"/>
+        <w:jc w:val="both"/>
+      </w:pPr>
+      <w:r>
+        <w:rPr>
+          <w:rFonts w:ascii="Times New Roman" w:hAnsi="Times New Roman" w:eastAsia="Times New Roman"/>
+          <w:b w:val="0"/>
+          <w:i w:val="0"/>
+          <w:sz w:val="24"/>
+        </w:rPr>
+        <w:t>Седьмое. Формула №3: качество пучка M² и итоги — связь с выбором волоконного лазера из главы 3.</w:t>
       </w:r>
     </w:p>
     <w:p>
@@ -9133,23 +9211,23 @@
           <w:i w:val="0"/>
           <w:sz w:val="24"/>
         </w:rPr>
-        <w:t>Напомним ключевое понятие из Главы 2 — плотность мощности, или интенсивность I. Это отношение мощности лазера P к площади пятна S: I = P / S.</w:t>
-      </w:r>
-    </w:p>
-    <w:p>
-      <w:pPr>
-        <w:spacing w:after="160" w:before="0" w:lineRule="auto" w:line="276"/>
-        <w:ind w:firstLine="709"/>
-        <w:jc w:val="both"/>
-      </w:pPr>
-      <w:r>
-        <w:rPr>
-          <w:rFonts w:ascii="Times New Roman" w:hAnsi="Times New Roman" w:eastAsia="Times New Roman"/>
-          <w:b w:val="0"/>
-          <w:i w:val="0"/>
-          <w:sz w:val="24"/>
-        </w:rPr>
-        <w:t>Размерность I: ватт на квадратный сантиметр (Вт/см²) или ватт на квадратный миллиметр (Вт/мм²).</w:t>
+        <w:t>В СЛП (селективном лазерном плавлении) металл плавится не от мощности «вообще», а от плотности мощности — сколько ватт приходится на каждый квадратный сантиметр пятна. Это мы уже фиксировали в Лекции 2. Формула: I = P / S.</w:t>
+      </w:r>
+    </w:p>
+    <w:p>
+      <w:pPr>
+        <w:spacing w:after="160" w:before="0" w:lineRule="auto" w:line="276"/>
+        <w:ind w:firstLine="709"/>
+        <w:jc w:val="both"/>
+      </w:pPr>
+      <w:r>
+        <w:rPr>
+          <w:rFonts w:ascii="Times New Roman" w:hAnsi="Times New Roman" w:eastAsia="Times New Roman"/>
+          <w:b w:val="0"/>
+          <w:i w:val="0"/>
+          <w:sz w:val="24"/>
+        </w:rPr>
+        <w:t>Размерность I: Вт/см² или Вт/мм². Оптика не создаёт энергию — она меняет S.</w:t>
       </w:r>
     </w:p>
     <w:p>
@@ -9161,7 +9239,7 @@
         <w:drawing>
           <wp:inline xmlns:a="http://schemas.openxmlformats.org/drawingml/2006/main" xmlns:pic="http://schemas.openxmlformats.org/drawingml/2006/picture">
             <wp:extent cx="5040000" cy="3251613"/>
-            <wp:docPr id="29" name="Picture 29"/>
+            <wp:docPr id="19" name="Picture 19"/>
             <wp:cNvGraphicFramePr>
               <a:graphicFrameLocks noChangeAspect="1"/>
             </wp:cNvGraphicFramePr>
@@ -9173,7 +9251,7 @@
                     <pic:cNvPicPr/>
                   </pic:nvPicPr>
                   <pic:blipFill>
-                    <a:blip r:embed="rId37"/>
+                    <a:blip r:embed="rId27"/>
                     <a:stretch>
                       <a:fillRect/>
                     </a:stretch>
@@ -9220,135 +9298,71 @@
           <w:i w:val="0"/>
           <w:sz w:val="24"/>
         </w:rPr>
-        <w:t>Рассмотрим два сценария. Ниже — расчёты двух сценариев.</w:t>
-      </w:r>
-    </w:p>
-    <w:p>
-      <w:pPr>
-        <w:spacing w:after="160" w:before="0" w:lineRule="auto" w:line="276"/>
-        <w:ind w:firstLine="709"/>
-        <w:jc w:val="both"/>
-      </w:pPr>
-      <w:r>
-        <w:rPr>
-          <w:rFonts w:ascii="Times New Roman" w:hAnsi="Times New Roman" w:eastAsia="Times New Roman"/>
-          <w:b w:val="0"/>
-          <w:i w:val="0"/>
-          <w:sz w:val="24"/>
-        </w:rPr>
-        <w:t>Сценарий 1. Без фокусировки. Пусть диаметр пятна d = 1 мм. Переводим в сантиметры: 1 мм = 0,1 см. Площадь круга: S = π (d/2)² = π (0,05)² ≈ 3,14 · 0,0025 = 0,00785 см². Округлим до 0,008 см².</w:t>
-      </w:r>
-    </w:p>
-    <w:p>
-      <w:pPr>
-        <w:spacing w:after="160" w:before="0" w:lineRule="auto" w:line="276"/>
-        <w:ind w:firstLine="709"/>
-        <w:jc w:val="both"/>
-      </w:pPr>
-      <w:r>
-        <w:rPr>
-          <w:rFonts w:ascii="Times New Roman" w:hAnsi="Times New Roman" w:eastAsia="Times New Roman"/>
-          <w:b w:val="0"/>
-          <w:i w:val="0"/>
-          <w:sz w:val="24"/>
-        </w:rPr>
-        <w:t>Мощность лазера P = 200 Вт. Плотность мощности: I = 200 / 0,008 = 25 000 Вт/см² = 25 кВт/см².</w:t>
-      </w:r>
-    </w:p>
-    <w:p>
-      <w:pPr>
-        <w:spacing w:after="160" w:before="0" w:lineRule="auto" w:line="276"/>
-        <w:ind w:firstLine="709"/>
-        <w:jc w:val="both"/>
-      </w:pPr>
-      <w:r>
-        <w:rPr>
-          <w:rFonts w:ascii="Times New Roman" w:hAnsi="Times New Roman" w:eastAsia="Times New Roman"/>
-          <w:b w:val="0"/>
-          <w:i w:val="0"/>
-          <w:sz w:val="24"/>
-        </w:rPr>
-        <w:t>Что произойдёт с металлом при I = 25 кВт/см²? Он нагреется, может даже покраснеть. Но стабильного расплава не будет — слишком мало энергии на единицу площади.</w:t>
-      </w:r>
-    </w:p>
-    <w:p>
-      <w:pPr>
-        <w:spacing w:after="160" w:before="0" w:lineRule="auto" w:line="276"/>
-        <w:ind w:firstLine="709"/>
-        <w:jc w:val="both"/>
-      </w:pPr>
-      <w:r>
-        <w:rPr>
-          <w:rFonts w:ascii="Times New Roman" w:hAnsi="Times New Roman" w:eastAsia="Times New Roman"/>
-          <w:b w:val="0"/>
-          <w:i w:val="0"/>
-          <w:sz w:val="24"/>
-        </w:rPr>
-        <w:t>Сценарий 2. С фокусировкой. Ставим линзу и сжимаем луч в пятно d = 50 мкм. Переводим: 50 мкм = 0,005 см. Радиус r = 0,0025 см.</w:t>
-      </w:r>
-    </w:p>
-    <w:p>
-      <w:pPr>
-        <w:spacing w:after="160" w:before="0" w:lineRule="auto" w:line="276"/>
-        <w:ind w:firstLine="709"/>
-        <w:jc w:val="both"/>
-      </w:pPr>
-      <w:r>
-        <w:rPr>
-          <w:rFonts w:ascii="Times New Roman" w:hAnsi="Times New Roman" w:eastAsia="Times New Roman"/>
-          <w:b w:val="0"/>
-          <w:i w:val="0"/>
-          <w:sz w:val="24"/>
-        </w:rPr>
-        <w:t>Площадь: S = π r² = 3,14 · (0,0025)² = 3,14 · 6,25·10⁻⁶ ≈ 1,96·10⁻⁵ см². Округлим до 2·10⁻⁵ см².</w:t>
-      </w:r>
-    </w:p>
-    <w:p>
-      <w:pPr>
-        <w:spacing w:after="160" w:before="0" w:lineRule="auto" w:line="276"/>
-        <w:ind w:firstLine="709"/>
-        <w:jc w:val="both"/>
-      </w:pPr>
-      <w:r>
-        <w:rPr>
-          <w:rFonts w:ascii="Times New Roman" w:hAnsi="Times New Roman" w:eastAsia="Times New Roman"/>
-          <w:b w:val="0"/>
-          <w:i w:val="0"/>
-          <w:sz w:val="24"/>
-        </w:rPr>
-        <w:t>I = 200 / (2·10⁻⁵) = 10 000 000 Вт/см² = 10 МВт/см². Это в 400 раз выше, чем в первом сценарии!</w:t>
-      </w:r>
-    </w:p>
-    <w:p>
-      <w:pPr>
-        <w:spacing w:after="160" w:before="0" w:lineRule="auto" w:line="276"/>
-        <w:ind w:firstLine="709"/>
-        <w:jc w:val="both"/>
-      </w:pPr>
-      <w:r>
-        <w:rPr>
-          <w:rFonts w:ascii="Times New Roman" w:hAnsi="Times New Roman" w:eastAsia="Times New Roman"/>
-          <w:b w:val="0"/>
-          <w:i w:val="0"/>
-          <w:sz w:val="24"/>
-        </w:rPr>
-        <w:t>Вывод: одна и та же мощность P, но результат кардинально разный. Вся магия — в линзе. Она не создаёт энергию, она её сжимает в пространстве. Поэтому оптика — главный усилитель лазерного станка.</w:t>
-      </w:r>
-    </w:p>
-    <w:p>
-      <w:pPr>
-        <w:spacing w:after="160" w:before="0" w:lineRule="auto" w:line="276"/>
-        <w:ind w:firstLine="709"/>
-        <w:jc w:val="both"/>
-      </w:pPr>
-      <w:r>
-        <w:rPr>
-          <w:rFonts w:ascii="Times New Roman" w:hAnsi="Times New Roman" w:eastAsia="Times New Roman"/>
-          <w:b w:val="0"/>
-          <w:i w:val="0"/>
-          <w:sz w:val="24"/>
-        </w:rPr>
-        <w:t>Вопрос: почему мы не можем сжать луч в бесконечно маленькое пятно d? Потому что есть физические ограничения — дифракция и глубина резкости (DOF). Об этом дальше.</w:t>
+        <w:t>Сценарий 1. Без фокусировки. d = 1 мм = 0,1 см. Площадь круга S = π (d/2)² = π (0,05)² ≈ 0,00785 см² ≈ 0,008 см².</w:t>
+      </w:r>
+    </w:p>
+    <w:p>
+      <w:pPr>
+        <w:spacing w:after="160" w:before="0" w:lineRule="auto" w:line="276"/>
+        <w:ind w:firstLine="709"/>
+        <w:jc w:val="both"/>
+      </w:pPr>
+      <w:r>
+        <w:rPr>
+          <w:rFonts w:ascii="Times New Roman" w:hAnsi="Times New Roman" w:eastAsia="Times New Roman"/>
+          <w:b w:val="0"/>
+          <w:i w:val="0"/>
+          <w:sz w:val="24"/>
+        </w:rPr>
+        <w:t>P = 200 Вт. Тогда I = 200 / 0,008 = 25 000 Вт/см² = 25 кВт/см². Металл нагреется, может покраснеть — стабильного расплава для печати обычно нет.</w:t>
+      </w:r>
+    </w:p>
+    <w:p>
+      <w:pPr>
+        <w:spacing w:after="160" w:before="0" w:lineRule="auto" w:line="276"/>
+        <w:ind w:firstLine="709"/>
+        <w:jc w:val="both"/>
+      </w:pPr>
+      <w:r>
+        <w:rPr>
+          <w:rFonts w:ascii="Times New Roman" w:hAnsi="Times New Roman" w:eastAsia="Times New Roman"/>
+          <w:b w:val="0"/>
+          <w:i w:val="0"/>
+          <w:sz w:val="24"/>
+        </w:rPr>
+        <w:t>Сценарий 2. Та же мощность P, но пятно d = 50 мкм = 0,005 см, радиус r = 0,0025 см. S = π r² ≈ 3,14 · 6,25·10⁻⁶ ≈ 2·10⁻⁵ см².</w:t>
+      </w:r>
+    </w:p>
+    <w:p>
+      <w:pPr>
+        <w:spacing w:after="160" w:before="0" w:lineRule="auto" w:line="276"/>
+        <w:ind w:firstLine="709"/>
+        <w:jc w:val="both"/>
+      </w:pPr>
+      <w:r>
+        <w:rPr>
+          <w:rFonts w:ascii="Times New Roman" w:hAnsi="Times New Roman" w:eastAsia="Times New Roman"/>
+          <w:b w:val="0"/>
+          <w:i w:val="0"/>
+          <w:sz w:val="24"/>
+        </w:rPr>
+        <w:t>I = 200 / (2·10⁻⁵) = 10⁷ Вт/см² = 10 МВт/см². Это примерно в 400 раз выше, чем в первом сценарии.</w:t>
+      </w:r>
+    </w:p>
+    <w:p>
+      <w:pPr>
+        <w:spacing w:after="160" w:before="0" w:lineRule="auto" w:line="276"/>
+        <w:ind w:firstLine="709"/>
+        <w:jc w:val="both"/>
+      </w:pPr>
+      <w:r>
+        <w:rPr>
+          <w:rFonts w:ascii="Times New Roman" w:hAnsi="Times New Roman" w:eastAsia="Times New Roman"/>
+          <w:b w:val="0"/>
+          <w:i w:val="0"/>
+          <w:sz w:val="24"/>
+        </w:rPr>
+        <w:t>Вывод: показание мощности на пульте — ещё не всё. Главный усилитель станка — оптика, которая сжимает энергию в пространстве, уменьшая S. Далее — вопрос физики: почему нельзя сжать пятно до нуля? Здесь геометрическая модель «лучи сходятся в точку» перестаёт быть достаточной.</w:t>
       </w:r>
     </w:p>
     <w:p>
@@ -9363,39 +9377,39 @@
           <w:i w:val="0"/>
           <w:sz w:val="26"/>
         </w:rPr>
-        <w:t>4. ЗАКОН СНЕЛЛИУСА — КАК РАБОТАЕТ ЛИНЗА</w:t>
-      </w:r>
-    </w:p>
-    <w:p>
-      <w:pPr>
-        <w:spacing w:after="160" w:before="0" w:lineRule="auto" w:line="276"/>
-        <w:ind w:firstLine="709"/>
-        <w:jc w:val="both"/>
-      </w:pPr>
-      <w:r>
-        <w:rPr>
-          <w:rFonts w:ascii="Times New Roman" w:hAnsi="Times New Roman" w:eastAsia="Times New Roman"/>
-          <w:b w:val="0"/>
-          <w:i w:val="0"/>
-          <w:sz w:val="24"/>
-        </w:rPr>
-        <w:t>Рассмотрим, как линза работает. В основе лежит закон преломления Снеллиуса. Это базовая формула геометрической оптики.</w:t>
-      </w:r>
-    </w:p>
-    <w:p>
-      <w:pPr>
-        <w:spacing w:after="160" w:before="0" w:lineRule="auto" w:line="276"/>
-        <w:ind w:firstLine="709"/>
-        <w:jc w:val="both"/>
-      </w:pPr>
-      <w:r>
-        <w:rPr>
-          <w:rFonts w:ascii="Times New Roman" w:hAnsi="Times New Roman" w:eastAsia="Times New Roman"/>
-          <w:b w:val="0"/>
-          <w:i w:val="0"/>
-          <w:sz w:val="24"/>
-        </w:rPr>
-        <w:t>n₁ · sin(θ₁) = n₂ · sin(θ₂).</w:t>
+        <w:t>4. ДВА ЯЗЫКА ОПТИКИ: ЛУЧИ И ВОЛНЫ</w:t>
+      </w:r>
+    </w:p>
+    <w:p>
+      <w:pPr>
+        <w:spacing w:after="160" w:before="0" w:lineRule="auto" w:line="276"/>
+        <w:ind w:firstLine="709"/>
+        <w:jc w:val="both"/>
+      </w:pPr>
+      <w:r>
+        <w:rPr>
+          <w:rFonts w:ascii="Times New Roman" w:hAnsi="Times New Roman" w:eastAsia="Times New Roman"/>
+          <w:b w:val="0"/>
+          <w:i w:val="0"/>
+          <w:sz w:val="24"/>
+        </w:rPr>
+        <w:t>В главе 2 мы говорили о корпускулярно-волновом дуализме: иногда удобнее думать о фотонах и энергии, иногда — о волне. В оптике лазерного станка нужна та же двойственность — в инженерной постановке.</w:t>
+      </w:r>
+    </w:p>
+    <w:p>
+      <w:pPr>
+        <w:spacing w:after="160" w:before="0" w:lineRule="auto" w:line="276"/>
+        <w:ind w:firstLine="709"/>
+        <w:jc w:val="both"/>
+      </w:pPr>
+      <w:r>
+        <w:rPr>
+          <w:rFonts w:ascii="Times New Roman" w:hAnsi="Times New Roman" w:eastAsia="Times New Roman"/>
+          <w:b w:val="0"/>
+          <w:i w:val="0"/>
+          <w:sz w:val="24"/>
+        </w:rPr>
+        <w:t>Геометрическая оптика описывает свет лучами. Луч распространяется прямолинейно, на границах сред отражается и преломляется. Этим описанием уже пользовались: зеркала, линза, фокус. Для коллиматора, гальво-зеркал и общей схемы оптического тракта этого достаточно.</w:t>
       </w:r>
     </w:p>
     <w:p>
@@ -9406,8 +9420,8 @@
       <w:r>
         <w:drawing>
           <wp:inline xmlns:a="http://schemas.openxmlformats.org/drawingml/2006/main" xmlns:pic="http://schemas.openxmlformats.org/drawingml/2006/picture">
-            <wp:extent cx="5040000" cy="3251613"/>
-            <wp:docPr id="30" name="Picture 30"/>
+            <wp:extent cx="5040000" cy="3150000"/>
+            <wp:docPr id="20" name="Picture 20"/>
             <wp:cNvGraphicFramePr>
               <a:graphicFrameLocks noChangeAspect="1"/>
             </wp:cNvGraphicFramePr>
@@ -9415,11 +9429,193 @@
               <a:graphicData uri="http://schemas.openxmlformats.org/drawingml/2006/picture">
                 <pic:pic>
                   <pic:nvPicPr>
-                    <pic:cNvPr id="0" name="ch5_snell.png"/>
+                    <pic:cNvPr id="0" name="ch5_rays_waves.png"/>
                     <pic:cNvPicPr/>
                   </pic:nvPicPr>
                   <pic:blipFill>
-                    <a:blip r:embed="rId38"/>
+                    <a:blip r:embed="rId28"/>
+                    <a:stretch>
+                      <a:fillRect/>
+                    </a:stretch>
+                  </pic:blipFill>
+                  <pic:spPr>
+                    <a:xfrm>
+                      <a:off x="0" y="0"/>
+                      <a:ext cx="5040000" cy="3150000"/>
+                    </a:xfrm>
+                    <a:prstGeom prst="rect"/>
+                  </pic:spPr>
+                </pic:pic>
+              </a:graphicData>
+            </a:graphic>
+          </wp:inline>
+        </w:drawing>
+      </w:r>
+    </w:p>
+    <w:p>
+      <w:pPr>
+        <w:spacing w:after="200"/>
+        <w:jc w:val="center"/>
+      </w:pPr>
+      <w:r>
+        <w:rPr>
+          <w:rFonts w:ascii="Times New Roman" w:hAnsi="Times New Roman" w:eastAsia="Times New Roman"/>
+          <w:b w:val="0"/>
+          <w:i/>
+          <w:sz w:val="20"/>
+        </w:rPr>
+        <w:t>Рис. 5.2. Два языка оптики: геометрические лучи и дифракционное пятно</w:t>
+      </w:r>
+    </w:p>
+    <w:p>
+      <w:pPr>
+        <w:spacing w:after="160" w:before="0" w:lineRule="auto" w:line="276"/>
+        <w:ind w:firstLine="709"/>
+        <w:jc w:val="both"/>
+      </w:pPr>
+      <w:r>
+        <w:rPr>
+          <w:rFonts w:ascii="Times New Roman" w:hAnsi="Times New Roman" w:eastAsia="Times New Roman"/>
+          <w:b w:val="0"/>
+          <w:i w:val="0"/>
+          <w:sz w:val="24"/>
+        </w:rPr>
+        <w:t>Вблизи фокуса геометрическая модель даёт неполный ответ. Она предсказывает математическую точку. Реальный свет — электромагнитная волна с длиной волны λ (лямбда, λ). Волна проходит через конечную апертуру линзы не как идеальный луч: у краёв апертуры возникает дифракция — перераспределение энергии, и в фокусе образуется пятно конечного размера d (диаметра).</w:t>
+      </w:r>
+    </w:p>
+    <w:p>
+      <w:pPr>
+        <w:spacing w:after="160" w:before="0" w:lineRule="auto" w:line="276"/>
+        <w:ind w:firstLine="709"/>
+        <w:jc w:val="both"/>
+      </w:pPr>
+      <w:r>
+        <w:rPr>
+          <w:rFonts w:ascii="Times New Roman" w:hAnsi="Times New Roman" w:eastAsia="Times New Roman"/>
+          <w:b w:val="0"/>
+          <w:i w:val="0"/>
+          <w:sz w:val="24"/>
+        </w:rPr>
+        <w:t>Дифракция — не дефект оборудования, а фундаментальный предел. Чем меньшее пятно мы стремимся получить, тем заметнее проявляется волновая природа света.</w:t>
+      </w:r>
+    </w:p>
+    <w:p>
+      <w:pPr>
+        <w:spacing w:after="160" w:before="0" w:lineRule="auto" w:line="276"/>
+        <w:ind w:firstLine="709"/>
+        <w:jc w:val="both"/>
+      </w:pPr>
+      <w:r>
+        <w:rPr>
+          <w:rFonts w:ascii="Times New Roman" w:hAnsi="Times New Roman" w:eastAsia="Times New Roman"/>
+          <w:b w:val="0"/>
+          <w:i w:val="0"/>
+          <w:sz w:val="24"/>
+        </w:rPr>
+        <w:t>С понятием интерференции здесь можно обойтись без сложных формул. В фокальной плоскости волны, пришедшие от разных частей апертуры, складываются: где фазы согласованы — яркое ядро пятна, где фазы расходятся — спад интенсивности I к краям. Дифракционная картина в фокусе — результат такого сложения волн.</w:t>
+      </w:r>
+    </w:p>
+    <w:p>
+      <w:pPr>
+        <w:spacing w:after="160" w:before="0" w:lineRule="auto" w:line="276"/>
+        <w:ind w:firstLine="709"/>
+        <w:jc w:val="both"/>
+      </w:pPr>
+      <w:r>
+        <w:rPr>
+          <w:rFonts w:ascii="Times New Roman" w:hAnsi="Times New Roman" w:eastAsia="Times New Roman"/>
+          <w:b w:val="0"/>
+          <w:i w:val="0"/>
+          <w:sz w:val="24"/>
+        </w:rPr>
+        <w:t>Почему лазер здесь особенно удобен? В главе 3 мы видели: лазерное излучение узкополосное и обладает высокой степенью когерентности — фазы волн связаны между собой. Поэтому фокусировка предсказуема, а пятно воспроизводимо от слоя к слою. У теплового источника вроде лампы такой же степени сжатия излучения в пятно добиться нельзя.</w:t>
+      </w:r>
+    </w:p>
+    <w:p>
+      <w:pPr>
+        <w:spacing w:after="160" w:before="0" w:lineRule="auto" w:line="276"/>
+        <w:ind w:firstLine="709"/>
+        <w:jc w:val="both"/>
+      </w:pPr>
+      <w:r>
+        <w:rPr>
+          <w:rFonts w:ascii="Times New Roman" w:hAnsi="Times New Roman" w:eastAsia="Times New Roman"/>
+          <w:b w:val="0"/>
+          <w:i w:val="0"/>
+          <w:sz w:val="24"/>
+        </w:rPr>
+        <w:t>Итог раздела. геометрическая оптика описывает путь луча по станку; физическая (волновая) оптика — конечный размер пятна. Ниже — рабочие формулы.</w:t>
+      </w:r>
+    </w:p>
+    <w:p>
+      <w:pPr>
+        <w:spacing w:after="160" w:before="0" w:lineRule="auto" w:line="276"/>
+        <w:jc w:val="left"/>
+      </w:pPr>
+      <w:r>
+        <w:rPr>
+          <w:rFonts w:ascii="Times New Roman" w:hAnsi="Times New Roman" w:eastAsia="Times New Roman"/>
+          <w:b/>
+          <w:i w:val="0"/>
+          <w:sz w:val="26"/>
+        </w:rPr>
+        <w:t>5. РАЗМЕР ПЯТНА (ФОРМУЛА №1)</w:t>
+      </w:r>
+    </w:p>
+    <w:p>
+      <w:pPr>
+        <w:spacing w:after="160" w:before="0" w:lineRule="auto" w:line="276"/>
+        <w:ind w:firstLine="709"/>
+        <w:jc w:val="both"/>
+      </w:pPr>
+      <w:r>
+        <w:rPr>
+          <w:rFonts w:ascii="Times New Roman" w:hAnsi="Times New Roman" w:eastAsia="Times New Roman"/>
+          <w:b w:val="0"/>
+          <w:i w:val="0"/>
+          <w:sz w:val="24"/>
+        </w:rPr>
+        <w:t>Минимальный диаметр пятна для идеального пучка оценивают формулой: d ≈ λ / NA. Это оценка порядка величины дифракционного предела — удобная для инженерных оценок, но не замена полного расчёта дифракции.</w:t>
+      </w:r>
+    </w:p>
+    <w:p>
+      <w:pPr>
+        <w:spacing w:after="160" w:before="0" w:lineRule="auto" w:line="276"/>
+        <w:ind w:firstLine="709"/>
+        <w:jc w:val="both"/>
+      </w:pPr>
+      <w:r>
+        <w:rPr>
+          <w:rFonts w:ascii="Times New Roman" w:hAnsi="Times New Roman" w:eastAsia="Times New Roman"/>
+          <w:b w:val="0"/>
+          <w:i w:val="0"/>
+          <w:sz w:val="24"/>
+        </w:rPr>
+        <w:t>d — характерный диаметр пятна в фокусе. λ (λ) — длина волны. Для типичного волоконного лазера СЛП берём λ = 1,07 мкм (около 1070 нм — см. шкалу из главы 4).</w:t>
+      </w:r>
+    </w:p>
+    <w:p>
+      <w:pPr>
+        <w:spacing w:before="160" w:after="80"/>
+        <w:jc w:val="center"/>
+      </w:pPr>
+      <w:r>
+        <w:drawing>
+          <wp:inline xmlns:a="http://schemas.openxmlformats.org/drawingml/2006/main" xmlns:pic="http://schemas.openxmlformats.org/drawingml/2006/picture">
+            <wp:extent cx="5040000" cy="3251613"/>
+            <wp:docPr id="21" name="Picture 21"/>
+            <wp:cNvGraphicFramePr>
+              <a:graphicFrameLocks noChangeAspect="1"/>
+            </wp:cNvGraphicFramePr>
+            <a:graphic>
+              <a:graphicData uri="http://schemas.openxmlformats.org/drawingml/2006/picture">
+                <pic:pic>
+                  <pic:nvPicPr>
+                    <pic:cNvPr id="0" name="ch5_spot.png"/>
+                    <pic:cNvPicPr/>
+                  </pic:nvPicPr>
+                  <pic:blipFill>
+                    <a:blip r:embed="rId29"/>
                     <a:stretch>
                       <a:fillRect/>
                     </a:stretch>
@@ -9450,119 +9646,87 @@
           <w:i/>
           <w:sz w:val="20"/>
         </w:rPr>
-        <w:t>Рис. 5.2. Закон Снеллиуса и сборка параллельных лучей в фокус</w:t>
-      </w:r>
-    </w:p>
-    <w:p>
-      <w:pPr>
-        <w:spacing w:after="160" w:before="0" w:lineRule="auto" w:line="276"/>
-        <w:ind w:firstLine="709"/>
-        <w:jc w:val="both"/>
-      </w:pPr>
-      <w:r>
-        <w:rPr>
-          <w:rFonts w:ascii="Times New Roman" w:hAnsi="Times New Roman" w:eastAsia="Times New Roman"/>
-          <w:b w:val="0"/>
-          <w:i w:val="0"/>
-          <w:sz w:val="24"/>
-        </w:rPr>
-        <w:t>Расшифровка символов. n₁ — например, воздуха. У воздуха n ≈ 1,0003, обычно принимают n = 1.</w:t>
-      </w:r>
-    </w:p>
-    <w:p>
-      <w:pPr>
-        <w:spacing w:after="160" w:before="0" w:lineRule="auto" w:line="276"/>
-        <w:ind w:firstLine="709"/>
-        <w:jc w:val="both"/>
-      </w:pPr>
-      <w:r>
-        <w:rPr>
-          <w:rFonts w:ascii="Times New Roman" w:hAnsi="Times New Roman" w:eastAsia="Times New Roman"/>
-          <w:b w:val="0"/>
-          <w:i w:val="0"/>
-          <w:sz w:val="24"/>
-        </w:rPr>
-        <w:t>n₂ — например, стекла линзы. У кварцевого стекла n ≈ 1,45–1,5.</w:t>
-      </w:r>
-    </w:p>
-    <w:p>
-      <w:pPr>
-        <w:spacing w:after="160" w:before="0" w:lineRule="auto" w:line="276"/>
-        <w:ind w:firstLine="709"/>
-        <w:jc w:val="both"/>
-      </w:pPr>
-      <w:r>
-        <w:rPr>
-          <w:rFonts w:ascii="Times New Roman" w:hAnsi="Times New Roman" w:eastAsia="Times New Roman"/>
-          <w:b w:val="0"/>
-          <w:i w:val="0"/>
-          <w:sz w:val="24"/>
-        </w:rPr>
-        <w:t>θ₁ — угол падения луча, отсчитанный от перпендикуляра (нормали) к поверхности. θ₂ — угол преломления, тоже от нормали.</w:t>
-      </w:r>
-    </w:p>
-    <w:p>
-      <w:pPr>
-        <w:spacing w:after="160" w:before="0" w:lineRule="auto" w:line="276"/>
-        <w:ind w:firstLine="709"/>
-        <w:jc w:val="both"/>
-      </w:pPr>
-      <w:r>
-        <w:rPr>
-          <w:rFonts w:ascii="Times New Roman" w:hAnsi="Times New Roman" w:eastAsia="Times New Roman"/>
-          <w:b w:val="0"/>
-          <w:i w:val="0"/>
-          <w:sz w:val="24"/>
-        </w:rPr>
-        <w:t>Показатель преломления n — это отношение скорости света в вакууме c к скорости света в среде v: n = c / v.</w:t>
-      </w:r>
-    </w:p>
-    <w:p>
-      <w:pPr>
-        <w:spacing w:after="160" w:before="0" w:lineRule="auto" w:line="276"/>
-        <w:ind w:firstLine="709"/>
-        <w:jc w:val="both"/>
-      </w:pPr>
-      <w:r>
-        <w:rPr>
-          <w:rFonts w:ascii="Times New Roman" w:hAnsi="Times New Roman" w:eastAsia="Times New Roman"/>
-          <w:b w:val="0"/>
-          <w:i w:val="0"/>
-          <w:sz w:val="24"/>
-        </w:rPr>
-        <w:t>Физический смысл: когда свет переходит из среды с меньшим n в среду с большим n, он притягивается к нормали: θ₂ &lt; θ₁. Когда выходит из стекла в воздух — наоборот, отклоняется от нормали.</w:t>
-      </w:r>
-    </w:p>
-    <w:p>
-      <w:pPr>
-        <w:spacing w:after="160" w:before="0" w:lineRule="auto" w:line="276"/>
-        <w:ind w:firstLine="709"/>
-        <w:jc w:val="both"/>
-      </w:pPr>
-      <w:r>
-        <w:rPr>
-          <w:rFonts w:ascii="Times New Roman" w:hAnsi="Times New Roman" w:eastAsia="Times New Roman"/>
-          <w:b w:val="0"/>
-          <w:i w:val="0"/>
-          <w:sz w:val="24"/>
-        </w:rPr>
-        <w:t>Как это создаёт линзу? Линза — кусок стекла с изогнутыми поверхностями. Лучи через края встречают поверхность под большим углом и преломляются сильнее. Лучи через центр — слабее. В результате все лучи собираются в одну точку — фокус.</w:t>
-      </w:r>
-    </w:p>
-    <w:p>
-      <w:pPr>
-        <w:spacing w:after="160" w:before="0" w:lineRule="auto" w:line="276"/>
-        <w:ind w:firstLine="709"/>
-        <w:jc w:val="both"/>
-      </w:pPr>
-      <w:r>
-        <w:rPr>
-          <w:rFonts w:ascii="Times New Roman" w:hAnsi="Times New Roman" w:eastAsia="Times New Roman"/>
-          <w:b w:val="0"/>
-          <w:i w:val="0"/>
-          <w:sz w:val="24"/>
-        </w:rPr>
-        <w:t>Вывод: разница показателей преломления Δn (разность показателей преломления) на границе линзы определяет, насколько сильно она может преломить луч. Чем больше Δn, тем сильнее фокусировка и тем короче фокусное расстояние.</w:t>
+        <w:t>Рис. 5.3. Дифракционный предел: d ≈ λ/NA</w:t>
+      </w:r>
+    </w:p>
+    <w:p>
+      <w:pPr>
+        <w:spacing w:after="160" w:before="0" w:lineRule="auto" w:line="276"/>
+        <w:ind w:firstLine="709"/>
+        <w:jc w:val="both"/>
+      </w:pPr>
+      <w:r>
+        <w:rPr>
+          <w:rFonts w:ascii="Times New Roman" w:hAnsi="Times New Roman" w:eastAsia="Times New Roman"/>
+          <w:b w:val="0"/>
+          <w:i w:val="0"/>
+          <w:sz w:val="24"/>
+        </w:rPr>
+        <w:t>NA — безразмерная величина. NA = n · sin(θ), где n — показатель преломления среды между оптикой и деталью (в воздухе n ≈ 1), θ — половина угла схождения конуса лучей к фокусу.</w:t>
+      </w:r>
+    </w:p>
+    <w:p>
+      <w:pPr>
+        <w:spacing w:after="160" w:before="0" w:lineRule="auto" w:line="276"/>
+        <w:ind w:firstLine="709"/>
+        <w:jc w:val="both"/>
+      </w:pPr>
+      <w:r>
+        <w:rPr>
+          <w:rFonts w:ascii="Times New Roman" w:hAnsi="Times New Roman" w:eastAsia="Times New Roman"/>
+          <w:b w:val="0"/>
+          <w:i w:val="0"/>
+          <w:sz w:val="24"/>
+        </w:rPr>
+        <w:t>Смысл NA: насколько круто сходится световой конус. Больше угол θ — больше NA — меньше пятно d. Широкий пучок на линзе при том же фокусном расстоянии даёт больший θ и больший NA.</w:t>
+      </w:r>
+    </w:p>
+    <w:p>
+      <w:pPr>
+        <w:spacing w:after="160" w:before="0" w:lineRule="auto" w:line="276"/>
+        <w:ind w:firstLine="709"/>
+        <w:jc w:val="both"/>
+      </w:pPr>
+      <w:r>
+        <w:rPr>
+          <w:rFonts w:ascii="Times New Roman" w:hAnsi="Times New Roman" w:eastAsia="Times New Roman"/>
+          <w:b w:val="0"/>
+          <w:i w:val="0"/>
+          <w:sz w:val="24"/>
+        </w:rPr>
+        <w:t>Пример 1. NA = 0,1 — порядок, характерный для многих промышленных F-θ объективов. d ≈ 1,07 / 0,1 = 10,7 мкм. Это идеал при M² (параметре качества пучка, «эм-квадрат») = 1; реальное пятно будет больше.</w:t>
+      </w:r>
+    </w:p>
+    <w:p>
+      <w:pPr>
+        <w:spacing w:after="160" w:before="0" w:lineRule="auto" w:line="276"/>
+        <w:ind w:firstLine="709"/>
+        <w:jc w:val="both"/>
+      </w:pPr>
+      <w:r>
+        <w:rPr>
+          <w:rFonts w:ascii="Times New Roman" w:hAnsi="Times New Roman" w:eastAsia="Times New Roman"/>
+          <w:b w:val="0"/>
+          <w:i w:val="0"/>
+          <w:sz w:val="24"/>
+        </w:rPr>
+        <w:t>Пример 2. NA = 0,4. d ≈ 1,07 / 0,4 = 2,7 мкм. Казалось бы, можно взять оптику с большой NA и получить микронное разрешение. Но размер пятна — только часть задачи. Вторая часть — глубина резкости DOF, о которой речь дальше.</w:t>
+      </w:r>
+    </w:p>
+    <w:p>
+      <w:pPr>
+        <w:spacing w:after="160" w:before="0" w:lineRule="auto" w:line="276"/>
+        <w:ind w:firstLine="709"/>
+        <w:jc w:val="both"/>
+      </w:pPr>
+      <w:r>
+        <w:rPr>
+          <w:rFonts w:ascii="Times New Roman" w:hAnsi="Times New Roman" w:eastAsia="Times New Roman"/>
+          <w:b w:val="0"/>
+          <w:i w:val="0"/>
+          <w:sz w:val="24"/>
+        </w:rPr>
+        <w:t>Практическое замечание. На станках часто указывают рабочее пятно 40–80 мкм. Это не противоречие формуле d ≈ λ / NA: рабочий размер задают конструкцией тракта, диаметром пучка, фокусным расстоянием и фактическим M² (качеством пучка). Дифракционный предел — нижняя физическая граница возможного, а не обязательная заводская настройка.</w:t>
       </w:r>
     </w:p>
     <w:p>
@@ -9577,39 +9741,39 @@
           <w:i w:val="0"/>
           <w:sz w:val="26"/>
         </w:rPr>
-        <w:t>5. РАЗМЕР ПЯТНА (ФОРМУЛА №1)</w:t>
-      </w:r>
-    </w:p>
-    <w:p>
-      <w:pPr>
-        <w:spacing w:after="160" w:before="0" w:lineRule="auto" w:line="276"/>
-        <w:ind w:firstLine="709"/>
-        <w:jc w:val="both"/>
-      </w:pPr>
-      <w:r>
-        <w:rPr>
-          <w:rFonts w:ascii="Times New Roman" w:hAnsi="Times New Roman" w:eastAsia="Times New Roman"/>
-          <w:b w:val="0"/>
-          <w:i w:val="0"/>
-          <w:sz w:val="24"/>
-        </w:rPr>
-        <w:t>Перейдём к главному ограничению — дифракционному пределу. Даже идеальная линза не может собрать свет в математическую точку. Минимальный диаметр пятна определяется формулой: d ≈ λ / NA.</w:t>
-      </w:r>
-    </w:p>
-    <w:p>
-      <w:pPr>
-        <w:spacing w:after="160" w:before="0" w:lineRule="auto" w:line="276"/>
-        <w:ind w:firstLine="709"/>
-        <w:jc w:val="both"/>
-      </w:pPr>
-      <w:r>
-        <w:rPr>
-          <w:rFonts w:ascii="Times New Roman" w:hAnsi="Times New Roman" w:eastAsia="Times New Roman"/>
-          <w:b w:val="0"/>
-          <w:i w:val="0"/>
-          <w:sz w:val="24"/>
-        </w:rPr>
-        <w:t>Расшифровка символов. d — диаметр пятна в фокусе (в микрометрах). Это минимальный размер, который может дать данная оптика.</w:t>
+        <w:t>6. ОПТИЧЕСКИЙ ТРАКТ СЛП-СТАНКА</w:t>
+      </w:r>
+    </w:p>
+    <w:p>
+      <w:pPr>
+        <w:spacing w:after="160" w:before="0" w:lineRule="auto" w:line="276"/>
+        <w:ind w:firstLine="709"/>
+        <w:jc w:val="both"/>
+      </w:pPr>
+      <w:r>
+        <w:rPr>
+          <w:rFonts w:ascii="Times New Roman" w:hAnsi="Times New Roman" w:eastAsia="Times New Roman"/>
+          <w:b w:val="0"/>
+          <w:i w:val="0"/>
+          <w:sz w:val="24"/>
+        </w:rPr>
+        <w:t>Перенесём формулы на конструкцию станка. Упрощённый оптический тракт промышленного СЛП выглядит так.</w:t>
+      </w:r>
+    </w:p>
+    <w:p>
+      <w:pPr>
+        <w:spacing w:after="160" w:before="0" w:lineRule="auto" w:line="276"/>
+        <w:ind w:firstLine="709"/>
+        <w:jc w:val="both"/>
+      </w:pPr>
+      <w:r>
+        <w:rPr>
+          <w:rFonts w:ascii="Times New Roman" w:hAnsi="Times New Roman" w:eastAsia="Times New Roman"/>
+          <w:b w:val="0"/>
+          <w:i w:val="0"/>
+          <w:sz w:val="24"/>
+        </w:rPr>
+        <w:t>Волоконный лазер — источник излучения. Излучение идёт по оптическому волокну: это и доставка мощности, и сохранение хорошего качества пучка M² (малого «эм-квадрат»).</w:t>
       </w:r>
     </w:p>
     <w:p>
@@ -9620,8 +9784,8 @@
       <w:r>
         <w:drawing>
           <wp:inline xmlns:a="http://schemas.openxmlformats.org/drawingml/2006/main" xmlns:pic="http://schemas.openxmlformats.org/drawingml/2006/picture">
-            <wp:extent cx="5040000" cy="3251613"/>
-            <wp:docPr id="31" name="Picture 31"/>
+            <wp:extent cx="5040000" cy="3150000"/>
+            <wp:docPr id="22" name="Picture 22"/>
             <wp:cNvGraphicFramePr>
               <a:graphicFrameLocks noChangeAspect="1"/>
             </wp:cNvGraphicFramePr>
@@ -9629,11 +9793,11 @@
               <a:graphicData uri="http://schemas.openxmlformats.org/drawingml/2006/picture">
                 <pic:pic>
                   <pic:nvPicPr>
-                    <pic:cNvPr id="0" name="ch5_spot.png"/>
+                    <pic:cNvPr id="0" name="ch5_train.png"/>
                     <pic:cNvPicPr/>
                   </pic:nvPicPr>
                   <pic:blipFill>
-                    <a:blip r:embed="rId39"/>
+                    <a:blip r:embed="rId30"/>
                     <a:stretch>
                       <a:fillRect/>
                     </a:stretch>
@@ -9641,7 +9805,7 @@
                   <pic:spPr>
                     <a:xfrm>
                       <a:off x="0" y="0"/>
-                      <a:ext cx="5040000" cy="3251613"/>
+                      <a:ext cx="5040000" cy="3150000"/>
                     </a:xfrm>
                     <a:prstGeom prst="rect"/>
                   </pic:spPr>
@@ -9664,119 +9828,103 @@
           <w:i/>
           <w:sz w:val="20"/>
         </w:rPr>
-        <w:t>Рис. 5.3. Дифракционный предел: d ≈ λ/NA</w:t>
-      </w:r>
-    </w:p>
-    <w:p>
-      <w:pPr>
-        <w:spacing w:after="160" w:before="0" w:lineRule="auto" w:line="276"/>
-        <w:ind w:firstLine="709"/>
-        <w:jc w:val="both"/>
-      </w:pPr>
-      <w:r>
-        <w:rPr>
-          <w:rFonts w:ascii="Times New Roman" w:hAnsi="Times New Roman" w:eastAsia="Times New Roman"/>
-          <w:b w:val="0"/>
-          <w:i w:val="0"/>
-          <w:sz w:val="24"/>
-        </w:rPr>
-        <w:t>λ (лямбда, λ) — длина волны лазера. Для волоконного лазера λ = 1,07 мкм.</w:t>
-      </w:r>
-    </w:p>
-    <w:p>
-      <w:pPr>
-        <w:spacing w:after="160" w:before="0" w:lineRule="auto" w:line="276"/>
-        <w:ind w:firstLine="709"/>
-        <w:jc w:val="both"/>
-      </w:pPr>
-      <w:r>
-        <w:rPr>
-          <w:rFonts w:ascii="Times New Roman" w:hAnsi="Times New Roman" w:eastAsia="Times New Roman"/>
-          <w:b w:val="0"/>
-          <w:i w:val="0"/>
-          <w:sz w:val="24"/>
-        </w:rPr>
-        <w:t>NA — числовая апертура (безразмерная величина, от 0 до 1). Мера того, насколько широкий конус света собирает линза.</w:t>
-      </w:r>
-    </w:p>
-    <w:p>
-      <w:pPr>
-        <w:spacing w:after="160" w:before="0" w:lineRule="auto" w:line="276"/>
-        <w:ind w:firstLine="709"/>
-        <w:jc w:val="both"/>
-      </w:pPr>
-      <w:r>
-        <w:rPr>
-          <w:rFonts w:ascii="Times New Roman" w:hAnsi="Times New Roman" w:eastAsia="Times New Roman"/>
-          <w:b w:val="0"/>
-          <w:i w:val="0"/>
-          <w:sz w:val="24"/>
-        </w:rPr>
-        <w:t>Что такое числовая апертура? NA = n · sin(θ), где n — показатель преломления среды (в воздухе n = 1), θ — половина угла схождения конуса лучей.</w:t>
-      </w:r>
-    </w:p>
-    <w:p>
-      <w:pPr>
-        <w:spacing w:after="160" w:before="0" w:lineRule="auto" w:line="276"/>
-        <w:ind w:firstLine="709"/>
-        <w:jc w:val="both"/>
-      </w:pPr>
-      <w:r>
-        <w:rPr>
-          <w:rFonts w:ascii="Times New Roman" w:hAnsi="Times New Roman" w:eastAsia="Times New Roman"/>
-          <w:b w:val="0"/>
-          <w:i w:val="0"/>
-          <w:sz w:val="24"/>
-        </w:rPr>
-        <w:t>Простыми словами: чем больше NA, тем круче лучи сходятся в фокус и тем меньше пятно d.</w:t>
-      </w:r>
-    </w:p>
-    <w:p>
-      <w:pPr>
-        <w:spacing w:after="160" w:before="0" w:lineRule="auto" w:line="276"/>
-        <w:ind w:firstLine="709"/>
-        <w:jc w:val="both"/>
-      </w:pPr>
-      <w:r>
-        <w:rPr>
-          <w:rFonts w:ascii="Times New Roman" w:hAnsi="Times New Roman" w:eastAsia="Times New Roman"/>
-          <w:b w:val="0"/>
-          <w:i w:val="0"/>
-          <w:sz w:val="24"/>
-        </w:rPr>
-        <w:t>Пример 1. Типичная линза для СЛП. NA = 0,1 — характерно для многих F-theta линз (телецентрических объективов). По-русски — «эф-тета линза». Пятно d остаётся круглым по всей рабочей области (например, 250×250 мм).</w:t>
-      </w:r>
-    </w:p>
-    <w:p>
-      <w:pPr>
-        <w:spacing w:after="160" w:before="0" w:lineRule="auto" w:line="276"/>
-        <w:ind w:firstLine="709"/>
-        <w:jc w:val="both"/>
-      </w:pPr>
-      <w:r>
-        <w:rPr>
-          <w:rFonts w:ascii="Times New Roman" w:hAnsi="Times New Roman" w:eastAsia="Times New Roman"/>
-          <w:b w:val="0"/>
-          <w:i w:val="0"/>
-          <w:sz w:val="24"/>
-        </w:rPr>
-        <w:t>Подставляем: d ≈ 1,07 / 0,1 = 10,7 мкм. Это идеальный расчёт. Реальный размер будет больше из-за качества пучка M²— об этом в конце лекции.</w:t>
-      </w:r>
-    </w:p>
-    <w:p>
-      <w:pPr>
-        <w:spacing w:after="160" w:before="0" w:lineRule="auto" w:line="276"/>
-        <w:ind w:firstLine="709"/>
-        <w:jc w:val="both"/>
-      </w:pPr>
-      <w:r>
-        <w:rPr>
-          <w:rFonts w:ascii="Times New Roman" w:hAnsi="Times New Roman" w:eastAsia="Times New Roman"/>
-          <w:b w:val="0"/>
-          <w:i w:val="0"/>
-          <w:sz w:val="24"/>
-        </w:rPr>
-        <w:t>Пример 2. Более сильная линза: NA = 0,4. Тогда d ≈ 1,07 / 0,4 = 2,7 мкм. Казалось бы — берём такую линзу и печатаем с разрешением 3 мкм! Но не всё так просто. Есть вторая формула, которая всё портит.</w:t>
+        <w:t>Рис. 5.4. Оптический тракт СЛП-станка: от волокна до порошка</w:t>
+      </w:r>
+    </w:p>
+    <w:p>
+      <w:pPr>
+        <w:spacing w:after="160" w:before="0" w:lineRule="auto" w:line="276"/>
+        <w:ind w:firstLine="709"/>
+        <w:jc w:val="both"/>
+      </w:pPr>
+      <w:r>
+        <w:rPr>
+          <w:rFonts w:ascii="Times New Roman" w:hAnsi="Times New Roman" w:eastAsia="Times New Roman"/>
+          <w:b w:val="0"/>
+          <w:i w:val="0"/>
+          <w:sz w:val="24"/>
+        </w:rPr>
+        <w:t>Коллиматор — линза или блок, который превращает расходящийся пучок из волокна в почти параллельный. Здесь геометрическая оптика применяется напрямую: параллельность нужна, чтобы дальше корректно работали сканеры и F-θ линза.</w:t>
+      </w:r>
+    </w:p>
+    <w:p>
+      <w:pPr>
+        <w:spacing w:after="160" w:before="0" w:lineRule="auto" w:line="276"/>
+        <w:ind w:firstLine="709"/>
+        <w:jc w:val="both"/>
+      </w:pPr>
+      <w:r>
+        <w:rPr>
+          <w:rFonts w:ascii="Times New Roman" w:hAnsi="Times New Roman" w:eastAsia="Times New Roman"/>
+          <w:b w:val="0"/>
+          <w:i w:val="0"/>
+          <w:sz w:val="24"/>
+        </w:rPr>
+        <w:t>Гальванометрические зеркала — гальво. Два зеркала быстро отклоняют пучок по осям X и Y. Они задают траекторию сканирования, а не сам механизм плавления.</w:t>
+      </w:r>
+    </w:p>
+    <w:p>
+      <w:pPr>
+        <w:spacing w:after="160" w:before="0" w:lineRule="auto" w:line="276"/>
+        <w:ind w:firstLine="709"/>
+        <w:jc w:val="both"/>
+      </w:pPr>
+      <w:r>
+        <w:rPr>
+          <w:rFonts w:ascii="Times New Roman" w:hAnsi="Times New Roman" w:eastAsia="Times New Roman"/>
+          <w:b w:val="0"/>
+          <w:i w:val="0"/>
+          <w:sz w:val="24"/>
+        </w:rPr>
+        <w:t>F-θ линза («эф-тета»). Её задача — на большом поле, например 250×250 мм, удерживать пятно по возможности круглым и обеспечивать предсказуемую связь угла отклонения зеркал со скоростью перемещения пятна по плоскости. Без такой линзы на краю поля пятно сильно искажается, а I становится неоднородной по полю.</w:t>
+      </w:r>
+    </w:p>
+    <w:p>
+      <w:pPr>
+        <w:spacing w:after="160" w:before="0" w:lineRule="auto" w:line="276"/>
+        <w:ind w:firstLine="709"/>
+        <w:jc w:val="both"/>
+      </w:pPr>
+      <w:r>
+        <w:rPr>
+          <w:rFonts w:ascii="Times New Roman" w:hAnsi="Times New Roman" w:eastAsia="Times New Roman"/>
+          <w:b w:val="0"/>
+          <w:i w:val="0"/>
+          <w:sz w:val="24"/>
+        </w:rPr>
+        <w:t>Защитное стекло — последний прозрачный элемент перед рабочей камерой. Оно расходное: принимает брызги и пыль. Загрязнённое стекло поглощает часть мощности P, нагревается и начинает действовать как нежелательная линза: фокус смещается, пятно d растёт, стабильность процесса падает.</w:t>
+      </w:r>
+    </w:p>
+    <w:p>
+      <w:pPr>
+        <w:spacing w:after="160" w:before="0" w:lineRule="auto" w:line="276"/>
+        <w:ind w:firstLine="709"/>
+        <w:jc w:val="both"/>
+      </w:pPr>
+      <w:r>
+        <w:rPr>
+          <w:rFonts w:ascii="Times New Roman" w:hAnsi="Times New Roman" w:eastAsia="Times New Roman"/>
+          <w:b w:val="0"/>
+          <w:i w:val="0"/>
+          <w:sz w:val="24"/>
+        </w:rPr>
+        <w:t>И только затем — слой порошка. Вся цепочка нужна для одного: доставить на поверхность заданные d и I, стабильно, слой за слоем.</w:t>
+      </w:r>
+    </w:p>
+    <w:p>
+      <w:pPr>
+        <w:spacing w:after="160" w:before="0" w:lineRule="auto" w:line="276"/>
+        <w:ind w:firstLine="709"/>
+        <w:jc w:val="both"/>
+      </w:pPr>
+      <w:r>
+        <w:rPr>
+          <w:rFonts w:ascii="Times New Roman" w:hAnsi="Times New Roman" w:eastAsia="Times New Roman"/>
+          <w:b w:val="0"/>
+          <w:i w:val="0"/>
+          <w:sz w:val="24"/>
+        </w:rPr>
+        <w:t>Практический вывод. если процесс стал нестабильным, проверяйте не только мощность и скорость сканирования, но и оптику — загрязнение, юстировку, положение фокуса.</w:t>
       </w:r>
     </w:p>
     <w:p>
@@ -9791,39 +9939,39 @@
           <w:i w:val="0"/>
           <w:sz w:val="26"/>
         </w:rPr>
-        <w:t>6. ГЛУБИНА РЕЗКОСТИ (ФОРМУЛА №2) И ТРИ СЛУЧАЯ</w:t>
-      </w:r>
-    </w:p>
-    <w:p>
-      <w:pPr>
-        <w:spacing w:after="160" w:before="0" w:lineRule="auto" w:line="276"/>
-        <w:ind w:firstLine="709"/>
-        <w:jc w:val="both"/>
-      </w:pPr>
-      <w:r>
-        <w:rPr>
-          <w:rFonts w:ascii="Times New Roman" w:hAnsi="Times New Roman" w:eastAsia="Times New Roman"/>
-          <w:b w:val="0"/>
-          <w:i w:val="0"/>
-          <w:sz w:val="24"/>
-        </w:rPr>
-        <w:t>Глубина резкости DOF (Depth of Focus) — расстояние вдоль оси луча, в пределах которого диаметр пятна d остаётся примерно таким же, как в фокусе. Если выйдете за этот диапазон, пятно увеличится, I упадёт, процесс плавления сорвётся.</w:t>
-      </w:r>
-    </w:p>
-    <w:p>
-      <w:pPr>
-        <w:spacing w:after="160" w:before="0" w:lineRule="auto" w:line="276"/>
-        <w:ind w:firstLine="709"/>
-        <w:jc w:val="both"/>
-      </w:pPr>
-      <w:r>
-        <w:rPr>
-          <w:rFonts w:ascii="Times New Roman" w:hAnsi="Times New Roman" w:eastAsia="Times New Roman"/>
-          <w:b w:val="0"/>
-          <w:i w:val="0"/>
-          <w:sz w:val="24"/>
-        </w:rPr>
-        <w:t>Формула: DOF ≈ λ / NA².</w:t>
+        <w:t>7. ГЛУБИНА РЕЗКОСТИ (ФОРМУЛА №2) И ТРИ СЛУЧАЯ</w:t>
+      </w:r>
+    </w:p>
+    <w:p>
+      <w:pPr>
+        <w:spacing w:after="160" w:before="0" w:lineRule="auto" w:line="276"/>
+        <w:ind w:firstLine="709"/>
+        <w:jc w:val="both"/>
+      </w:pPr>
+      <w:r>
+        <w:rPr>
+          <w:rFonts w:ascii="Times New Roman" w:hAnsi="Times New Roman" w:eastAsia="Times New Roman"/>
+          <w:b w:val="0"/>
+          <w:i w:val="0"/>
+          <w:sz w:val="24"/>
+        </w:rPr>
+        <w:t>Глубина резкости DOF — отрезок вдоль оси пучка, в пределах которого диаметр пятна d ещё близок к минимальному. Если выйти из этого интервала — пятно увеличивается, I падает, проплав становится нестабильным.</w:t>
+      </w:r>
+    </w:p>
+    <w:p>
+      <w:pPr>
+        <w:spacing w:after="160" w:before="0" w:lineRule="auto" w:line="276"/>
+        <w:ind w:firstLine="709"/>
+        <w:jc w:val="both"/>
+      </w:pPr>
+      <w:r>
+        <w:rPr>
+          <w:rFonts w:ascii="Times New Roman" w:hAnsi="Times New Roman" w:eastAsia="Times New Roman"/>
+          <w:b w:val="0"/>
+          <w:i w:val="0"/>
+          <w:sz w:val="24"/>
+        </w:rPr>
+        <w:t>Оценка: DOF ≈ λ / NA². Снова λ = 1,07 мкм. Обратите внимание: NA стоит в квадрате. Уменьшили пятно d примерно вдвое за счёт роста NA — DOF упала примерно вчетверо. Это главный оптический компромисс СЛП.</w:t>
       </w:r>
     </w:p>
     <w:p>
@@ -9835,7 +9983,7 @@
         <w:drawing>
           <wp:inline xmlns:a="http://schemas.openxmlformats.org/drawingml/2006/main" xmlns:pic="http://schemas.openxmlformats.org/drawingml/2006/picture">
             <wp:extent cx="5040000" cy="3414194"/>
-            <wp:docPr id="32" name="Picture 32"/>
+            <wp:docPr id="23" name="Picture 23"/>
             <wp:cNvGraphicFramePr>
               <a:graphicFrameLocks noChangeAspect="1"/>
             </wp:cNvGraphicFramePr>
@@ -9847,7 +9995,7 @@
                     <pic:cNvPicPr/>
                   </pic:nvPicPr>
                   <pic:blipFill>
-                    <a:blip r:embed="rId40"/>
+                    <a:blip r:embed="rId31"/>
                     <a:stretch>
                       <a:fillRect/>
                     </a:stretch>
@@ -9878,7 +10026,7 @@
           <w:i/>
           <w:sz w:val="20"/>
         </w:rPr>
-        <w:t>Рис. 5.4. Компромисс NA: диаметр пятна d и глубина резкости DOF</w:t>
+        <w:t>Рис. 5.5. Компромисс NA: диаметр пятна d и глубина резкости DOF</w:t>
       </w:r>
     </w:p>
     <w:p>
@@ -10344,231 +10492,55 @@
           <w:i w:val="0"/>
           <w:sz w:val="24"/>
         </w:rPr>
-        <w:t>Расшифровка. DOF — глубина резкости (в микрометрах). λ — длина волны (1,07 мкм). NA — числовая апертура (в знаменателе в квадрате!).</w:t>
-      </w:r>
-    </w:p>
-    <w:p>
-      <w:pPr>
-        <w:spacing w:after="160" w:before="0" w:lineRule="auto" w:line="276"/>
-        <w:ind w:firstLine="709"/>
-        <w:jc w:val="both"/>
-      </w:pPr>
-      <w:r>
-        <w:rPr>
-          <w:rFonts w:ascii="Times New Roman" w:hAnsi="Times New Roman" w:eastAsia="Times New Roman"/>
-          <w:b w:val="0"/>
-          <w:i w:val="0"/>
-          <w:sz w:val="24"/>
-        </w:rPr>
-        <w:t>Важно: NA в квадрате в знаменателе. DOF падает быстрее, чем размер пятна d. Это главный компромисс оптики.</w:t>
-      </w:r>
-    </w:p>
-    <w:p>
-      <w:pPr>
-        <w:spacing w:after="160" w:before="0" w:lineRule="auto" w:line="276"/>
-        <w:ind w:firstLine="709"/>
-        <w:jc w:val="both"/>
-      </w:pPr>
-      <w:r>
-        <w:rPr>
-          <w:rFonts w:ascii="Times New Roman" w:hAnsi="Times New Roman" w:eastAsia="Times New Roman"/>
-          <w:b w:val="0"/>
-          <w:i w:val="0"/>
-          <w:sz w:val="24"/>
-        </w:rPr>
-        <w:t>Рассмотрим три случая — от промышленного стандарта до экстремальной оптики.</w:t>
-      </w:r>
-    </w:p>
-    <w:p>
-      <w:pPr>
-        <w:spacing w:after="160" w:before="0" w:lineRule="auto" w:line="276"/>
-        <w:ind w:firstLine="709"/>
-        <w:jc w:val="both"/>
-      </w:pPr>
-      <w:r>
-        <w:rPr>
-          <w:rFonts w:ascii="Times New Roman" w:hAnsi="Times New Roman" w:eastAsia="Times New Roman"/>
-          <w:b w:val="0"/>
-          <w:i w:val="0"/>
-          <w:sz w:val="24"/>
-        </w:rPr>
-        <w:t>Случай А. NA = 0,1 (типичная промышленная линза): d ≈ 10,7 мкм; DOF ≈ 1,07 / 0,01 = 107 мкм ≈ 0,1 мм.</w:t>
-      </w:r>
-    </w:p>
-    <w:p>
-      <w:pPr>
-        <w:spacing w:after="160" w:before="0" w:lineRule="auto" w:line="276"/>
-        <w:ind w:firstLine="709"/>
-        <w:jc w:val="both"/>
-      </w:pPr>
-      <w:r>
-        <w:rPr>
-          <w:rFonts w:ascii="Times New Roman" w:hAnsi="Times New Roman" w:eastAsia="Times New Roman"/>
-          <w:b w:val="0"/>
-          <w:i w:val="0"/>
-          <w:sz w:val="24"/>
-        </w:rPr>
-        <w:t>На практике: при NA = 0,1 DOF около 0,1 мм. Если порошковый слой имеет неровности ±0,05 мм (типично для фракции 20–40 мкм), пятно d остаётся стабильным. Процесс устойчив.</w:t>
-      </w:r>
-    </w:p>
-    <w:p>
-      <w:pPr>
-        <w:spacing w:after="160" w:before="0" w:lineRule="auto" w:line="276"/>
-        <w:ind w:firstLine="709"/>
-        <w:jc w:val="both"/>
-      </w:pPr>
-      <w:r>
-        <w:rPr>
-          <w:rFonts w:ascii="Times New Roman" w:hAnsi="Times New Roman" w:eastAsia="Times New Roman"/>
-          <w:b w:val="0"/>
-          <w:i w:val="0"/>
-          <w:sz w:val="24"/>
-        </w:rPr>
-        <w:t>Случай Б. NA = 0,4 (короткофокусная лабораторная оптика): d ≈ 2,7 мкм; DOF ≈ 1,07 / 0,16 ≈ 6,7 мкм.</w:t>
-      </w:r>
-    </w:p>
-    <w:p>
-      <w:pPr>
-        <w:spacing w:after="160" w:before="0" w:lineRule="auto" w:line="276"/>
-        <w:ind w:firstLine="709"/>
-        <w:jc w:val="both"/>
-      </w:pPr>
-      <w:r>
-        <w:rPr>
-          <w:rFonts w:ascii="Times New Roman" w:hAnsi="Times New Roman" w:eastAsia="Times New Roman"/>
-          <w:b w:val="0"/>
-          <w:i w:val="0"/>
-          <w:sz w:val="24"/>
-        </w:rPr>
-        <w:t>DOF всего 6,7 мкм. Как только порошок поднимется или опустится на 3–5 мкм, пятно d начнёт заметно увеличиваться. При смещении на 7 мкм I упадёт в 4 раза. Пришлось бы выравнивать слой с точностью до пары микрон — с порошком 20–40 мкм это невозможно.</w:t>
-      </w:r>
-    </w:p>
-    <w:p>
-      <w:pPr>
-        <w:spacing w:after="160" w:before="0" w:lineRule="auto" w:line="276"/>
-        <w:ind w:firstLine="709"/>
-        <w:jc w:val="both"/>
-      </w:pPr>
-      <w:r>
-        <w:rPr>
-          <w:rFonts w:ascii="Times New Roman" w:hAnsi="Times New Roman" w:eastAsia="Times New Roman"/>
-          <w:b w:val="0"/>
-          <w:i w:val="0"/>
-          <w:sz w:val="24"/>
-        </w:rPr>
-        <w:t>Логичный вопрос: «А что, если взять линзу ещё круче — NA = 0,5? Пятно d ~2 мкм и фантастическое разрешение?»</w:t>
-      </w:r>
-    </w:p>
-    <w:p>
-      <w:pPr>
-        <w:spacing w:after="160" w:before="0" w:lineRule="auto" w:line="276"/>
-        <w:ind w:firstLine="709"/>
-        <w:jc w:val="both"/>
-      </w:pPr>
-      <w:r>
-        <w:rPr>
-          <w:rFonts w:ascii="Times New Roman" w:hAnsi="Times New Roman" w:eastAsia="Times New Roman"/>
-          <w:b w:val="0"/>
-          <w:i w:val="0"/>
-          <w:sz w:val="24"/>
-        </w:rPr>
-        <w:t>Случай В. NA = 0,5 (экстремальная оптика): d ≈ 2,14 мкм; DOF ≈ 1,07 / 0,25 ≈ 4,3 мкм. Фокус острый только в диапазоне ±2 мкм.</w:t>
-      </w:r>
-    </w:p>
-    <w:p>
-      <w:pPr>
-        <w:spacing w:after="160" w:before="0" w:lineRule="auto" w:line="276"/>
-        <w:ind w:firstLine="709"/>
-        <w:jc w:val="both"/>
-      </w:pPr>
-      <w:r>
-        <w:rPr>
-          <w:rFonts w:ascii="Times New Roman" w:hAnsi="Times New Roman" w:eastAsia="Times New Roman"/>
-          <w:b w:val="0"/>
-          <w:i w:val="0"/>
-          <w:sz w:val="24"/>
-        </w:rPr>
-        <w:t>Почему это невозможно в реальном СЛП-станке? Три причины.</w:t>
-      </w:r>
-    </w:p>
-    <w:p>
-      <w:pPr>
-        <w:spacing w:after="160" w:before="0" w:lineRule="auto" w:line="276"/>
-        <w:ind w:firstLine="709"/>
-        <w:jc w:val="both"/>
-      </w:pPr>
-      <w:r>
-        <w:rPr>
-          <w:rFonts w:ascii="Times New Roman" w:hAnsi="Times New Roman" w:eastAsia="Times New Roman"/>
-          <w:b w:val="0"/>
-          <w:i w:val="0"/>
-          <w:sz w:val="24"/>
-        </w:rPr>
-        <w:t>Причина №1: рельеф порошка. Фракция 20–40 мкм даёт рельеф слоя 10–20 мкм. Расстояние от фокуса до соседней частицы — 15 мкм, что в 3–4 раза больше DOF. Пятно d на «горбах» огромное, на впадинах — нулевая I.</w:t>
-      </w:r>
-    </w:p>
-    <w:p>
-      <w:pPr>
-        <w:spacing w:after="160" w:before="0" w:lineRule="auto" w:line="276"/>
-        <w:ind w:firstLine="709"/>
-        <w:jc w:val="both"/>
-      </w:pPr>
-      <w:r>
-        <w:rPr>
-          <w:rFonts w:ascii="Times New Roman" w:hAnsi="Times New Roman" w:eastAsia="Times New Roman"/>
-          <w:b w:val="0"/>
-          <w:i w:val="0"/>
-          <w:sz w:val="24"/>
-        </w:rPr>
-        <w:t>Причина №2: физический предел малой DOF. Даже при идеально выровненном слое луч «проваливается» в поры между частицами при сканировании.</w:t>
-      </w:r>
-    </w:p>
-    <w:p>
-      <w:pPr>
-        <w:spacing w:after="160" w:before="0" w:lineRule="auto" w:line="276"/>
-        <w:ind w:firstLine="709"/>
-        <w:jc w:val="both"/>
-      </w:pPr>
-      <w:r>
-        <w:rPr>
-          <w:rFonts w:ascii="Times New Roman" w:hAnsi="Times New Roman" w:eastAsia="Times New Roman"/>
-          <w:b w:val="0"/>
-          <w:i w:val="0"/>
-          <w:sz w:val="24"/>
-        </w:rPr>
-        <w:t>Причина №3: экономика и надёжность. NA = 0,5 требует порошка 1–5 мкм (дорого, взрывоопасно), активной автофокусировки и короткофокусной оптики у порошка — риск загрязнения линзы.</w:t>
-      </w:r>
-    </w:p>
-    <w:p>
-      <w:pPr>
-        <w:spacing w:after="160" w:before="0" w:lineRule="auto" w:line="276"/>
-        <w:ind w:firstLine="709"/>
-        <w:jc w:val="both"/>
-      </w:pPr>
-      <w:r>
-        <w:rPr>
-          <w:rFonts w:ascii="Times New Roman" w:hAnsi="Times New Roman" w:eastAsia="Times New Roman"/>
-          <w:b w:val="0"/>
-          <w:i w:val="0"/>
-          <w:sz w:val="24"/>
-        </w:rPr>
-        <w:t>Итог: линза с NA = 0,5 — как микроскоп: идеальная картинка только на идеально плоском объекте. В СЛП — слой шероховатого порошка с перепадами в десятки микрон. Поэтому индустрия выбирает NA ≈ 0,08–0,15.</w:t>
-      </w:r>
-    </w:p>
-    <w:p>
-      <w:pPr>
-        <w:spacing w:after="160" w:before="0" w:lineRule="auto" w:line="276"/>
-        <w:ind w:firstLine="709"/>
-        <w:jc w:val="both"/>
-      </w:pPr>
-      <w:r>
-        <w:rPr>
-          <w:rFonts w:ascii="Times New Roman" w:hAnsi="Times New Roman" w:eastAsia="Times New Roman"/>
-          <w:b w:val="0"/>
-          <w:i w:val="0"/>
-          <w:sz w:val="24"/>
-        </w:rPr>
-        <w:t>Сводка трёх случаев приведена в таблице ниже.</w:t>
+        <w:t>Случай А. NA = 0,1. d ≈ 10,7 мкм; DOF ≈ 1,07 / 0,01 = 107 мкм ≈ 0,1 мм. При фракции порошка 20–40 мкм неровности слоя порядка десятков микрон всё ещё меньше или сравнимы с этим интервалом DOF. Процесс устойчив к рельефу слоя.</w:t>
+      </w:r>
+    </w:p>
+    <w:p>
+      <w:pPr>
+        <w:spacing w:after="160" w:before="0" w:lineRule="auto" w:line="276"/>
+        <w:ind w:firstLine="709"/>
+        <w:jc w:val="both"/>
+      </w:pPr>
+      <w:r>
+        <w:rPr>
+          <w:rFonts w:ascii="Times New Roman" w:hAnsi="Times New Roman" w:eastAsia="Times New Roman"/>
+          <w:b w:val="0"/>
+          <w:i w:val="0"/>
+          <w:sz w:val="24"/>
+        </w:rPr>
+        <w:t>Случай Б. NA = 0,4. d ≈ 2,7 мкм; DOF ≈ 1,07 / 0,16 ≈ 6,7 мкм. Сдвиг поверхности на несколько микрон уже заметно увеличивает пятно. Выравнивать порошковый слой с оптической точностью микронного уровня практически нельзя.</w:t>
+      </w:r>
+    </w:p>
+    <w:p>
+      <w:pPr>
+        <w:spacing w:after="160" w:before="0" w:lineRule="auto" w:line="276"/>
+        <w:ind w:firstLine="709"/>
+        <w:jc w:val="both"/>
+      </w:pPr>
+      <w:r>
+        <w:rPr>
+          <w:rFonts w:ascii="Times New Roman" w:hAnsi="Times New Roman" w:eastAsia="Times New Roman"/>
+          <w:b w:val="0"/>
+          <w:i w:val="0"/>
+          <w:sz w:val="24"/>
+        </w:rPr>
+        <w:t>Случай В. NA = 0,5. d ≈ 2,1 мкм; DOF ≈ 4,3 мкм. Для промышленного СЛП это нереализуемо: рельеф порошка 10–20 мкм больше DOF, плюс поры между частицами и риск для короткофокусной оптики вблизи пыли.</w:t>
+      </w:r>
+    </w:p>
+    <w:p>
+      <w:pPr>
+        <w:spacing w:after="160" w:before="0" w:lineRule="auto" w:line="276"/>
+        <w:ind w:firstLine="709"/>
+        <w:jc w:val="both"/>
+      </w:pPr>
+      <w:r>
+        <w:rPr>
+          <w:rFonts w:ascii="Times New Roman" w:hAnsi="Times New Roman" w:eastAsia="Times New Roman"/>
+          <w:b w:val="0"/>
+          <w:i w:val="0"/>
+          <w:sz w:val="24"/>
+        </w:rPr>
+        <w:t>Промышленный выбор: NA ≈ 0,08–0,15. Не потому что нельзя сделать оптику «острее», а потому что слой порошка — не идеально плоская поверхность. Сводка трёх случаев приведена в таблице ниже.</w:t>
       </w:r>
     </w:p>
     <w:p>
@@ -10583,39 +10555,262 @@
           <w:i w:val="0"/>
           <w:sz w:val="26"/>
         </w:rPr>
-        <w:t>7. ПОДВЕДЕНИЕ ИТОГОВ</w:t>
-      </w:r>
-    </w:p>
-    <w:p>
-      <w:pPr>
-        <w:spacing w:after="160" w:before="0" w:lineRule="auto" w:line="276"/>
-        <w:ind w:firstLine="709"/>
-        <w:jc w:val="both"/>
-      </w:pPr>
-      <w:r>
-        <w:rPr>
-          <w:rFonts w:ascii="Times New Roman" w:hAnsi="Times New Roman" w:eastAsia="Times New Roman"/>
-          <w:b w:val="0"/>
-          <w:i w:val="0"/>
-          <w:sz w:val="24"/>
-        </w:rPr>
-        <w:t>Третий важный фактор. Даже при идеальной линзе с большой NA реальное пятно d больше, чем предсказывает d ≈ λ / NA. Потому что реальный лазерный пучок — не идеально гауссов.</w:t>
-      </w:r>
-    </w:p>
-    <w:p>
-      <w:pPr>
-        <w:spacing w:after="160" w:before="0" w:lineRule="auto" w:line="276"/>
-        <w:ind w:firstLine="709"/>
-        <w:jc w:val="both"/>
-      </w:pPr>
-      <w:r>
-        <w:rPr>
-          <w:rFonts w:ascii="Times New Roman" w:hAnsi="Times New Roman" w:eastAsia="Times New Roman"/>
-          <w:b w:val="0"/>
-          <w:i w:val="0"/>
-          <w:sz w:val="24"/>
-        </w:rPr>
-        <w:t>Качество пучка описывается параметром M²(читается «эм-квадрат», параметр качества пучка). У идеального лазера M² = 1. У волоконных M² ≈ 1,1–1,5. У диодных M² ≈ 10–30.</w:t>
+        <w:t>8. ФОКУС НА ПРАКТИКЕ: СМЕЩЕНИЕ И ЧИСТОТА ОПТИКИ</w:t>
+      </w:r>
+    </w:p>
+    <w:p>
+      <w:pPr>
+        <w:spacing w:after="160" w:before="0" w:lineRule="auto" w:line="276"/>
+        <w:ind w:firstLine="709"/>
+        <w:jc w:val="both"/>
+      </w:pPr>
+      <w:r>
+        <w:rPr>
+          <w:rFonts w:ascii="Times New Roman" w:hAnsi="Times New Roman" w:eastAsia="Times New Roman"/>
+          <w:b w:val="0"/>
+          <w:i w:val="0"/>
+          <w:sz w:val="24"/>
+        </w:rPr>
+        <w:t>Формулы для NA и DOF (глубины резкости, Depth of Focus) прямо связаны с ежедневными настройками станка. Положение фокуса относительно слоя порошка задают смещением по оси z или, в терминах ПО станка, z-offset.</w:t>
+      </w:r>
+    </w:p>
+    <w:p>
+      <w:pPr>
+        <w:spacing w:after="160" w:before="0" w:lineRule="auto" w:line="276"/>
+        <w:ind w:firstLine="709"/>
+        <w:jc w:val="both"/>
+      </w:pPr>
+      <w:r>
+        <w:rPr>
+          <w:rFonts w:ascii="Times New Roman" w:hAnsi="Times New Roman" w:eastAsia="Times New Roman"/>
+          <w:b w:val="0"/>
+          <w:i w:val="0"/>
+          <w:sz w:val="24"/>
+        </w:rPr>
+        <w:t>Фокус в плоскости слоя — базовый случай: минимальное пятно d на поверхности, максимальная I у порошка.</w:t>
+      </w:r>
+    </w:p>
+    <w:p>
+      <w:pPr>
+        <w:spacing w:before="160" w:after="80"/>
+        <w:jc w:val="center"/>
+      </w:pPr>
+      <w:r>
+        <w:drawing>
+          <wp:inline xmlns:a="http://schemas.openxmlformats.org/drawingml/2006/main" xmlns:pic="http://schemas.openxmlformats.org/drawingml/2006/picture">
+            <wp:extent cx="5040000" cy="3150000"/>
+            <wp:docPr id="24" name="Picture 24"/>
+            <wp:cNvGraphicFramePr>
+              <a:graphicFrameLocks noChangeAspect="1"/>
+            </wp:cNvGraphicFramePr>
+            <a:graphic>
+              <a:graphicData uri="http://schemas.openxmlformats.org/drawingml/2006/picture">
+                <pic:pic>
+                  <pic:nvPicPr>
+                    <pic:cNvPr id="0" name="ch5_focus.png"/>
+                    <pic:cNvPicPr/>
+                  </pic:nvPicPr>
+                  <pic:blipFill>
+                    <a:blip r:embed="rId32"/>
+                    <a:stretch>
+                      <a:fillRect/>
+                    </a:stretch>
+                  </pic:blipFill>
+                  <pic:spPr>
+                    <a:xfrm>
+                      <a:off x="0" y="0"/>
+                      <a:ext cx="5040000" cy="3150000"/>
+                    </a:xfrm>
+                    <a:prstGeom prst="rect"/>
+                  </pic:spPr>
+                </pic:pic>
+              </a:graphicData>
+            </a:graphic>
+          </wp:inline>
+        </w:drawing>
+      </w:r>
+    </w:p>
+    <w:p>
+      <w:pPr>
+        <w:spacing w:after="200"/>
+        <w:jc w:val="center"/>
+      </w:pPr>
+      <w:r>
+        <w:rPr>
+          <w:rFonts w:ascii="Times New Roman" w:hAnsi="Times New Roman" w:eastAsia="Times New Roman"/>
+          <w:b w:val="0"/>
+          <w:i/>
+          <w:sz w:val="20"/>
+        </w:rPr>
+        <w:t>Рис. 5.6. Положение фокуса относительно слоя порошка и z-offset</w:t>
+      </w:r>
+    </w:p>
+    <w:p>
+      <w:pPr>
+        <w:spacing w:after="160" w:before="0" w:lineRule="auto" w:line="276"/>
+        <w:ind w:firstLine="709"/>
+        <w:jc w:val="both"/>
+      </w:pPr>
+      <w:r>
+        <w:rPr>
+          <w:rFonts w:ascii="Times New Roman" w:hAnsi="Times New Roman" w:eastAsia="Times New Roman"/>
+          <w:b w:val="0"/>
+          <w:i w:val="0"/>
+          <w:sz w:val="24"/>
+        </w:rPr>
+        <w:t>Фокус чуть выше или ниже слоя — пятно на поверхности больше. Иногда это делают намеренно: шире ванна расплава, иные градиенты температуры, другая стратегия шва. Но это всегда обмен параметрами: меняются d и I. Без понимания DOF произвольное смещение фокуса приводит к плохо воспроизводимому результату.</w:t>
+      </w:r>
+    </w:p>
+    <w:p>
+      <w:pPr>
+        <w:spacing w:after="160" w:before="0" w:lineRule="auto" w:line="276"/>
+        <w:ind w:firstLine="709"/>
+        <w:jc w:val="both"/>
+      </w:pPr>
+      <w:r>
+        <w:rPr>
+          <w:rFonts w:ascii="Times New Roman" w:hAnsi="Times New Roman" w:eastAsia="Times New Roman"/>
+          <w:b w:val="0"/>
+          <w:i w:val="0"/>
+          <w:sz w:val="24"/>
+        </w:rPr>
+        <w:t>Если DOF ≈ 0,1 мм, то ошибка позиционирования платформы или тепловое смещение на десятки микрон уже расходует запас по фокусу. При DOF порядка 5 мкм станок требовал бы контроля высоты с оптической точностью на каждом слое.</w:t>
+      </w:r>
+    </w:p>
+    <w:p>
+      <w:pPr>
+        <w:spacing w:after="160" w:before="0" w:lineRule="auto" w:line="276"/>
+        <w:ind w:firstLine="709"/>
+        <w:jc w:val="both"/>
+      </w:pPr>
+      <w:r>
+        <w:rPr>
+          <w:rFonts w:ascii="Times New Roman" w:hAnsi="Times New Roman" w:eastAsia="Times New Roman"/>
+          <w:b w:val="0"/>
+          <w:i w:val="0"/>
+          <w:sz w:val="24"/>
+        </w:rPr>
+        <w:t>Второй важный фактор — загрязнение защитного стекла и оптики. Поглощение → нагрев → термолинза → уход фокуса и рост d (диаметра пятна). Типичные признаки: внезапно растёт пористость, ухудшается проплав, хотя мощность P на пульте не менялась.</w:t>
+      </w:r>
+    </w:p>
+    <w:p>
+      <w:pPr>
+        <w:spacing w:after="160" w:before="0" w:lineRule="auto" w:line="276"/>
+        <w:ind w:firstLine="709"/>
+        <w:jc w:val="both"/>
+      </w:pPr>
+      <w:r>
+        <w:rPr>
+          <w:rFonts w:ascii="Times New Roman" w:hAnsi="Times New Roman" w:eastAsia="Times New Roman"/>
+          <w:b w:val="0"/>
+          <w:i w:val="0"/>
+          <w:sz w:val="24"/>
+        </w:rPr>
+        <w:t>Вывод: чистота оптики — часть технологии процесса. Геометрия пятна — такой же параметр, как скорость сканирования и мощность.</w:t>
+      </w:r>
+    </w:p>
+    <w:p>
+      <w:pPr>
+        <w:spacing w:after="160" w:before="0" w:lineRule="auto" w:line="276"/>
+        <w:jc w:val="left"/>
+      </w:pPr>
+      <w:r>
+        <w:rPr>
+          <w:rFonts w:ascii="Times New Roman" w:hAnsi="Times New Roman" w:eastAsia="Times New Roman"/>
+          <w:b/>
+          <w:i w:val="0"/>
+          <w:sz w:val="26"/>
+        </w:rPr>
+        <w:t>9. ПОДВЕДЕНИЕ ИТОГОВ</w:t>
+      </w:r>
+    </w:p>
+    <w:p>
+      <w:pPr>
+        <w:spacing w:after="160" w:before="0" w:lineRule="auto" w:line="276"/>
+        <w:ind w:firstLine="709"/>
+        <w:jc w:val="both"/>
+      </w:pPr>
+      <w:r>
+        <w:rPr>
+          <w:rFonts w:ascii="Times New Roman" w:hAnsi="Times New Roman" w:eastAsia="Times New Roman"/>
+          <w:b w:val="0"/>
+          <w:i w:val="0"/>
+          <w:sz w:val="24"/>
+        </w:rPr>
+        <w:t>Даже идеальная линза не компенсирует плохой пучок. Параметр M² показывает, насколько реальный пучок хуже идеального гауссова (наилучшего по дифракции). У идеала M² = 1. У хороших волоконных лазеров часто M² ≈ 1,1–1,5. У многомодовых диодных модулей M² может быть десятки.</w:t>
+      </w:r>
+    </w:p>
+    <w:p>
+      <w:pPr>
+        <w:spacing w:after="160" w:before="0" w:lineRule="auto" w:line="276"/>
+        <w:ind w:firstLine="709"/>
+        <w:jc w:val="both"/>
+      </w:pPr>
+      <w:r>
+        <w:rPr>
+          <w:rFonts w:ascii="Times New Roman" w:hAnsi="Times New Roman" w:eastAsia="Times New Roman"/>
+          <w:b w:val="0"/>
+          <w:i w:val="0"/>
+          <w:sz w:val="24"/>
+        </w:rPr>
+        <w:t>Связь с пятном: d</w:t>
+      </w:r>
+      <w:r>
+        <w:rPr>
+          <w:rFonts w:ascii="Times New Roman" w:hAnsi="Times New Roman" w:eastAsia="Times New Roman"/>
+          <w:b w:val="0"/>
+          <w:i w:val="0"/>
+          <w:sz w:val="24"/>
+          <w:vertAlign w:val="subscript"/>
+        </w:rPr>
+        <w:t>реал</w:t>
+      </w:r>
+      <w:r>
+        <w:rPr>
+          <w:rFonts w:ascii="Times New Roman" w:hAnsi="Times New Roman" w:eastAsia="Times New Roman"/>
+          <w:b w:val="0"/>
+          <w:i w:val="0"/>
+          <w:sz w:val="24"/>
+        </w:rPr>
+        <w:t xml:space="preserve"> ≈ M² · d</w:t>
+      </w:r>
+      <w:r>
+        <w:rPr>
+          <w:rFonts w:ascii="Times New Roman" w:hAnsi="Times New Roman" w:eastAsia="Times New Roman"/>
+          <w:b w:val="0"/>
+          <w:i w:val="0"/>
+          <w:sz w:val="24"/>
+          <w:vertAlign w:val="subscript"/>
+        </w:rPr>
+        <w:t>идеал</w:t>
+      </w:r>
+      <w:r>
+        <w:rPr>
+          <w:rFonts w:ascii="Times New Roman" w:hAnsi="Times New Roman" w:eastAsia="Times New Roman"/>
+          <w:b w:val="0"/>
+          <w:i w:val="0"/>
+          <w:sz w:val="24"/>
+        </w:rPr>
+        <w:t>, где d</w:t>
+      </w:r>
+      <w:r>
+        <w:rPr>
+          <w:rFonts w:ascii="Times New Roman" w:hAnsi="Times New Roman" w:eastAsia="Times New Roman"/>
+          <w:b w:val="0"/>
+          <w:i w:val="0"/>
+          <w:sz w:val="24"/>
+          <w:vertAlign w:val="subscript"/>
+        </w:rPr>
+        <w:t>идеал</w:t>
+      </w:r>
+      <w:r>
+        <w:rPr>
+          <w:rFonts w:ascii="Times New Roman" w:hAnsi="Times New Roman" w:eastAsia="Times New Roman"/>
+          <w:b w:val="0"/>
+          <w:i w:val="0"/>
+          <w:sz w:val="24"/>
+        </w:rPr>
+        <w:t xml:space="preserve"> — оценка λ / NA.</w:t>
       </w:r>
     </w:p>
     <w:p>
@@ -10627,7 +10822,7 @@
         <w:drawing>
           <wp:inline xmlns:a="http://schemas.openxmlformats.org/drawingml/2006/main" xmlns:pic="http://schemas.openxmlformats.org/drawingml/2006/picture">
             <wp:extent cx="5040000" cy="3251613"/>
-            <wp:docPr id="33" name="Picture 33"/>
+            <wp:docPr id="25" name="Picture 25"/>
             <wp:cNvGraphicFramePr>
               <a:graphicFrameLocks noChangeAspect="1"/>
             </wp:cNvGraphicFramePr>
@@ -10639,7 +10834,7 @@
                     <pic:cNvPicPr/>
                   </pic:nvPicPr>
                   <pic:blipFill>
-                    <a:blip r:embed="rId41"/>
+                    <a:blip r:embed="rId33"/>
                     <a:stretch>
                       <a:fillRect/>
                     </a:stretch>
@@ -10670,7 +10865,7 @@
           <w:i/>
           <w:sz w:val="20"/>
         </w:rPr>
-        <w:t>Рис. 5.5. Параметр M² и реальный диаметр пятна d</w:t>
+        <w:t>Рис. 5.7. Параметр M² и реальный диаметр пятна d</w:t>
       </w:r>
       <w:r>
         <w:rPr>
@@ -10715,39 +10910,80 @@
           <w:i w:val="0"/>
           <w:sz w:val="24"/>
         </w:rPr>
-        <w:t>Формула реального пятна: dреал = M² · dидеал.</w:t>
-      </w:r>
-    </w:p>
-    <w:p>
-      <w:pPr>
-        <w:spacing w:after="160" w:before="0" w:lineRule="auto" w:line="276"/>
-        <w:ind w:firstLine="709"/>
-        <w:jc w:val="both"/>
-      </w:pPr>
-      <w:r>
-        <w:rPr>
-          <w:rFonts w:ascii="Times New Roman" w:hAnsi="Times New Roman" w:eastAsia="Times New Roman"/>
-          <w:b w:val="0"/>
-          <w:i w:val="0"/>
-          <w:sz w:val="24"/>
-        </w:rPr>
-        <w:t>Пример. Волоконный: M² = 1,3, dидеал = 10 мкм → dреал ≈ 13 мкм. Диодный: M² = 20, dидеал = 10 мкм → dреал ≈ 200 мкм.</w:t>
-      </w:r>
-    </w:p>
-    <w:p>
-      <w:pPr>
-        <w:spacing w:after="160" w:before="0" w:lineRule="auto" w:line="276"/>
-        <w:ind w:firstLine="709"/>
-        <w:jc w:val="both"/>
-      </w:pPr>
-      <w:r>
-        <w:rPr>
-          <w:rFonts w:ascii="Times New Roman" w:hAnsi="Times New Roman" w:eastAsia="Times New Roman"/>
-          <w:b w:val="0"/>
-          <w:i w:val="0"/>
-          <w:sz w:val="24"/>
-        </w:rPr>
-        <w:t>Вывод: диодный лазер при той же мощности P 200 Вт даст пятно d в 20 раз больше. I будет в 400 раз меньше! Именно поэтому в СЛП используют волоконные лазеры с M²(параметром качества пучка) близким к 1.</w:t>
+        <w:t>Числовой пример. d</w:t>
+      </w:r>
+      <w:r>
+        <w:rPr>
+          <w:rFonts w:ascii="Times New Roman" w:hAnsi="Times New Roman" w:eastAsia="Times New Roman"/>
+          <w:b w:val="0"/>
+          <w:i w:val="0"/>
+          <w:sz w:val="24"/>
+          <w:vertAlign w:val="subscript"/>
+        </w:rPr>
+        <w:t>идеал</w:t>
+      </w:r>
+      <w:r>
+        <w:rPr>
+          <w:rFonts w:ascii="Times New Roman" w:hAnsi="Times New Roman" w:eastAsia="Times New Roman"/>
+          <w:b w:val="0"/>
+          <w:i w:val="0"/>
+          <w:sz w:val="24"/>
+        </w:rPr>
+        <w:t xml:space="preserve"> = 10 мкм. Волокно, M² = 1,3 → d</w:t>
+      </w:r>
+      <w:r>
+        <w:rPr>
+          <w:rFonts w:ascii="Times New Roman" w:hAnsi="Times New Roman" w:eastAsia="Times New Roman"/>
+          <w:b w:val="0"/>
+          <w:i w:val="0"/>
+          <w:sz w:val="24"/>
+          <w:vertAlign w:val="subscript"/>
+        </w:rPr>
+        <w:t>реал</w:t>
+      </w:r>
+      <w:r>
+        <w:rPr>
+          <w:rFonts w:ascii="Times New Roman" w:hAnsi="Times New Roman" w:eastAsia="Times New Roman"/>
+          <w:b w:val="0"/>
+          <w:i w:val="0"/>
+          <w:sz w:val="24"/>
+        </w:rPr>
+        <w:t xml:space="preserve"> ≈ 13 мкм. Диод, M² = 20 → d</w:t>
+      </w:r>
+      <w:r>
+        <w:rPr>
+          <w:rFonts w:ascii="Times New Roman" w:hAnsi="Times New Roman" w:eastAsia="Times New Roman"/>
+          <w:b w:val="0"/>
+          <w:i w:val="0"/>
+          <w:sz w:val="24"/>
+          <w:vertAlign w:val="subscript"/>
+        </w:rPr>
+        <w:t>реал</w:t>
+      </w:r>
+      <w:r>
+        <w:rPr>
+          <w:rFonts w:ascii="Times New Roman" w:hAnsi="Times New Roman" w:eastAsia="Times New Roman"/>
+          <w:b w:val="0"/>
+          <w:i w:val="0"/>
+          <w:sz w:val="24"/>
+        </w:rPr>
+        <w:t xml:space="preserve"> ≈ 200 мкм.</w:t>
+      </w:r>
+    </w:p>
+    <w:p>
+      <w:pPr>
+        <w:spacing w:after="160" w:before="0" w:lineRule="auto" w:line="276"/>
+        <w:ind w:firstLine="709"/>
+        <w:jc w:val="both"/>
+      </w:pPr>
+      <w:r>
+        <w:rPr>
+          <w:rFonts w:ascii="Times New Roman" w:hAnsi="Times New Roman" w:eastAsia="Times New Roman"/>
+          <w:b w:val="0"/>
+          <w:i w:val="0"/>
+          <w:sz w:val="24"/>
+        </w:rPr>
+        <w:t>Площадь пятна растёт как квадрат диаметра, поэтому I падает резко: увеличение d в 20 раз даёт падение I примерно в 400 раз при той же мощности P. Отсюда вывод главы 3 в новой формулировке: в СЛП нужен пучок с малым M² — волоконный лазер.</w:t>
       </w:r>
     </w:p>
     <w:p>
@@ -10779,87 +11015,125 @@
           <w:i w:val="0"/>
           <w:sz w:val="24"/>
         </w:rPr>
-        <w:t>Первое. Плотность мощности I = P / S — главный параметр. Линза — усилитель, сжимающий энергию в пространстве.</w:t>
-      </w:r>
-    </w:p>
-    <w:p>
-      <w:pPr>
-        <w:spacing w:after="160" w:before="0" w:lineRule="auto" w:line="276"/>
-        <w:ind w:firstLine="709"/>
-        <w:jc w:val="both"/>
-      </w:pPr>
-      <w:r>
-        <w:rPr>
-          <w:rFonts w:ascii="Times New Roman" w:hAnsi="Times New Roman" w:eastAsia="Times New Roman"/>
-          <w:b w:val="0"/>
-          <w:i w:val="0"/>
-          <w:sz w:val="24"/>
-        </w:rPr>
-        <w:t>Второе. Размер пятна d ≈ λ / NA — обратно пропорционален NA.</w:t>
-      </w:r>
-    </w:p>
-    <w:p>
-      <w:pPr>
-        <w:spacing w:after="160" w:before="0" w:lineRule="auto" w:line="276"/>
-        <w:ind w:firstLine="709"/>
-        <w:jc w:val="both"/>
-      </w:pPr>
-      <w:r>
-        <w:rPr>
-          <w:rFonts w:ascii="Times New Roman" w:hAnsi="Times New Roman" w:eastAsia="Times New Roman"/>
-          <w:b w:val="0"/>
-          <w:i w:val="0"/>
-          <w:sz w:val="24"/>
-        </w:rPr>
-        <w:t>Третье. Глубина резкости DOF ≈ λ / NA² — падает быстрее, чем d. Малое пятно требует идеально ровного слоя.</w:t>
-      </w:r>
-    </w:p>
-    <w:p>
-      <w:pPr>
-        <w:spacing w:after="160" w:before="0" w:lineRule="auto" w:line="276"/>
-        <w:ind w:firstLine="709"/>
-        <w:jc w:val="both"/>
-      </w:pPr>
-      <w:r>
-        <w:rPr>
-          <w:rFonts w:ascii="Times New Roman" w:hAnsi="Times New Roman" w:eastAsia="Times New Roman"/>
-          <w:b w:val="0"/>
-          <w:i w:val="0"/>
-          <w:sz w:val="24"/>
-        </w:rPr>
-        <w:t>Четвёртое. Реальное пятно dреал = M² · dидеал — зависит от качества пучка. Большое M² сводит на нет преимущества оптики.</w:t>
-      </w:r>
-    </w:p>
-    <w:p>
-      <w:pPr>
-        <w:spacing w:after="160" w:before="0" w:lineRule="auto" w:line="276"/>
-        <w:ind w:firstLine="709"/>
-        <w:jc w:val="both"/>
-      </w:pPr>
-      <w:r>
-        <w:rPr>
-          <w:rFonts w:ascii="Times New Roman" w:hAnsi="Times New Roman" w:eastAsia="Times New Roman"/>
-          <w:b w:val="0"/>
-          <w:i w:val="0"/>
-          <w:sz w:val="24"/>
-        </w:rPr>
-        <w:t>Пятое. Почему не NA = 0,5 в СЛП? DOF ~4 мкм, а порошок имеет неровности 20–40 мкм. Промышленность выбирает NA ≈ 0,08–0,15: пятно d 30–50 мкм, DOF 100–300 мкм.</w:t>
-      </w:r>
-    </w:p>
-    <w:p>
-      <w:pPr>
-        <w:spacing w:after="160" w:before="0" w:lineRule="auto" w:line="276"/>
-        <w:ind w:firstLine="709"/>
-        <w:jc w:val="both"/>
-      </w:pPr>
-      <w:r>
-        <w:rPr>
-          <w:rFonts w:ascii="Times New Roman" w:hAnsi="Times New Roman" w:eastAsia="Times New Roman"/>
-          <w:b w:val="0"/>
-          <w:i w:val="0"/>
-          <w:sz w:val="24"/>
-        </w:rPr>
-        <w:t>В этой главе линзы рассматривались в приближении геометрической оптики — свет как система прямых лучей. Но в d ≈ λ / NA спрятана волновая природа — дифракция. В следующей главе («Волновая оптика») разберём, почему пятно не может быть бесконечно малым и что такое интерференция.</w:t>
+        <w:t>Первое. I = P / S — ключевой параметр процесса; оптика управляет S.</w:t>
+      </w:r>
+    </w:p>
+    <w:p>
+      <w:pPr>
+        <w:spacing w:after="160" w:before="0" w:lineRule="auto" w:line="276"/>
+        <w:ind w:firstLine="709"/>
+        <w:jc w:val="both"/>
+      </w:pPr>
+      <w:r>
+        <w:rPr>
+          <w:rFonts w:ascii="Times New Roman" w:hAnsi="Times New Roman" w:eastAsia="Times New Roman"/>
+          <w:b w:val="0"/>
+          <w:i w:val="0"/>
+          <w:sz w:val="24"/>
+        </w:rPr>
+        <w:t>Второе. Геометрическая оптика описывает ход луча; дифракция запрещает нулевое пятно. d ≈ λ / NA.</w:t>
+      </w:r>
+    </w:p>
+    <w:p>
+      <w:pPr>
+        <w:spacing w:after="160" w:before="0" w:lineRule="auto" w:line="276"/>
+        <w:ind w:firstLine="709"/>
+        <w:jc w:val="both"/>
+      </w:pPr>
+      <w:r>
+        <w:rPr>
+          <w:rFonts w:ascii="Times New Roman" w:hAnsi="Times New Roman" w:eastAsia="Times New Roman"/>
+          <w:b w:val="0"/>
+          <w:i w:val="0"/>
+          <w:sz w:val="24"/>
+        </w:rPr>
+        <w:t>Третье. DOF ≈ λ / NA² падает быстрее, чем d. Малое пятно требует почти идеально ровного слоя — порошок этого не обеспечивает.</w:t>
+      </w:r>
+    </w:p>
+    <w:p>
+      <w:pPr>
+        <w:spacing w:after="160" w:before="0" w:lineRule="auto" w:line="276"/>
+        <w:ind w:firstLine="709"/>
+        <w:jc w:val="both"/>
+      </w:pPr>
+      <w:r>
+        <w:rPr>
+          <w:rFonts w:ascii="Times New Roman" w:hAnsi="Times New Roman" w:eastAsia="Times New Roman"/>
+          <w:b w:val="0"/>
+          <w:i w:val="0"/>
+          <w:sz w:val="24"/>
+        </w:rPr>
+        <w:t>Четвёртое. Оптический тракт СЛП — коллиматор, гальво (сканирующие зеркала), F-θ («эф-тета», плоскополевая линза), защитное стекло — определяет пятно не меньше, чем сама фокусирующая оптика.</w:t>
+      </w:r>
+    </w:p>
+    <w:p>
+      <w:pPr>
+        <w:spacing w:after="160" w:before="0" w:lineRule="auto" w:line="276"/>
+        <w:ind w:firstLine="709"/>
+        <w:jc w:val="both"/>
+      </w:pPr>
+      <w:r>
+        <w:rPr>
+          <w:rFonts w:ascii="Times New Roman" w:hAnsi="Times New Roman" w:eastAsia="Times New Roman"/>
+          <w:b w:val="0"/>
+          <w:i w:val="0"/>
+          <w:sz w:val="24"/>
+        </w:rPr>
+        <w:t>Пятое. d</w:t>
+      </w:r>
+      <w:r>
+        <w:rPr>
+          <w:rFonts w:ascii="Times New Roman" w:hAnsi="Times New Roman" w:eastAsia="Times New Roman"/>
+          <w:b w:val="0"/>
+          <w:i w:val="0"/>
+          <w:sz w:val="24"/>
+          <w:vertAlign w:val="subscript"/>
+        </w:rPr>
+        <w:t>реал</w:t>
+      </w:r>
+      <w:r>
+        <w:rPr>
+          <w:rFonts w:ascii="Times New Roman" w:hAnsi="Times New Roman" w:eastAsia="Times New Roman"/>
+          <w:b w:val="0"/>
+          <w:i w:val="0"/>
+          <w:sz w:val="24"/>
+        </w:rPr>
+        <w:t xml:space="preserve"> ≈ M² · d</w:t>
+      </w:r>
+      <w:r>
+        <w:rPr>
+          <w:rFonts w:ascii="Times New Roman" w:hAnsi="Times New Roman" w:eastAsia="Times New Roman"/>
+          <w:b w:val="0"/>
+          <w:i w:val="0"/>
+          <w:sz w:val="24"/>
+          <w:vertAlign w:val="subscript"/>
+        </w:rPr>
+        <w:t>идеал</w:t>
+      </w:r>
+      <w:r>
+        <w:rPr>
+          <w:rFonts w:ascii="Times New Roman" w:hAnsi="Times New Roman" w:eastAsia="Times New Roman"/>
+          <w:b w:val="0"/>
+          <w:i w:val="0"/>
+          <w:sz w:val="24"/>
+        </w:rPr>
+        <w:t>. Большое M² сводит на нет преимущества дорогой оптики. Промышленный компромисс — NA около 0,1 и чистая, юстированная оптическая система.</w:t>
+      </w:r>
+    </w:p>
+    <w:p>
+      <w:pPr>
+        <w:spacing w:after="160" w:before="0" w:lineRule="auto" w:line="276"/>
+        <w:ind w:firstLine="709"/>
+        <w:jc w:val="both"/>
+      </w:pPr>
+      <w:r>
+        <w:rPr>
+          <w:rFonts w:ascii="Times New Roman" w:hAnsi="Times New Roman" w:eastAsia="Times New Roman"/>
+          <w:b w:val="0"/>
+          <w:i w:val="0"/>
+          <w:sz w:val="24"/>
+        </w:rPr>
+        <w:t>Связь с курсом. В главе 2 мы выбрали язык «свет как энергия» и ввели I = P / S. В главе 3 — почему лазер даёт узкий направленный пучок. В главе 4 — почему важна длина волны λ. В этой главе закрыта цепочка: длина волны и качество пучка через оптику станка превращаются в размер пятна d, глубину резкости DOF и в итоге — в устойчивость плавления на слое порошка. Законы отражения, преломления и тонкой линзы мы уже знаем; здесь они работали как фон, а на передний план вышли дифракция, числовая апертура NA и инженерный компромисс СЛП (селективное лазерное плавление).</w:t>
       </w:r>
     </w:p>
     <w:p>
@@ -12140,6 +12414,142 @@
           <w:vertAlign w:val="subscript"/>
         </w:rPr>
         <w:t>идеал</w:t>
+      </w:r>
+    </w:p>
+    <w:p>
+      <w:pPr>
+        <w:spacing w:after="80" w:before="0" w:lineRule="auto" w:line="276"/>
+        <w:jc w:val="both"/>
+      </w:pPr>
+      <w:r>
+        <w:rPr>
+          <w:rFonts w:ascii="Times New Roman" w:hAnsi="Times New Roman" w:eastAsia="Times New Roman"/>
+          <w:b w:val="0"/>
+          <w:i w:val="0"/>
+          <w:sz w:val="22"/>
+        </w:rPr>
+        <w:t>F-θ</w:t>
+        <w:tab/>
+        <w:t>Плоскополевая фокусирующая линза сканирующей системы (читается «эф-тета»); удерживает пятно по полю сканирования</w:t>
+      </w:r>
+    </w:p>
+    <w:p>
+      <w:pPr>
+        <w:spacing w:after="80" w:before="0" w:lineRule="auto" w:line="276"/>
+        <w:jc w:val="both"/>
+      </w:pPr>
+      <w:r>
+        <w:rPr>
+          <w:rFonts w:ascii="Times New Roman" w:hAnsi="Times New Roman" w:eastAsia="Times New Roman"/>
+          <w:b w:val="0"/>
+          <w:i w:val="0"/>
+          <w:sz w:val="22"/>
+        </w:rPr>
+        <w:t>Гальво</w:t>
+        <w:tab/>
+        <w:t>Гальванометрические зеркала сканера; отклоняют пучок по осям X и Y</w:t>
+      </w:r>
+    </w:p>
+    <w:p>
+      <w:pPr>
+        <w:spacing w:after="80" w:before="0" w:lineRule="auto" w:line="276"/>
+        <w:jc w:val="both"/>
+      </w:pPr>
+      <w:r>
+        <w:rPr>
+          <w:rFonts w:ascii="Times New Roman" w:hAnsi="Times New Roman" w:eastAsia="Times New Roman"/>
+          <w:b w:val="0"/>
+          <w:i w:val="0"/>
+          <w:sz w:val="22"/>
+        </w:rPr>
+        <w:t>Коллиматор</w:t>
+        <w:tab/>
+        <w:t>Оптический блок, превращающий расходящийся пучок из волокна в почти параллельный</w:t>
+      </w:r>
+    </w:p>
+    <w:p>
+      <w:pPr>
+        <w:spacing w:after="80" w:before="0" w:lineRule="auto" w:line="276"/>
+        <w:jc w:val="both"/>
+      </w:pPr>
+      <w:r>
+        <w:rPr>
+          <w:rFonts w:ascii="Times New Roman" w:hAnsi="Times New Roman" w:eastAsia="Times New Roman"/>
+          <w:b w:val="0"/>
+          <w:i w:val="0"/>
+          <w:sz w:val="22"/>
+        </w:rPr>
+        <w:t>z-offset</w:t>
+        <w:tab/>
+        <w:t>Смещение фокуса по оси z (вертикали) относительно плоскости слоя порошка; «зет-офсет»</w:t>
+      </w:r>
+    </w:p>
+    <w:p>
+      <w:pPr>
+        <w:spacing w:after="80" w:before="0" w:lineRule="auto" w:line="276"/>
+        <w:jc w:val="both"/>
+      </w:pPr>
+      <w:r>
+        <w:rPr>
+          <w:rFonts w:ascii="Times New Roman" w:hAnsi="Times New Roman" w:eastAsia="Times New Roman"/>
+          <w:b w:val="0"/>
+          <w:i w:val="0"/>
+          <w:sz w:val="22"/>
+        </w:rPr>
+        <w:t>Дифракция</w:t>
+        <w:tab/>
+        <w:t>Волновое перераспределение света на конечной апертуре; задаёт минимальный размер пятна</w:t>
+      </w:r>
+    </w:p>
+    <w:p>
+      <w:pPr>
+        <w:spacing w:after="80" w:before="0" w:lineRule="auto" w:line="276"/>
+        <w:jc w:val="both"/>
+      </w:pPr>
+      <w:r>
+        <w:rPr>
+          <w:rFonts w:ascii="Times New Roman" w:hAnsi="Times New Roman" w:eastAsia="Times New Roman"/>
+          <w:b w:val="0"/>
+          <w:i w:val="0"/>
+          <w:sz w:val="22"/>
+        </w:rPr>
+        <w:t>Интерференция</w:t>
+        <w:tab/>
+        <w:t>Сложение волн с учётом фазы; формирует структуру дифракционного пятна в фокусе</w:t>
+      </w:r>
+    </w:p>
+    <w:p>
+      <w:pPr>
+        <w:spacing w:after="80" w:before="0" w:lineRule="auto" w:line="276"/>
+        <w:jc w:val="both"/>
+      </w:pPr>
+      <w:r>
+        <w:rPr>
+          <w:rFonts w:ascii="Times New Roman" w:hAnsi="Times New Roman" w:eastAsia="Times New Roman"/>
+          <w:b w:val="0"/>
+          <w:i w:val="0"/>
+          <w:sz w:val="22"/>
+        </w:rPr>
+        <w:t>Термолинза</w:t>
+        <w:tab/>
+        <w:t>Нежелательное изменение фокусировки из-за нагрева загрязнённой или поглощающей оптики</w:t>
+      </w:r>
+    </w:p>
+    <w:p>
+      <w:pPr>
+        <w:spacing w:after="80" w:before="0" w:lineRule="auto" w:line="276"/>
+        <w:jc w:val="both"/>
+      </w:pPr>
+      <w:r>
+        <w:rPr>
+          <w:rFonts w:ascii="Times New Roman" w:hAnsi="Times New Roman" w:eastAsia="Times New Roman"/>
+          <w:b w:val="0"/>
+          <w:i w:val="0"/>
+          <w:sz w:val="22"/>
+        </w:rPr>
+        <w:t>Апертура</w:t>
+        <w:tab/>
+        <w:t>Световой диаметр (отверстие) оптического элемента, ограничивающий пучок</w:t>
       </w:r>
     </w:p>
     <w:sectPr>
